--- a/Docs/CMS/memoire/Memoire_CMS_SARIS.docx
+++ b/Docs/CMS/memoire/Memoire_CMS_SARIS.docx
@@ -2493,8 +2493,8 @@
           <w:lang w:val="fr-FR"/>
         </w:rPr>
       </w:pPr>
-      <w:bookmarkStart w:id="2" w:name="_Toc238831889"/>
-      <w:bookmarkStart w:id="3" w:name="_Toc238831993"/>
+      <w:bookmarkStart w:id="2" w:name="_Toc239403730"/>
+      <w:bookmarkStart w:id="3" w:name="_Toc239403836"/>
       <w:r>
         <w:rPr>
           <w:lang w:val="fr-FR"/>
@@ -2797,8 +2797,8 @@
         <w:pStyle w:val="Titre1"/>
         <w:pageBreakBefore/>
       </w:pPr>
-      <w:bookmarkStart w:id="4" w:name="_Toc238831890"/>
-      <w:bookmarkStart w:id="5" w:name="_Toc238831994"/>
+      <w:bookmarkStart w:id="4" w:name="_Toc239403731"/>
+      <w:bookmarkStart w:id="5" w:name="_Toc239403837"/>
       <w:r>
         <w:lastRenderedPageBreak/>
         <w:t>REMERCIEMENTS</w:t>
@@ -2901,8 +2901,8 @@
         <w:pStyle w:val="Titre1"/>
         <w:pageBreakBefore/>
       </w:pPr>
-      <w:bookmarkStart w:id="6" w:name="_Toc238831891"/>
-      <w:bookmarkStart w:id="7" w:name="_Toc238831995"/>
+      <w:bookmarkStart w:id="6" w:name="_Toc239403732"/>
+      <w:bookmarkStart w:id="7" w:name="_Toc239403838"/>
       <w:r>
         <w:lastRenderedPageBreak/>
         <w:t>RÉSUMÉ</w:t>
@@ -2948,8 +2948,8 @@
       <w:pPr>
         <w:pStyle w:val="Titre1"/>
       </w:pPr>
-      <w:bookmarkStart w:id="8" w:name="_Toc238831892"/>
-      <w:bookmarkStart w:id="9" w:name="_Toc238831996"/>
+      <w:bookmarkStart w:id="8" w:name="_Toc239403733"/>
+      <w:bookmarkStart w:id="9" w:name="_Toc239403839"/>
       <w:r>
         <w:t>ABSTRACT</w:t>
       </w:r>
@@ -3033,8 +3033,8 @@
           <w:lang w:val="fr-FR"/>
         </w:rPr>
       </w:pPr>
-      <w:bookmarkStart w:id="10" w:name="_Toc238831893"/>
-      <w:bookmarkStart w:id="11" w:name="_Toc238831997"/>
+      <w:bookmarkStart w:id="10" w:name="_Toc239403734"/>
+      <w:bookmarkStart w:id="11" w:name="_Toc239403840"/>
       <w:r>
         <w:rPr>
           <w:lang w:val="fr-FR"/>
@@ -3083,7 +3083,7 @@
         </w:rPr>
         <w:fldChar w:fldCharType="separate"/>
       </w:r>
-      <w:hyperlink w:anchor="_Toc238831889" w:history="1">
+      <w:hyperlink w:anchor="_Toc239403730" w:history="1">
         <w:r>
           <w:rPr>
             <w:rStyle w:val="Lienhypertexte"/>
@@ -3111,7 +3111,7 @@
             <w:noProof/>
             <w:webHidden/>
           </w:rPr>
-          <w:instrText xml:space="preserve"> PAGEREF _Toc238831889 \h </w:instrText>
+          <w:instrText xml:space="preserve"> PAGEREF _Toc239403730 \h </w:instrText>
         </w:r>
         <w:r>
           <w:rPr>
@@ -3155,7 +3155,7 @@
           <w:lang w:val="fr-CG" w:eastAsia="fr-CG"/>
         </w:rPr>
       </w:pPr>
-      <w:hyperlink w:anchor="_Toc238831890" w:history="1">
+      <w:hyperlink w:anchor="_Toc239403731" w:history="1">
         <w:r>
           <w:rPr>
             <w:rStyle w:val="Lienhypertexte"/>
@@ -3182,7 +3182,7 @@
             <w:noProof/>
             <w:webHidden/>
           </w:rPr>
-          <w:instrText xml:space="preserve"> PAGEREF _Toc238831890 \h </w:instrText>
+          <w:instrText xml:space="preserve"> PAGEREF _Toc239403731 \h </w:instrText>
         </w:r>
         <w:r>
           <w:rPr>
@@ -3226,7 +3226,7 @@
           <w:lang w:val="fr-CG" w:eastAsia="fr-CG"/>
         </w:rPr>
       </w:pPr>
-      <w:hyperlink w:anchor="_Toc238831891" w:history="1">
+      <w:hyperlink w:anchor="_Toc239403732" w:history="1">
         <w:r>
           <w:rPr>
             <w:rStyle w:val="Lienhypertexte"/>
@@ -3253,7 +3253,7 @@
             <w:noProof/>
             <w:webHidden/>
           </w:rPr>
-          <w:instrText xml:space="preserve"> PAGEREF _Toc238831891 \h </w:instrText>
+          <w:instrText xml:space="preserve"> PAGEREF _Toc239403732 \h </w:instrText>
         </w:r>
         <w:r>
           <w:rPr>
@@ -3297,7 +3297,7 @@
           <w:lang w:val="fr-CG" w:eastAsia="fr-CG"/>
         </w:rPr>
       </w:pPr>
-      <w:hyperlink w:anchor="_Toc238831892" w:history="1">
+      <w:hyperlink w:anchor="_Toc239403733" w:history="1">
         <w:r>
           <w:rPr>
             <w:rStyle w:val="Lienhypertexte"/>
@@ -3324,7 +3324,7 @@
             <w:noProof/>
             <w:webHidden/>
           </w:rPr>
-          <w:instrText xml:space="preserve"> PAGEREF _Toc238831892 \h </w:instrText>
+          <w:instrText xml:space="preserve"> PAGEREF _Toc239403733 \h </w:instrText>
         </w:r>
         <w:r>
           <w:rPr>
@@ -3368,7 +3368,7 @@
           <w:lang w:val="fr-CG" w:eastAsia="fr-CG"/>
         </w:rPr>
       </w:pPr>
-      <w:hyperlink w:anchor="_Toc238831893" w:history="1">
+      <w:hyperlink w:anchor="_Toc239403734" w:history="1">
         <w:r>
           <w:rPr>
             <w:rStyle w:val="Lienhypertexte"/>
@@ -3396,7 +3396,7 @@
             <w:noProof/>
             <w:webHidden/>
           </w:rPr>
-          <w:instrText xml:space="preserve"> PAGEREF _Toc238831893 \h </w:instrText>
+          <w:instrText xml:space="preserve"> PAGEREF _Toc239403734 \h </w:instrText>
         </w:r>
         <w:r>
           <w:rPr>
@@ -3440,7 +3440,7 @@
           <w:lang w:val="fr-CG" w:eastAsia="fr-CG"/>
         </w:rPr>
       </w:pPr>
-      <w:hyperlink w:anchor="_Toc238831894" w:history="1">
+      <w:hyperlink w:anchor="_Toc239403735" w:history="1">
         <w:r>
           <w:rPr>
             <w:rStyle w:val="Lienhypertexte"/>
@@ -3467,7 +3467,7 @@
             <w:noProof/>
             <w:webHidden/>
           </w:rPr>
-          <w:instrText xml:space="preserve"> PAGEREF _Toc238831894 \h </w:instrText>
+          <w:instrText xml:space="preserve"> PAGEREF _Toc239403735 \h </w:instrText>
         </w:r>
         <w:r>
           <w:rPr>
@@ -3511,7 +3511,7 @@
           <w:lang w:val="fr-CG" w:eastAsia="fr-CG"/>
         </w:rPr>
       </w:pPr>
-      <w:hyperlink w:anchor="_Toc238831895" w:history="1">
+      <w:hyperlink w:anchor="_Toc239403736" w:history="1">
         <w:r>
           <w:rPr>
             <w:rStyle w:val="Lienhypertexte"/>
@@ -3538,7 +3538,7 @@
             <w:noProof/>
             <w:webHidden/>
           </w:rPr>
-          <w:instrText xml:space="preserve"> PAGEREF _Toc238831895 \h </w:instrText>
+          <w:instrText xml:space="preserve"> PAGEREF _Toc239403736 \h </w:instrText>
         </w:r>
         <w:r>
           <w:rPr>
@@ -3582,7 +3582,7 @@
           <w:lang w:val="fr-CG" w:eastAsia="fr-CG"/>
         </w:rPr>
       </w:pPr>
-      <w:hyperlink w:anchor="_Toc238831896" w:history="1">
+      <w:hyperlink w:anchor="_Toc239403737" w:history="1">
         <w:r>
           <w:rPr>
             <w:rStyle w:val="Lienhypertexte"/>
@@ -3609,7 +3609,7 @@
             <w:noProof/>
             <w:webHidden/>
           </w:rPr>
-          <w:instrText xml:space="preserve"> PAGEREF _Toc238831896 \h </w:instrText>
+          <w:instrText xml:space="preserve"> PAGEREF _Toc239403737 \h </w:instrText>
         </w:r>
         <w:r>
           <w:rPr>
@@ -3653,7 +3653,7 @@
           <w:lang w:val="fr-CG" w:eastAsia="fr-CG"/>
         </w:rPr>
       </w:pPr>
-      <w:hyperlink w:anchor="_Toc238831897" w:history="1">
+      <w:hyperlink w:anchor="_Toc239403738" w:history="1">
         <w:r>
           <w:rPr>
             <w:rStyle w:val="Lienhypertexte"/>
@@ -3680,7 +3680,7 @@
             <w:noProof/>
             <w:webHidden/>
           </w:rPr>
-          <w:instrText xml:space="preserve"> PAGEREF _Toc238831897 \h </w:instrText>
+          <w:instrText xml:space="preserve"> PAGEREF _Toc239403738 \h </w:instrText>
         </w:r>
         <w:r>
           <w:rPr>
@@ -3724,30 +3724,14 @@
           <w:lang w:val="fr-CG" w:eastAsia="fr-CG"/>
         </w:rPr>
       </w:pPr>
-      <w:hyperlink w:anchor="_Toc238831898" w:history="1">
+      <w:hyperlink w:anchor="_Toc239403739" w:history="1">
         <w:r>
           <w:rPr>
             <w:rStyle w:val="Lienhypertexte"/>
             <w:bCs/>
             <w:noProof/>
           </w:rPr>
-          <w:t>Première Pa</w:t>
-        </w:r>
-        <w:r>
-          <w:rPr>
-            <w:rStyle w:val="Lienhypertexte"/>
-            <w:bCs/>
-            <w:noProof/>
-          </w:rPr>
-          <w:t>r</w:t>
-        </w:r>
-        <w:r>
-          <w:rPr>
-            <w:rStyle w:val="Lienhypertexte"/>
-            <w:bCs/>
-            <w:noProof/>
-          </w:rPr>
-          <w:t>tie : Cadre contextuel et domaine d'étude</w:t>
+          <w:t>Première Partie : Cadre contextuel et domaine d'étude</w:t>
         </w:r>
         <w:r>
           <w:rPr>
@@ -3768,7 +3752,7 @@
             <w:noProof/>
             <w:webHidden/>
           </w:rPr>
-          <w:instrText xml:space="preserve"> PAGEREF _Toc238831898 \h </w:instrText>
+          <w:instrText xml:space="preserve"> PAGEREF _Toc239403739 \h </w:instrText>
         </w:r>
         <w:r>
           <w:rPr>
@@ -3812,7 +3796,7 @@
           <w:lang w:val="fr-CG" w:eastAsia="fr-CG"/>
         </w:rPr>
       </w:pPr>
-      <w:hyperlink w:anchor="_Toc238831899" w:history="1">
+      <w:hyperlink w:anchor="_Toc239403740" w:history="1">
         <w:r>
           <w:rPr>
             <w:rStyle w:val="Lienhypertexte"/>
@@ -3839,7 +3823,7 @@
             <w:noProof/>
             <w:webHidden/>
           </w:rPr>
-          <w:instrText xml:space="preserve"> PAGEREF _Toc238831899 \h </w:instrText>
+          <w:instrText xml:space="preserve"> PAGEREF _Toc239403740 \h </w:instrText>
         </w:r>
         <w:r>
           <w:rPr>
@@ -3883,7 +3867,7 @@
           <w:lang w:val="fr-CG" w:eastAsia="fr-CG"/>
         </w:rPr>
       </w:pPr>
-      <w:hyperlink w:anchor="_Toc238831900" w:history="1">
+      <w:hyperlink w:anchor="_Toc239403741" w:history="1">
         <w:r>
           <w:rPr>
             <w:rStyle w:val="Lienhypertexte"/>
@@ -3910,7 +3894,7 @@
             <w:noProof/>
             <w:webHidden/>
           </w:rPr>
-          <w:instrText xml:space="preserve"> PAGEREF _Toc238831900 \h </w:instrText>
+          <w:instrText xml:space="preserve"> PAGEREF _Toc239403741 \h </w:instrText>
         </w:r>
         <w:r>
           <w:rPr>
@@ -3954,7 +3938,7 @@
           <w:lang w:val="fr-CG" w:eastAsia="fr-CG"/>
         </w:rPr>
       </w:pPr>
-      <w:hyperlink w:anchor="_Toc238831901" w:history="1">
+      <w:hyperlink w:anchor="_Toc239403742" w:history="1">
         <w:r>
           <w:rPr>
             <w:rStyle w:val="Lienhypertexte"/>
@@ -3981,7 +3965,7 @@
             <w:noProof/>
             <w:webHidden/>
           </w:rPr>
-          <w:instrText xml:space="preserve"> PAGEREF _Toc238831901 \h </w:instrText>
+          <w:instrText xml:space="preserve"> PAGEREF _Toc239403742 \h </w:instrText>
         </w:r>
         <w:r>
           <w:rPr>
@@ -4025,7 +4009,7 @@
           <w:lang w:val="fr-CG" w:eastAsia="fr-CG"/>
         </w:rPr>
       </w:pPr>
-      <w:hyperlink w:anchor="_Toc238831902" w:history="1">
+      <w:hyperlink w:anchor="_Toc239403743" w:history="1">
         <w:r>
           <w:rPr>
             <w:rStyle w:val="Lienhypertexte"/>
@@ -4053,7 +4037,7 @@
             <w:noProof/>
             <w:webHidden/>
           </w:rPr>
-          <w:instrText xml:space="preserve"> PAGEREF _Toc238831902 \h </w:instrText>
+          <w:instrText xml:space="preserve"> PAGEREF _Toc239403743 \h </w:instrText>
         </w:r>
         <w:r>
           <w:rPr>
@@ -4097,7 +4081,7 @@
           <w:lang w:val="fr-CG" w:eastAsia="fr-CG"/>
         </w:rPr>
       </w:pPr>
-      <w:hyperlink w:anchor="_Toc238831903" w:history="1">
+      <w:hyperlink w:anchor="_Toc239403744" w:history="1">
         <w:r>
           <w:rPr>
             <w:rStyle w:val="Lienhypertexte"/>
@@ -4124,7 +4108,7 @@
             <w:noProof/>
             <w:webHidden/>
           </w:rPr>
-          <w:instrText xml:space="preserve"> PAGEREF _Toc238831903 \h </w:instrText>
+          <w:instrText xml:space="preserve"> PAGEREF _Toc239403744 \h </w:instrText>
         </w:r>
         <w:r>
           <w:rPr>
@@ -4168,7 +4152,7 @@
           <w:lang w:val="fr-CG" w:eastAsia="fr-CG"/>
         </w:rPr>
       </w:pPr>
-      <w:hyperlink w:anchor="_Toc238831904" w:history="1">
+      <w:hyperlink w:anchor="_Toc239403745" w:history="1">
         <w:r>
           <w:rPr>
             <w:rStyle w:val="Lienhypertexte"/>
@@ -4195,7 +4179,7 @@
             <w:noProof/>
             <w:webHidden/>
           </w:rPr>
-          <w:instrText xml:space="preserve"> PAGEREF _Toc238831904 \h </w:instrText>
+          <w:instrText xml:space="preserve"> PAGEREF _Toc239403745 \h </w:instrText>
         </w:r>
         <w:r>
           <w:rPr>
@@ -4239,7 +4223,7 @@
           <w:lang w:val="fr-CG" w:eastAsia="fr-CG"/>
         </w:rPr>
       </w:pPr>
-      <w:hyperlink w:anchor="_Toc238831905" w:history="1">
+      <w:hyperlink w:anchor="_Toc239403746" w:history="1">
         <w:r>
           <w:rPr>
             <w:rStyle w:val="Lienhypertexte"/>
@@ -4266,7 +4250,7 @@
             <w:noProof/>
             <w:webHidden/>
           </w:rPr>
-          <w:instrText xml:space="preserve"> PAGEREF _Toc238831905 \h </w:instrText>
+          <w:instrText xml:space="preserve"> PAGEREF _Toc239403746 \h </w:instrText>
         </w:r>
         <w:r>
           <w:rPr>
@@ -4286,7 +4270,7 @@
             <w:noProof/>
             <w:webHidden/>
           </w:rPr>
-          <w:t>35</w:t>
+          <w:t>36</w:t>
         </w:r>
         <w:r>
           <w:rPr>
@@ -4310,7 +4294,7 @@
           <w:lang w:val="fr-CG" w:eastAsia="fr-CG"/>
         </w:rPr>
       </w:pPr>
-      <w:hyperlink w:anchor="_Toc238831906" w:history="1">
+      <w:hyperlink w:anchor="_Toc239403747" w:history="1">
         <w:r>
           <w:rPr>
             <w:rStyle w:val="Lienhypertexte"/>
@@ -4337,7 +4321,7 @@
             <w:noProof/>
             <w:webHidden/>
           </w:rPr>
-          <w:instrText xml:space="preserve"> PAGEREF _Toc238831906 \h </w:instrText>
+          <w:instrText xml:space="preserve"> PAGEREF _Toc239403747 \h </w:instrText>
         </w:r>
         <w:r>
           <w:rPr>
@@ -4357,7 +4341,7 @@
             <w:noProof/>
             <w:webHidden/>
           </w:rPr>
-          <w:t>55</w:t>
+          <w:t>56</w:t>
         </w:r>
         <w:r>
           <w:rPr>
@@ -4381,7 +4365,7 @@
           <w:lang w:val="fr-CG" w:eastAsia="fr-CG"/>
         </w:rPr>
       </w:pPr>
-      <w:hyperlink w:anchor="_Toc238831907" w:history="1">
+      <w:hyperlink w:anchor="_Toc239403748" w:history="1">
         <w:r>
           <w:rPr>
             <w:rStyle w:val="Lienhypertexte"/>
@@ -4408,7 +4392,7 @@
             <w:noProof/>
             <w:webHidden/>
           </w:rPr>
-          <w:instrText xml:space="preserve"> PAGEREF _Toc238831907 \h </w:instrText>
+          <w:instrText xml:space="preserve"> PAGEREF _Toc239403748 \h </w:instrText>
         </w:r>
         <w:r>
           <w:rPr>
@@ -4428,7 +4412,7 @@
             <w:noProof/>
             <w:webHidden/>
           </w:rPr>
-          <w:t>70</w:t>
+          <w:t>71</w:t>
         </w:r>
         <w:r>
           <w:rPr>
@@ -4452,7 +4436,7 @@
           <w:lang w:val="fr-CG" w:eastAsia="fr-CG"/>
         </w:rPr>
       </w:pPr>
-      <w:hyperlink w:anchor="_Toc238831908" w:history="1">
+      <w:hyperlink w:anchor="_Toc239403749" w:history="1">
         <w:r>
           <w:rPr>
             <w:rStyle w:val="Lienhypertexte"/>
@@ -4479,7 +4463,7 @@
             <w:noProof/>
             <w:webHidden/>
           </w:rPr>
-          <w:instrText xml:space="preserve"> PAGEREF _Toc238831908 \h </w:instrText>
+          <w:instrText xml:space="preserve"> PAGEREF _Toc239403749 \h </w:instrText>
         </w:r>
         <w:r>
           <w:rPr>
@@ -4499,7 +4483,7 @@
             <w:noProof/>
             <w:webHidden/>
           </w:rPr>
-          <w:t>85</w:t>
+          <w:t>86</w:t>
         </w:r>
         <w:r>
           <w:rPr>
@@ -4523,7 +4507,7 @@
           <w:lang w:val="fr-CG" w:eastAsia="fr-CG"/>
         </w:rPr>
       </w:pPr>
-      <w:hyperlink w:anchor="_Toc238831909" w:history="1">
+      <w:hyperlink w:anchor="_Toc239403750" w:history="1">
         <w:r>
           <w:rPr>
             <w:rStyle w:val="Lienhypertexte"/>
@@ -4550,7 +4534,7 @@
             <w:noProof/>
             <w:webHidden/>
           </w:rPr>
-          <w:instrText xml:space="preserve"> PAGEREF _Toc238831909 \h </w:instrText>
+          <w:instrText xml:space="preserve"> PAGEREF _Toc239403750 \h </w:instrText>
         </w:r>
         <w:r>
           <w:rPr>
@@ -4594,7 +4578,7 @@
           <w:lang w:val="fr-CG" w:eastAsia="fr-CG"/>
         </w:rPr>
       </w:pPr>
-      <w:hyperlink w:anchor="_Toc238831910" w:history="1">
+      <w:hyperlink w:anchor="_Toc239403751" w:history="1">
         <w:r>
           <w:rPr>
             <w:rStyle w:val="Lienhypertexte"/>
@@ -4621,7 +4605,7 @@
             <w:noProof/>
             <w:webHidden/>
           </w:rPr>
-          <w:instrText xml:space="preserve"> PAGEREF _Toc238831910 \h </w:instrText>
+          <w:instrText xml:space="preserve"> PAGEREF _Toc239403751 \h </w:instrText>
         </w:r>
         <w:r>
           <w:rPr>
@@ -4665,7 +4649,7 @@
           <w:lang w:val="fr-CG" w:eastAsia="fr-CG"/>
         </w:rPr>
       </w:pPr>
-      <w:hyperlink w:anchor="_Toc238831911" w:history="1">
+      <w:hyperlink w:anchor="_Toc239403752" w:history="1">
         <w:r>
           <w:rPr>
             <w:rStyle w:val="Lienhypertexte"/>
@@ -4692,7 +4676,7 @@
             <w:noProof/>
             <w:webHidden/>
           </w:rPr>
-          <w:instrText xml:space="preserve"> PAGEREF _Toc238831911 \h </w:instrText>
+          <w:instrText xml:space="preserve"> PAGEREF _Toc239403752 \h </w:instrText>
         </w:r>
         <w:r>
           <w:rPr>
@@ -4748,8 +4732,8 @@
         <w:pStyle w:val="Titre1"/>
         <w:pageBreakBefore/>
       </w:pPr>
-      <w:bookmarkStart w:id="12" w:name="_Toc238831894"/>
-      <w:bookmarkStart w:id="13" w:name="_Toc238831998"/>
+      <w:bookmarkStart w:id="12" w:name="_Toc239403735"/>
+      <w:bookmarkStart w:id="13" w:name="_Toc239403841"/>
       <w:r>
         <w:lastRenderedPageBreak/>
         <w:t>LISTE DES FIGURES</w:t>
@@ -4780,7 +4764,7 @@
       <w:r>
         <w:fldChar w:fldCharType="separate"/>
       </w:r>
-      <w:hyperlink w:anchor="_Toc238831912" w:history="1">
+      <w:hyperlink w:anchor="_Toc239403753" w:history="1">
         <w:r>
           <w:rPr>
             <w:rStyle w:val="Lienhypertexte"/>
@@ -4807,7 +4791,7 @@
             <w:noProof/>
             <w:webHidden/>
           </w:rPr>
-          <w:instrText xml:space="preserve"> PAGEREF _Toc238831912 \h </w:instrText>
+          <w:instrText xml:space="preserve"> PAGEREF _Toc239403753 \h </w:instrText>
         </w:r>
         <w:r>
           <w:rPr>
@@ -4851,7 +4835,7 @@
           <w:lang w:val="fr-CG" w:eastAsia="fr-CG"/>
         </w:rPr>
       </w:pPr>
-      <w:hyperlink w:anchor="_Toc238831913" w:history="1">
+      <w:hyperlink w:anchor="_Toc239403754" w:history="1">
         <w:r>
           <w:rPr>
             <w:rStyle w:val="Lienhypertexte"/>
@@ -4878,7 +4862,7 @@
             <w:noProof/>
             <w:webHidden/>
           </w:rPr>
-          <w:instrText xml:space="preserve"> PAGEREF _Toc238831913 \h </w:instrText>
+          <w:instrText xml:space="preserve"> PAGEREF _Toc239403754 \h </w:instrText>
         </w:r>
         <w:r>
           <w:rPr>
@@ -4922,13 +4906,13 @@
           <w:lang w:val="fr-CG" w:eastAsia="fr-CG"/>
         </w:rPr>
       </w:pPr>
-      <w:hyperlink w:anchor="_Toc238831914" w:history="1">
+      <w:hyperlink w:anchor="_Toc239403755" w:history="1">
         <w:r>
           <w:rPr>
             <w:rStyle w:val="Lienhypertexte"/>
             <w:noProof/>
           </w:rPr>
-          <w:t>Figure 5.1 — Diagramme d'activité du processus de consultation antérieur</w:t>
+          <w:t>Figure 5.1 — Diagramme d'activité du processus antérieur : triage et recueil clinique</w:t>
         </w:r>
         <w:r>
           <w:rPr>
@@ -4949,7 +4933,7 @@
             <w:noProof/>
             <w:webHidden/>
           </w:rPr>
-          <w:instrText xml:space="preserve"> PAGEREF _Toc238831914 \h </w:instrText>
+          <w:instrText xml:space="preserve"> PAGEREF _Toc239403755 \h </w:instrText>
         </w:r>
         <w:r>
           <w:rPr>
@@ -4993,13 +4977,13 @@
           <w:lang w:val="fr-CG" w:eastAsia="fr-CG"/>
         </w:rPr>
       </w:pPr>
-      <w:hyperlink w:anchor="_Toc238831915" w:history="1">
+      <w:hyperlink w:anchor="_Toc239403756" w:history="1">
         <w:r>
           <w:rPr>
             <w:rStyle w:val="Lienhypertexte"/>
             <w:noProof/>
           </w:rPr>
-          <w:t>Figure 6.1 — Diagramme de contexte statique du système</w:t>
+          <w:t>Figure 5.2 — Diagramme d'activité du processus antérieur : consultation, décision et clôture</w:t>
         </w:r>
         <w:r>
           <w:rPr>
@@ -5020,7 +5004,7 @@
             <w:noProof/>
             <w:webHidden/>
           </w:rPr>
-          <w:instrText xml:space="preserve"> PAGEREF _Toc238831915 \h </w:instrText>
+          <w:instrText xml:space="preserve"> PAGEREF _Toc239403756 \h </w:instrText>
         </w:r>
         <w:r>
           <w:rPr>
@@ -5040,7 +5024,7 @@
             <w:noProof/>
             <w:webHidden/>
           </w:rPr>
-          <w:t>39</w:t>
+          <w:t>30</w:t>
         </w:r>
         <w:r>
           <w:rPr>
@@ -5064,13 +5048,13 @@
           <w:lang w:val="fr-CG" w:eastAsia="fr-CG"/>
         </w:rPr>
       </w:pPr>
-      <w:hyperlink w:anchor="_Toc238831916" w:history="1">
+      <w:hyperlink w:anchor="_Toc239403757" w:history="1">
         <w:r>
           <w:rPr>
             <w:rStyle w:val="Lienhypertexte"/>
             <w:noProof/>
           </w:rPr>
-          <w:t>Figure 6.2 — Cas d'utilisation du package Sécurité et habilitations</w:t>
+          <w:t>Figure 6.1 — Diagramme de contexte statique du système</w:t>
         </w:r>
         <w:r>
           <w:rPr>
@@ -5091,7 +5075,7 @@
             <w:noProof/>
             <w:webHidden/>
           </w:rPr>
-          <w:instrText xml:space="preserve"> PAGEREF _Toc238831916 \h </w:instrText>
+          <w:instrText xml:space="preserve"> PAGEREF _Toc239403757 \h </w:instrText>
         </w:r>
         <w:r>
           <w:rPr>
@@ -5111,7 +5095,7 @@
             <w:noProof/>
             <w:webHidden/>
           </w:rPr>
-          <w:t>44</w:t>
+          <w:t>40</w:t>
         </w:r>
         <w:r>
           <w:rPr>
@@ -5135,13 +5119,13 @@
           <w:lang w:val="fr-CG" w:eastAsia="fr-CG"/>
         </w:rPr>
       </w:pPr>
-      <w:hyperlink w:anchor="_Toc238831917" w:history="1">
+      <w:hyperlink w:anchor="_Toc239403758" w:history="1">
         <w:r>
           <w:rPr>
             <w:rStyle w:val="Lienhypertexte"/>
             <w:noProof/>
           </w:rPr>
-          <w:t>Figure 6.3 — Cas d'utilisation du package Référentiels et acteurs médicaux</w:t>
+          <w:t>Figure 6.2 — Cas d'utilisation du package Sécurité et habilitations</w:t>
         </w:r>
         <w:r>
           <w:rPr>
@@ -5162,7 +5146,7 @@
             <w:noProof/>
             <w:webHidden/>
           </w:rPr>
-          <w:instrText xml:space="preserve"> PAGEREF _Toc238831917 \h </w:instrText>
+          <w:instrText xml:space="preserve"> PAGEREF _Toc239403758 \h </w:instrText>
         </w:r>
         <w:r>
           <w:rPr>
@@ -5182,7 +5166,7 @@
             <w:noProof/>
             <w:webHidden/>
           </w:rPr>
-          <w:t>44</w:t>
+          <w:t>45</w:t>
         </w:r>
         <w:r>
           <w:rPr>
@@ -5206,13 +5190,13 @@
           <w:lang w:val="fr-CG" w:eastAsia="fr-CG"/>
         </w:rPr>
       </w:pPr>
-      <w:hyperlink w:anchor="_Toc238831918" w:history="1">
+      <w:hyperlink w:anchor="_Toc239403759" w:history="1">
         <w:r>
           <w:rPr>
             <w:rStyle w:val="Lienhypertexte"/>
             <w:noProof/>
           </w:rPr>
-          <w:t>Figure 6.4 — Cas d'utilisation du package Dossier patient</w:t>
+          <w:t>Figure 6.3 — Cas d'utilisation du package Référentiels et acteurs médicaux</w:t>
         </w:r>
         <w:r>
           <w:rPr>
@@ -5233,7 +5217,7 @@
             <w:noProof/>
             <w:webHidden/>
           </w:rPr>
-          <w:instrText xml:space="preserve"> PAGEREF _Toc238831918 \h </w:instrText>
+          <w:instrText xml:space="preserve"> PAGEREF _Toc239403759 \h </w:instrText>
         </w:r>
         <w:r>
           <w:rPr>
@@ -5277,13 +5261,13 @@
           <w:lang w:val="fr-CG" w:eastAsia="fr-CG"/>
         </w:rPr>
       </w:pPr>
-      <w:hyperlink w:anchor="_Toc238831919" w:history="1">
+      <w:hyperlink w:anchor="_Toc239403760" w:history="1">
         <w:r>
           <w:rPr>
             <w:rStyle w:val="Lienhypertexte"/>
             <w:noProof/>
           </w:rPr>
-          <w:t>Figure 6.5 — Cas d'utilisation du package Parcours de soin</w:t>
+          <w:t>Figure 6.4 — Cas d'utilisation du package Dossier patient</w:t>
         </w:r>
         <w:r>
           <w:rPr>
@@ -5304,7 +5288,7 @@
             <w:noProof/>
             <w:webHidden/>
           </w:rPr>
-          <w:instrText xml:space="preserve"> PAGEREF _Toc238831919 \h </w:instrText>
+          <w:instrText xml:space="preserve"> PAGEREF _Toc239403760 \h </w:instrText>
         </w:r>
         <w:r>
           <w:rPr>
@@ -5324,7 +5308,7 @@
             <w:noProof/>
             <w:webHidden/>
           </w:rPr>
-          <w:t>45</w:t>
+          <w:t>46</w:t>
         </w:r>
         <w:r>
           <w:rPr>
@@ -5348,13 +5332,13 @@
           <w:lang w:val="fr-CG" w:eastAsia="fr-CG"/>
         </w:rPr>
       </w:pPr>
-      <w:hyperlink w:anchor="_Toc238831920" w:history="1">
+      <w:hyperlink w:anchor="_Toc239403761" w:history="1">
         <w:r>
           <w:rPr>
             <w:rStyle w:val="Lienhypertexte"/>
             <w:noProof/>
           </w:rPr>
-          <w:t>Figure 6.6 — Cas d'utilisation du package Fonctions transverses</w:t>
+          <w:t>Figure 6.5 — Cas d'utilisation du package Parcours de soin</w:t>
         </w:r>
         <w:r>
           <w:rPr>
@@ -5375,7 +5359,7 @@
             <w:noProof/>
             <w:webHidden/>
           </w:rPr>
-          <w:instrText xml:space="preserve"> PAGEREF _Toc238831920 \h </w:instrText>
+          <w:instrText xml:space="preserve"> PAGEREF _Toc239403761 \h </w:instrText>
         </w:r>
         <w:r>
           <w:rPr>
@@ -5419,13 +5403,13 @@
           <w:lang w:val="fr-CG" w:eastAsia="fr-CG"/>
         </w:rPr>
       </w:pPr>
-      <w:hyperlink w:anchor="_Toc238831921" w:history="1">
+      <w:hyperlink w:anchor="_Toc239403762" w:history="1">
         <w:r>
           <w:rPr>
             <w:rStyle w:val="Lienhypertexte"/>
             <w:noProof/>
           </w:rPr>
-          <w:t>Figure 6.7 — Diagramme de séquence système : émettre un bon de pharmacie</w:t>
+          <w:t>Figure 6.6 — Cas d'utilisation du package Fonctions transverses</w:t>
         </w:r>
         <w:r>
           <w:rPr>
@@ -5446,7 +5430,7 @@
             <w:noProof/>
             <w:webHidden/>
           </w:rPr>
-          <w:instrText xml:space="preserve"> PAGEREF _Toc238831921 \h </w:instrText>
+          <w:instrText xml:space="preserve"> PAGEREF _Toc239403762 \h </w:instrText>
         </w:r>
         <w:r>
           <w:rPr>
@@ -5466,7 +5450,7 @@
             <w:noProof/>
             <w:webHidden/>
           </w:rPr>
-          <w:t>52</w:t>
+          <w:t>47</w:t>
         </w:r>
         <w:r>
           <w:rPr>
@@ -5490,13 +5474,13 @@
           <w:lang w:val="fr-CG" w:eastAsia="fr-CG"/>
         </w:rPr>
       </w:pPr>
-      <w:hyperlink w:anchor="_Toc238831922" w:history="1">
+      <w:hyperlink w:anchor="_Toc239403763" w:history="1">
         <w:r>
           <w:rPr>
             <w:rStyle w:val="Lienhypertexte"/>
             <w:noProof/>
           </w:rPr>
-          <w:t>Figure 6.8 — Diagramme de séquence système : synchroniser un poste local</w:t>
+          <w:t>Figure 6.7 — Diagramme de séquence système : émettre un bon de pharmacie</w:t>
         </w:r>
         <w:r>
           <w:rPr>
@@ -5517,7 +5501,7 @@
             <w:noProof/>
             <w:webHidden/>
           </w:rPr>
-          <w:instrText xml:space="preserve"> PAGEREF _Toc238831922 \h </w:instrText>
+          <w:instrText xml:space="preserve"> PAGEREF _Toc239403763 \h </w:instrText>
         </w:r>
         <w:r>
           <w:rPr>
@@ -5561,13 +5545,13 @@
           <w:lang w:val="fr-CG" w:eastAsia="fr-CG"/>
         </w:rPr>
       </w:pPr>
-      <w:hyperlink w:anchor="_Toc238831923" w:history="1">
+      <w:hyperlink w:anchor="_Toc239403764" w:history="1">
         <w:r>
           <w:rPr>
             <w:rStyle w:val="Lienhypertexte"/>
             <w:noProof/>
           </w:rPr>
-          <w:t>Figure 7.1 — Diagramme de classes du package Sécurité et habilitations</w:t>
+          <w:t>Figure 6.8 — Diagramme de séquence système : synchroniser un poste local</w:t>
         </w:r>
         <w:r>
           <w:rPr>
@@ -5588,7 +5572,7 @@
             <w:noProof/>
             <w:webHidden/>
           </w:rPr>
-          <w:instrText xml:space="preserve"> PAGEREF _Toc238831923 \h </w:instrText>
+          <w:instrText xml:space="preserve"> PAGEREF _Toc239403764 \h </w:instrText>
         </w:r>
         <w:r>
           <w:rPr>
@@ -5608,7 +5592,7 @@
             <w:noProof/>
             <w:webHidden/>
           </w:rPr>
-          <w:t>59</w:t>
+          <w:t>54</w:t>
         </w:r>
         <w:r>
           <w:rPr>
@@ -5632,13 +5616,13 @@
           <w:lang w:val="fr-CG" w:eastAsia="fr-CG"/>
         </w:rPr>
       </w:pPr>
-      <w:hyperlink w:anchor="_Toc238831924" w:history="1">
+      <w:hyperlink w:anchor="_Toc239403765" w:history="1">
         <w:r>
           <w:rPr>
             <w:rStyle w:val="Lienhypertexte"/>
             <w:noProof/>
           </w:rPr>
-          <w:t>Figure 7.2 — Diagramme de classes du package Référentiels et acteurs médicaux</w:t>
+          <w:t>Figure 7.1 — Diagramme de classes du package Sécurité et habilitations</w:t>
         </w:r>
         <w:r>
           <w:rPr>
@@ -5659,7 +5643,7 @@
             <w:noProof/>
             <w:webHidden/>
           </w:rPr>
-          <w:instrText xml:space="preserve"> PAGEREF _Toc238831924 \h </w:instrText>
+          <w:instrText xml:space="preserve"> PAGEREF _Toc239403765 \h </w:instrText>
         </w:r>
         <w:r>
           <w:rPr>
@@ -5679,7 +5663,7 @@
             <w:noProof/>
             <w:webHidden/>
           </w:rPr>
-          <w:t>59</w:t>
+          <w:t>60</w:t>
         </w:r>
         <w:r>
           <w:rPr>
@@ -5703,13 +5687,13 @@
           <w:lang w:val="fr-CG" w:eastAsia="fr-CG"/>
         </w:rPr>
       </w:pPr>
-      <w:hyperlink w:anchor="_Toc238831925" w:history="1">
+      <w:hyperlink w:anchor="_Toc239403766" w:history="1">
         <w:r>
           <w:rPr>
             <w:rStyle w:val="Lienhypertexte"/>
             <w:noProof/>
           </w:rPr>
-          <w:t>Figure 7.3 — Diagramme de classes du package Dossier patient</w:t>
+          <w:t>Figure 7.2 — Diagramme de classes du package Référentiels et acteurs médicaux</w:t>
         </w:r>
         <w:r>
           <w:rPr>
@@ -5730,7 +5714,7 @@
             <w:noProof/>
             <w:webHidden/>
           </w:rPr>
-          <w:instrText xml:space="preserve"> PAGEREF _Toc238831925 \h </w:instrText>
+          <w:instrText xml:space="preserve"> PAGEREF _Toc239403766 \h </w:instrText>
         </w:r>
         <w:r>
           <w:rPr>
@@ -5774,13 +5758,13 @@
           <w:lang w:val="fr-CG" w:eastAsia="fr-CG"/>
         </w:rPr>
       </w:pPr>
-      <w:hyperlink w:anchor="_Toc238831926" w:history="1">
+      <w:hyperlink w:anchor="_Toc239403767" w:history="1">
         <w:r>
           <w:rPr>
             <w:rStyle w:val="Lienhypertexte"/>
             <w:noProof/>
           </w:rPr>
-          <w:t>Figure 7.4 — Diagramme de classes du package Parcours de soin</w:t>
+          <w:t>Figure 7.3 — Diagramme de classes du package Dossier patient</w:t>
         </w:r>
         <w:r>
           <w:rPr>
@@ -5801,7 +5785,7 @@
             <w:noProof/>
             <w:webHidden/>
           </w:rPr>
-          <w:instrText xml:space="preserve"> PAGEREF _Toc238831926 \h </w:instrText>
+          <w:instrText xml:space="preserve"> PAGEREF _Toc239403767 \h </w:instrText>
         </w:r>
         <w:r>
           <w:rPr>
@@ -5821,7 +5805,7 @@
             <w:noProof/>
             <w:webHidden/>
           </w:rPr>
-          <w:t>60</w:t>
+          <w:t>61</w:t>
         </w:r>
         <w:r>
           <w:rPr>
@@ -5845,13 +5829,13 @@
           <w:lang w:val="fr-CG" w:eastAsia="fr-CG"/>
         </w:rPr>
       </w:pPr>
-      <w:hyperlink w:anchor="_Toc238831927" w:history="1">
+      <w:hyperlink w:anchor="_Toc239403768" w:history="1">
         <w:r>
           <w:rPr>
             <w:rStyle w:val="Lienhypertexte"/>
             <w:noProof/>
           </w:rPr>
-          <w:t>Figure 7.5 — Diagramme de classes du système</w:t>
+          <w:t>Figure 7.4a — Diagramme de classes du package Parcours de soin : visite et consultation</w:t>
         </w:r>
         <w:r>
           <w:rPr>
@@ -5872,7 +5856,7 @@
             <w:noProof/>
             <w:webHidden/>
           </w:rPr>
-          <w:instrText xml:space="preserve"> PAGEREF _Toc238831927 \h </w:instrText>
+          <w:instrText xml:space="preserve"> PAGEREF _Toc239403768 \h </w:instrText>
         </w:r>
         <w:r>
           <w:rPr>
@@ -5916,13 +5900,13 @@
           <w:lang w:val="fr-CG" w:eastAsia="fr-CG"/>
         </w:rPr>
       </w:pPr>
-      <w:hyperlink w:anchor="_Toc238831928" w:history="1">
+      <w:hyperlink w:anchor="_Toc239403769" w:history="1">
         <w:r>
           <w:rPr>
             <w:rStyle w:val="Lienhypertexte"/>
             <w:noProof/>
           </w:rPr>
-          <w:t>Figure 7.6 — Diagramme de composants</w:t>
+          <w:t>Figure 7.4b — Diagramme de classes du package Parcours de soin : prescription et bons</w:t>
         </w:r>
         <w:r>
           <w:rPr>
@@ -5943,7 +5927,7 @@
             <w:noProof/>
             <w:webHidden/>
           </w:rPr>
-          <w:instrText xml:space="preserve"> PAGEREF _Toc238831928 \h </w:instrText>
+          <w:instrText xml:space="preserve"> PAGEREF _Toc239403769 \h </w:instrText>
         </w:r>
         <w:r>
           <w:rPr>
@@ -5963,7 +5947,7 @@
             <w:noProof/>
             <w:webHidden/>
           </w:rPr>
-          <w:t>66</w:t>
+          <w:t>61</w:t>
         </w:r>
         <w:r>
           <w:rPr>
@@ -5987,13 +5971,13 @@
           <w:lang w:val="fr-CG" w:eastAsia="fr-CG"/>
         </w:rPr>
       </w:pPr>
-      <w:hyperlink w:anchor="_Toc238831929" w:history="1">
+      <w:hyperlink w:anchor="_Toc239403770" w:history="1">
         <w:r>
           <w:rPr>
             <w:rStyle w:val="Lienhypertexte"/>
             <w:noProof/>
           </w:rPr>
-          <w:t>Figure 7.7 — Diagramme de déploiement</w:t>
+          <w:t>Figure 7.5 — Diagramme de classes du système</w:t>
         </w:r>
         <w:r>
           <w:rPr>
@@ -6014,7 +5998,7 @@
             <w:noProof/>
             <w:webHidden/>
           </w:rPr>
-          <w:instrText xml:space="preserve"> PAGEREF _Toc238831929 \h </w:instrText>
+          <w:instrText xml:space="preserve"> PAGEREF _Toc239403770 \h </w:instrText>
         </w:r>
         <w:r>
           <w:rPr>
@@ -6034,7 +6018,7 @@
             <w:noProof/>
             <w:webHidden/>
           </w:rPr>
-          <w:t>68</w:t>
+          <w:t>62</w:t>
         </w:r>
         <w:r>
           <w:rPr>
@@ -6058,13 +6042,13 @@
           <w:lang w:val="fr-CG" w:eastAsia="fr-CG"/>
         </w:rPr>
       </w:pPr>
-      <w:hyperlink w:anchor="_Toc238831930" w:history="1">
+      <w:hyperlink w:anchor="_Toc239403771" w:history="1">
         <w:r>
           <w:rPr>
             <w:rStyle w:val="Lienhypertexte"/>
             <w:noProof/>
           </w:rPr>
-          <w:t>Figure 8.1 — Schéma relationnel du noyau métier</w:t>
+          <w:t>Figure 7.6 — Diagramme de composants</w:t>
         </w:r>
         <w:r>
           <w:rPr>
@@ -6085,7 +6069,7 @@
             <w:noProof/>
             <w:webHidden/>
           </w:rPr>
-          <w:instrText xml:space="preserve"> PAGEREF _Toc238831930 \h </w:instrText>
+          <w:instrText xml:space="preserve"> PAGEREF _Toc239403771 \h </w:instrText>
         </w:r>
         <w:r>
           <w:rPr>
@@ -6105,7 +6089,7 @@
             <w:noProof/>
             <w:webHidden/>
           </w:rPr>
-          <w:t>73</w:t>
+          <w:t>67</w:t>
         </w:r>
         <w:r>
           <w:rPr>
@@ -6129,13 +6113,13 @@
           <w:lang w:val="fr-CG" w:eastAsia="fr-CG"/>
         </w:rPr>
       </w:pPr>
-      <w:hyperlink w:anchor="_Toc238831931" w:history="1">
+      <w:hyperlink w:anchor="_Toc239403772" w:history="1">
         <w:r>
           <w:rPr>
             <w:rStyle w:val="Lienhypertexte"/>
             <w:noProof/>
           </w:rPr>
-          <w:t>Figure 8.2 — Modèle physique de données</w:t>
+          <w:t>Figure 7.7 — Diagramme de déploiement</w:t>
         </w:r>
         <w:r>
           <w:rPr>
@@ -6156,7 +6140,7 @@
             <w:noProof/>
             <w:webHidden/>
           </w:rPr>
-          <w:instrText xml:space="preserve"> PAGEREF _Toc238831931 \h </w:instrText>
+          <w:instrText xml:space="preserve"> PAGEREF _Toc239403772 \h </w:instrText>
         </w:r>
         <w:r>
           <w:rPr>
@@ -6176,7 +6160,7 @@
             <w:noProof/>
             <w:webHidden/>
           </w:rPr>
-          <w:t>75</w:t>
+          <w:t>69</w:t>
         </w:r>
         <w:r>
           <w:rPr>
@@ -6200,13 +6184,27 @@
           <w:lang w:val="fr-CG" w:eastAsia="fr-CG"/>
         </w:rPr>
       </w:pPr>
-      <w:hyperlink w:anchor="_Toc238831932" w:history="1">
+      <w:hyperlink w:anchor="_Toc239403773" w:history="1">
         <w:r>
           <w:rPr>
             <w:rStyle w:val="Lienhypertexte"/>
             <w:noProof/>
           </w:rPr>
-          <w:t>Figure 8.3 — Consultation en cours, avec examen clinique et diagnostics (rôle Médecin Chef)</w:t>
+          <w:t>Figure 8.1 — Schéma rel</w:t>
+        </w:r>
+        <w:r>
+          <w:rPr>
+            <w:rStyle w:val="Lienhypertexte"/>
+            <w:noProof/>
+          </w:rPr>
+          <w:t>a</w:t>
+        </w:r>
+        <w:r>
+          <w:rPr>
+            <w:rStyle w:val="Lienhypertexte"/>
+            <w:noProof/>
+          </w:rPr>
+          <w:t>tionnel du noyau métier</w:t>
         </w:r>
         <w:r>
           <w:rPr>
@@ -6227,7 +6225,7 @@
             <w:noProof/>
             <w:webHidden/>
           </w:rPr>
-          <w:instrText xml:space="preserve"> PAGEREF _Toc238831932 \h </w:instrText>
+          <w:instrText xml:space="preserve"> PAGEREF _Toc239403773 \h </w:instrText>
         </w:r>
         <w:r>
           <w:rPr>
@@ -6247,7 +6245,7 @@
             <w:noProof/>
             <w:webHidden/>
           </w:rPr>
-          <w:t>78</w:t>
+          <w:t>74</w:t>
         </w:r>
         <w:r>
           <w:rPr>
@@ -6271,13 +6269,13 @@
           <w:lang w:val="fr-CG" w:eastAsia="fr-CG"/>
         </w:rPr>
       </w:pPr>
-      <w:hyperlink w:anchor="_Toc238831933" w:history="1">
+      <w:hyperlink w:anchor="_Toc239403774" w:history="1">
         <w:r>
           <w:rPr>
             <w:rStyle w:val="Lienhypertexte"/>
             <w:noProof/>
           </w:rPr>
-          <w:t>Figure 8.4 — Émission d'un bon de pharmacie et contrôle d'éligibilité (rôle Infirmier)</w:t>
+          <w:t>Figure 8.2 — Modèle physique de données</w:t>
         </w:r>
         <w:r>
           <w:rPr>
@@ -6298,7 +6296,7 @@
             <w:noProof/>
             <w:webHidden/>
           </w:rPr>
-          <w:instrText xml:space="preserve"> PAGEREF _Toc238831933 \h </w:instrText>
+          <w:instrText xml:space="preserve"> PAGEREF _Toc239403774 \h </w:instrText>
         </w:r>
         <w:r>
           <w:rPr>
@@ -6318,7 +6316,7 @@
             <w:noProof/>
             <w:webHidden/>
           </w:rPr>
-          <w:t>79</w:t>
+          <w:t>76</w:t>
         </w:r>
         <w:r>
           <w:rPr>
@@ -6342,13 +6340,13 @@
           <w:lang w:val="fr-CG" w:eastAsia="fr-CG"/>
         </w:rPr>
       </w:pPr>
-      <w:hyperlink w:anchor="_Toc238831934" w:history="1">
+      <w:hyperlink w:anchor="_Toc239403775" w:history="1">
         <w:r>
           <w:rPr>
             <w:rStyle w:val="Lienhypertexte"/>
             <w:noProof/>
           </w:rPr>
-          <w:t>Figure 8.5 — Tableau de bord et journal d'audit (rôle Administrateur système)</w:t>
+          <w:t>Figure 8.3 — Consultation en cours, avec examen clinique et diagnostics (rôle Médecin Chef)</w:t>
         </w:r>
         <w:r>
           <w:rPr>
@@ -6369,7 +6367,7 @@
             <w:noProof/>
             <w:webHidden/>
           </w:rPr>
-          <w:instrText xml:space="preserve"> PAGEREF _Toc238831934 \h </w:instrText>
+          <w:instrText xml:space="preserve"> PAGEREF _Toc239403775 \h </w:instrText>
         </w:r>
         <w:r>
           <w:rPr>
@@ -6389,7 +6387,7 @@
             <w:noProof/>
             <w:webHidden/>
           </w:rPr>
-          <w:t>80</w:t>
+          <w:t>79</w:t>
         </w:r>
         <w:r>
           <w:rPr>
@@ -6399,27 +6397,6 @@
           <w:fldChar w:fldCharType="end"/>
         </w:r>
       </w:hyperlink>
-    </w:p>
-    <w:p>
-      <w:r>
-        <w:fldChar w:fldCharType="end"/>
-      </w:r>
-    </w:p>
-    <w:p/>
-    <w:p/>
-    <w:p>
-      <w:pPr>
-        <w:pStyle w:val="Titre1"/>
-        <w:pageBreakBefore/>
-      </w:pPr>
-      <w:bookmarkStart w:id="14" w:name="_Toc238831895"/>
-      <w:bookmarkStart w:id="15" w:name="_Toc238831999"/>
-      <w:r>
-        <w:lastRenderedPageBreak/>
-        <w:t>LISTE DES TABLEAUX</w:t>
-      </w:r>
-      <w:bookmarkEnd w:id="14"/>
-      <w:bookmarkEnd w:id="15"/>
     </w:p>
     <w:p>
       <w:pPr>
@@ -6434,22 +6411,13 @@
           <w:lang w:val="fr-CG" w:eastAsia="fr-CG"/>
         </w:rPr>
       </w:pPr>
-      <w:r>
-        <w:fldChar w:fldCharType="begin"/>
-      </w:r>
-      <w:r>
-        <w:instrText xml:space="preserve"> TOC \h \z \t "Légende tableau" \c </w:instrText>
-      </w:r>
-      <w:r>
-        <w:fldChar w:fldCharType="separate"/>
-      </w:r>
-      <w:hyperlink w:anchor="_Toc238831935" w:history="1">
+      <w:hyperlink w:anchor="_Toc239403776" w:history="1">
         <w:r>
           <w:rPr>
             <w:rStyle w:val="Lienhypertexte"/>
             <w:noProof/>
           </w:rPr>
-          <w:t>Tableau 1.1 — Grandes étapes de l'histoire de SARIS-CONGO</w:t>
+          <w:t>Figure 8.4 — Émission d'un bon de pharmacie et contrôle d'éligibilité (rôle Infirmier)</w:t>
         </w:r>
         <w:r>
           <w:rPr>
@@ -6470,7 +6438,7 @@
             <w:noProof/>
             <w:webHidden/>
           </w:rPr>
-          <w:instrText xml:space="preserve"> PAGEREF _Toc238831935 \h </w:instrText>
+          <w:instrText xml:space="preserve"> PAGEREF _Toc239403776 \h </w:instrText>
         </w:r>
         <w:r>
           <w:rPr>
@@ -6490,7 +6458,7 @@
             <w:noProof/>
             <w:webHidden/>
           </w:rPr>
-          <w:t>3</w:t>
+          <w:t>80</w:t>
         </w:r>
         <w:r>
           <w:rPr>
@@ -6514,13 +6482,13 @@
           <w:lang w:val="fr-CG" w:eastAsia="fr-CG"/>
         </w:rPr>
       </w:pPr>
-      <w:hyperlink w:anchor="_Toc238831936" w:history="1">
+      <w:hyperlink w:anchor="_Toc239403777" w:history="1">
         <w:r>
           <w:rPr>
             <w:rStyle w:val="Lienhypertexte"/>
             <w:noProof/>
           </w:rPr>
-          <w:t>Tableau 1.2 — Les neuf catégories de personnes prises en charge</w:t>
+          <w:t>Figure 8.5 — Tableau de bord et journal d'audit (rôle Administrateur système)</w:t>
         </w:r>
         <w:r>
           <w:rPr>
@@ -6541,7 +6509,7 @@
             <w:noProof/>
             <w:webHidden/>
           </w:rPr>
-          <w:instrText xml:space="preserve"> PAGEREF _Toc238831936 \h </w:instrText>
+          <w:instrText xml:space="preserve"> PAGEREF _Toc239403777 \h </w:instrText>
         </w:r>
         <w:r>
           <w:rPr>
@@ -6561,7 +6529,7 @@
             <w:noProof/>
             <w:webHidden/>
           </w:rPr>
-          <w:t>4</w:t>
+          <w:t>81</w:t>
         </w:r>
         <w:r>
           <w:rPr>
@@ -6571,6 +6539,27 @@
           <w:fldChar w:fldCharType="end"/>
         </w:r>
       </w:hyperlink>
+    </w:p>
+    <w:p>
+      <w:r>
+        <w:fldChar w:fldCharType="end"/>
+      </w:r>
+    </w:p>
+    <w:p/>
+    <w:p/>
+    <w:p>
+      <w:pPr>
+        <w:pStyle w:val="Titre1"/>
+        <w:pageBreakBefore/>
+      </w:pPr>
+      <w:bookmarkStart w:id="14" w:name="_Toc239403736"/>
+      <w:bookmarkStart w:id="15" w:name="_Toc239403842"/>
+      <w:r>
+        <w:lastRenderedPageBreak/>
+        <w:t>LISTE DES TABLEAUX</w:t>
+      </w:r>
+      <w:bookmarkEnd w:id="14"/>
+      <w:bookmarkEnd w:id="15"/>
     </w:p>
     <w:p>
       <w:pPr>
@@ -6585,13 +6574,22 @@
           <w:lang w:val="fr-CG" w:eastAsia="fr-CG"/>
         </w:rPr>
       </w:pPr>
-      <w:hyperlink w:anchor="_Toc238831937" w:history="1">
+      <w:r>
+        <w:fldChar w:fldCharType="begin"/>
+      </w:r>
+      <w:r>
+        <w:instrText xml:space="preserve"> TOC \h \z \t "Légende tableau" \c </w:instrText>
+      </w:r>
+      <w:r>
+        <w:fldChar w:fldCharType="separate"/>
+      </w:r>
+      <w:hyperlink w:anchor="_Toc239403778" w:history="1">
         <w:r>
           <w:rPr>
             <w:rStyle w:val="Lienhypertexte"/>
             <w:noProof/>
           </w:rPr>
-          <w:t>Tableau 1.3 — Les trois niveaux de la chaîne médicale et sociale</w:t>
+          <w:t>Tableau 1.1 — Grandes étapes de l'histoire de SARIS-CONGO</w:t>
         </w:r>
         <w:r>
           <w:rPr>
@@ -6612,7 +6610,7 @@
             <w:noProof/>
             <w:webHidden/>
           </w:rPr>
-          <w:instrText xml:space="preserve"> PAGEREF _Toc238831937 \h </w:instrText>
+          <w:instrText xml:space="preserve"> PAGEREF _Toc239403778 \h </w:instrText>
         </w:r>
         <w:r>
           <w:rPr>
@@ -6632,7 +6630,7 @@
             <w:noProof/>
             <w:webHidden/>
           </w:rPr>
-          <w:t>6</w:t>
+          <w:t>3</w:t>
         </w:r>
         <w:r>
           <w:rPr>
@@ -6656,13 +6654,13 @@
           <w:lang w:val="fr-CG" w:eastAsia="fr-CG"/>
         </w:rPr>
       </w:pPr>
-      <w:hyperlink w:anchor="_Toc238831938" w:history="1">
+      <w:hyperlink w:anchor="_Toc239403779" w:history="1">
         <w:r>
           <w:rPr>
             <w:rStyle w:val="Lienhypertexte"/>
             <w:noProof/>
           </w:rPr>
-          <w:t>Tableau 1.4 — Correspondance entre fonctions réelles et rôles du système</w:t>
+          <w:t>Tableau 1.2 — Les neuf catégories de personnes prises en charge</w:t>
         </w:r>
         <w:r>
           <w:rPr>
@@ -6683,7 +6681,7 @@
             <w:noProof/>
             <w:webHidden/>
           </w:rPr>
-          <w:instrText xml:space="preserve"> PAGEREF _Toc238831938 \h </w:instrText>
+          <w:instrText xml:space="preserve"> PAGEREF _Toc239403779 \h </w:instrText>
         </w:r>
         <w:r>
           <w:rPr>
@@ -6703,7 +6701,7 @@
             <w:noProof/>
             <w:webHidden/>
           </w:rPr>
-          <w:t>6</w:t>
+          <w:t>4</w:t>
         </w:r>
         <w:r>
           <w:rPr>
@@ -6727,13 +6725,13 @@
           <w:lang w:val="fr-CG" w:eastAsia="fr-CG"/>
         </w:rPr>
       </w:pPr>
-      <w:hyperlink w:anchor="_Toc238831939" w:history="1">
+      <w:hyperlink w:anchor="_Toc239403780" w:history="1">
         <w:r>
           <w:rPr>
             <w:rStyle w:val="Lienhypertexte"/>
             <w:noProof/>
           </w:rPr>
-          <w:t>Tableau 1.5 — Indicateurs de la population couverte</w:t>
+          <w:t>Tableau 1.3 — Les trois niveaux de la chaîne médicale et sociale</w:t>
         </w:r>
         <w:r>
           <w:rPr>
@@ -6754,7 +6752,7 @@
             <w:noProof/>
             <w:webHidden/>
           </w:rPr>
-          <w:instrText xml:space="preserve"> PAGEREF _Toc238831939 \h </w:instrText>
+          <w:instrText xml:space="preserve"> PAGEREF _Toc239403780 \h </w:instrText>
         </w:r>
         <w:r>
           <w:rPr>
@@ -6774,7 +6772,7 @@
             <w:noProof/>
             <w:webHidden/>
           </w:rPr>
-          <w:t>7</w:t>
+          <w:t>6</w:t>
         </w:r>
         <w:r>
           <w:rPr>
@@ -6798,13 +6796,13 @@
           <w:lang w:val="fr-CG" w:eastAsia="fr-CG"/>
         </w:rPr>
       </w:pPr>
-      <w:hyperlink w:anchor="_Toc238831940" w:history="1">
+      <w:hyperlink w:anchor="_Toc239403781" w:history="1">
         <w:r>
           <w:rPr>
             <w:rStyle w:val="Lienhypertexte"/>
             <w:noProof/>
           </w:rPr>
-          <w:t>Tableau 2.1 — La structure informatique à trois niveaux</w:t>
+          <w:t>Tableau 1.4 — Correspondance entre fonctions réelles et rôles du système</w:t>
         </w:r>
         <w:r>
           <w:rPr>
@@ -6825,7 +6823,7 @@
             <w:noProof/>
             <w:webHidden/>
           </w:rPr>
-          <w:instrText xml:space="preserve"> PAGEREF _Toc238831940 \h </w:instrText>
+          <w:instrText xml:space="preserve"> PAGEREF _Toc239403781 \h </w:instrText>
         </w:r>
         <w:r>
           <w:rPr>
@@ -6845,7 +6843,7 @@
             <w:noProof/>
             <w:webHidden/>
           </w:rPr>
-          <w:t>9</w:t>
+          <w:t>6</w:t>
         </w:r>
         <w:r>
           <w:rPr>
@@ -6869,13 +6867,13 @@
           <w:lang w:val="fr-CG" w:eastAsia="fr-CG"/>
         </w:rPr>
       </w:pPr>
-      <w:hyperlink w:anchor="_Toc238831941" w:history="1">
+      <w:hyperlink w:anchor="_Toc239403782" w:history="1">
         <w:r>
           <w:rPr>
             <w:rStyle w:val="Lienhypertexte"/>
             <w:noProof/>
           </w:rPr>
-          <w:t>Tableau 2.2 — Effectif du Service Informatique</w:t>
+          <w:t>Tableau 1.5 — Indicateurs de la population couverte</w:t>
         </w:r>
         <w:r>
           <w:rPr>
@@ -6896,7 +6894,7 @@
             <w:noProof/>
             <w:webHidden/>
           </w:rPr>
-          <w:instrText xml:space="preserve"> PAGEREF _Toc238831941 \h </w:instrText>
+          <w:instrText xml:space="preserve"> PAGEREF _Toc239403782 \h </w:instrText>
         </w:r>
         <w:r>
           <w:rPr>
@@ -6916,7 +6914,7 @@
             <w:noProof/>
             <w:webHidden/>
           </w:rPr>
-          <w:t>9</w:t>
+          <w:t>7</w:t>
         </w:r>
         <w:r>
           <w:rPr>
@@ -6940,13 +6938,13 @@
           <w:lang w:val="fr-CG" w:eastAsia="fr-CG"/>
         </w:rPr>
       </w:pPr>
-      <w:hyperlink w:anchor="_Toc238831942" w:history="1">
+      <w:hyperlink w:anchor="_Toc239403783" w:history="1">
         <w:r>
           <w:rPr>
             <w:rStyle w:val="Lienhypertexte"/>
             <w:noProof/>
           </w:rPr>
-          <w:t>Tableau 2.3 — Parc matériel informatique, par type</w:t>
+          <w:t>Tableau 2.1 — La structure informatique à trois niveaux</w:t>
         </w:r>
         <w:r>
           <w:rPr>
@@ -6967,7 +6965,7 @@
             <w:noProof/>
             <w:webHidden/>
           </w:rPr>
-          <w:instrText xml:space="preserve"> PAGEREF _Toc238831942 \h </w:instrText>
+          <w:instrText xml:space="preserve"> PAGEREF _Toc239403783 \h </w:instrText>
         </w:r>
         <w:r>
           <w:rPr>
@@ -6987,7 +6985,7 @@
             <w:noProof/>
             <w:webHidden/>
           </w:rPr>
-          <w:t>10</w:t>
+          <w:t>9</w:t>
         </w:r>
         <w:r>
           <w:rPr>
@@ -7011,13 +7009,13 @@
           <w:lang w:val="fr-CG" w:eastAsia="fr-CG"/>
         </w:rPr>
       </w:pPr>
-      <w:hyperlink w:anchor="_Toc238831943" w:history="1">
+      <w:hyperlink w:anchor="_Toc239403784" w:history="1">
         <w:r>
           <w:rPr>
             <w:rStyle w:val="Lienhypertexte"/>
             <w:noProof/>
           </w:rPr>
-          <w:t>Tableau 2.4 — Applications en production, par fonction d'entreprise</w:t>
+          <w:t>Tableau 2.2 — Effectif du Service Informatique</w:t>
         </w:r>
         <w:r>
           <w:rPr>
@@ -7038,7 +7036,7 @@
             <w:noProof/>
             <w:webHidden/>
           </w:rPr>
-          <w:instrText xml:space="preserve"> PAGEREF _Toc238831943 \h </w:instrText>
+          <w:instrText xml:space="preserve"> PAGEREF _Toc239403784 \h </w:instrText>
         </w:r>
         <w:r>
           <w:rPr>
@@ -7058,7 +7056,7 @@
             <w:noProof/>
             <w:webHidden/>
           </w:rPr>
-          <w:t>11</w:t>
+          <w:t>9</w:t>
         </w:r>
         <w:r>
           <w:rPr>
@@ -7082,13 +7080,13 @@
           <w:lang w:val="fr-CG" w:eastAsia="fr-CG"/>
         </w:rPr>
       </w:pPr>
-      <w:hyperlink w:anchor="_Toc238831944" w:history="1">
+      <w:hyperlink w:anchor="_Toc239403785" w:history="1">
         <w:r>
           <w:rPr>
             <w:rStyle w:val="Lienhypertexte"/>
             <w:noProof/>
           </w:rPr>
-          <w:t>Tableau 2.5 — Outils en usage au centre médical avant le projet</w:t>
+          <w:t>Tableau 2.3 — Parc matériel informatique, par type</w:t>
         </w:r>
         <w:r>
           <w:rPr>
@@ -7109,7 +7107,7 @@
             <w:noProof/>
             <w:webHidden/>
           </w:rPr>
-          <w:instrText xml:space="preserve"> PAGEREF _Toc238831944 \h </w:instrText>
+          <w:instrText xml:space="preserve"> PAGEREF _Toc239403785 \h </w:instrText>
         </w:r>
         <w:r>
           <w:rPr>
@@ -7129,7 +7127,7 @@
             <w:noProof/>
             <w:webHidden/>
           </w:rPr>
-          <w:t>11</w:t>
+          <w:t>10</w:t>
         </w:r>
         <w:r>
           <w:rPr>
@@ -7153,13 +7151,13 @@
           <w:lang w:val="fr-CG" w:eastAsia="fr-CG"/>
         </w:rPr>
       </w:pPr>
-      <w:hyperlink w:anchor="_Toc238831945" w:history="1">
+      <w:hyperlink w:anchor="_Toc239403786" w:history="1">
         <w:r>
           <w:rPr>
             <w:rStyle w:val="Lienhypertexte"/>
             <w:noProof/>
           </w:rPr>
-          <w:t>Tableau 2.6 — Les trois domaines fonctionnels du Service Médico-Social</w:t>
+          <w:t>Tableau 2.4 — Applications en production, par fonction d'entreprise</w:t>
         </w:r>
         <w:r>
           <w:rPr>
@@ -7180,7 +7178,7 @@
             <w:noProof/>
             <w:webHidden/>
           </w:rPr>
-          <w:instrText xml:space="preserve"> PAGEREF _Toc238831945 \h </w:instrText>
+          <w:instrText xml:space="preserve"> PAGEREF _Toc239403786 \h </w:instrText>
         </w:r>
         <w:r>
           <w:rPr>
@@ -7200,7 +7198,7 @@
             <w:noProof/>
             <w:webHidden/>
           </w:rPr>
-          <w:t>12</w:t>
+          <w:t>11</w:t>
         </w:r>
         <w:r>
           <w:rPr>
@@ -7224,13 +7222,13 @@
           <w:lang w:val="fr-CG" w:eastAsia="fr-CG"/>
         </w:rPr>
       </w:pPr>
-      <w:hyperlink w:anchor="_Toc238831946" w:history="1">
+      <w:hyperlink w:anchor="_Toc239403787" w:history="1">
         <w:r>
           <w:rPr>
             <w:rStyle w:val="Lienhypertexte"/>
             <w:noProof/>
           </w:rPr>
-          <w:t>Tableau 3.1 — Les acteurs du système et leur périmètre</w:t>
+          <w:t>Tableau 2.5 — Outils en usage au centre médical avant le projet</w:t>
         </w:r>
         <w:r>
           <w:rPr>
@@ -7251,7 +7249,7 @@
             <w:noProof/>
             <w:webHidden/>
           </w:rPr>
-          <w:instrText xml:space="preserve"> PAGEREF _Toc238831946 \h </w:instrText>
+          <w:instrText xml:space="preserve"> PAGEREF _Toc239403787 \h </w:instrText>
         </w:r>
         <w:r>
           <w:rPr>
@@ -7271,7 +7269,7 @@
             <w:noProof/>
             <w:webHidden/>
           </w:rPr>
-          <w:t>14</w:t>
+          <w:t>11</w:t>
         </w:r>
         <w:r>
           <w:rPr>
@@ -7295,13 +7293,13 @@
           <w:lang w:val="fr-CG" w:eastAsia="fr-CG"/>
         </w:rPr>
       </w:pPr>
-      <w:hyperlink w:anchor="_Toc238831947" w:history="1">
+      <w:hyperlink w:anchor="_Toc239403788" w:history="1">
         <w:r>
           <w:rPr>
             <w:rStyle w:val="Lienhypertexte"/>
             <w:noProof/>
           </w:rPr>
-          <w:t>Tableau 3.2 — Portée des données selon leur nature</w:t>
+          <w:t>Tableau 2.6 — Les trois domaines fonctionnels du Service Médico-Social</w:t>
         </w:r>
         <w:r>
           <w:rPr>
@@ -7322,7 +7320,7 @@
             <w:noProof/>
             <w:webHidden/>
           </w:rPr>
-          <w:instrText xml:space="preserve"> PAGEREF _Toc238831947 \h </w:instrText>
+          <w:instrText xml:space="preserve"> PAGEREF _Toc239403788 \h </w:instrText>
         </w:r>
         <w:r>
           <w:rPr>
@@ -7342,7 +7340,7 @@
             <w:noProof/>
             <w:webHidden/>
           </w:rPr>
-          <w:t>15</w:t>
+          <w:t>12</w:t>
         </w:r>
         <w:r>
           <w:rPr>
@@ -7366,13 +7364,13 @@
           <w:lang w:val="fr-CG" w:eastAsia="fr-CG"/>
         </w:rPr>
       </w:pPr>
-      <w:hyperlink w:anchor="_Toc238831948" w:history="1">
+      <w:hyperlink w:anchor="_Toc239403789" w:history="1">
         <w:r>
           <w:rPr>
             <w:rStyle w:val="Lienhypertexte"/>
             <w:noProof/>
           </w:rPr>
-          <w:t>Tableau 3.3 — Les cinq catégories de patients reconnues par le système</w:t>
+          <w:t>Tableau 3.1 — Les acteurs du système et leur périmètre</w:t>
         </w:r>
         <w:r>
           <w:rPr>
@@ -7393,7 +7391,7 @@
             <w:noProof/>
             <w:webHidden/>
           </w:rPr>
-          <w:instrText xml:space="preserve"> PAGEREF _Toc238831948 \h </w:instrText>
+          <w:instrText xml:space="preserve"> PAGEREF _Toc239403789 \h </w:instrText>
         </w:r>
         <w:r>
           <w:rPr>
@@ -7413,7 +7411,7 @@
             <w:noProof/>
             <w:webHidden/>
           </w:rPr>
-          <w:t>16</w:t>
+          <w:t>14</w:t>
         </w:r>
         <w:r>
           <w:rPr>
@@ -7437,13 +7435,13 @@
           <w:lang w:val="fr-CG" w:eastAsia="fr-CG"/>
         </w:rPr>
       </w:pPr>
-      <w:hyperlink w:anchor="_Toc238831949" w:history="1">
+      <w:hyperlink w:anchor="_Toc239403790" w:history="1">
         <w:r>
           <w:rPr>
             <w:rStyle w:val="Lienhypertexte"/>
             <w:noProof/>
           </w:rPr>
-          <w:t>Tableau 3.4 — Prestations ouvertes selon la catégorie de patient</w:t>
+          <w:t>Tableau 3.2 — Portée des données selon leur nature</w:t>
         </w:r>
         <w:r>
           <w:rPr>
@@ -7464,7 +7462,7 @@
             <w:noProof/>
             <w:webHidden/>
           </w:rPr>
-          <w:instrText xml:space="preserve"> PAGEREF _Toc238831949 \h </w:instrText>
+          <w:instrText xml:space="preserve"> PAGEREF _Toc239403790 \h </w:instrText>
         </w:r>
         <w:r>
           <w:rPr>
@@ -7484,7 +7482,7 @@
             <w:noProof/>
             <w:webHidden/>
           </w:rPr>
-          <w:t>16</w:t>
+          <w:t>15</w:t>
         </w:r>
         <w:r>
           <w:rPr>
@@ -7508,13 +7506,13 @@
           <w:lang w:val="fr-CG" w:eastAsia="fr-CG"/>
         </w:rPr>
       </w:pPr>
-      <w:hyperlink w:anchor="_Toc238831950" w:history="1">
+      <w:hyperlink w:anchor="_Toc239403791" w:history="1">
         <w:r>
           <w:rPr>
             <w:rStyle w:val="Lienhypertexte"/>
             <w:noProof/>
           </w:rPr>
-          <w:t>Tableau 3.5 — Contenu du parcours de soin retenu</w:t>
+          <w:t>Tableau 3.3 — Les cinq catégories de patients reconnues par le système</w:t>
         </w:r>
         <w:r>
           <w:rPr>
@@ -7535,7 +7533,7 @@
             <w:noProof/>
             <w:webHidden/>
           </w:rPr>
-          <w:instrText xml:space="preserve"> PAGEREF _Toc238831950 \h </w:instrText>
+          <w:instrText xml:space="preserve"> PAGEREF _Toc239403791 \h </w:instrText>
         </w:r>
         <w:r>
           <w:rPr>
@@ -7555,7 +7553,7 @@
             <w:noProof/>
             <w:webHidden/>
           </w:rPr>
-          <w:t>18</w:t>
+          <w:t>16</w:t>
         </w:r>
         <w:r>
           <w:rPr>
@@ -7579,13 +7577,13 @@
           <w:lang w:val="fr-CG" w:eastAsia="fr-CG"/>
         </w:rPr>
       </w:pPr>
-      <w:hyperlink w:anchor="_Toc238831951" w:history="1">
+      <w:hyperlink w:anchor="_Toc239403792" w:history="1">
         <w:r>
           <w:rPr>
             <w:rStyle w:val="Lienhypertexte"/>
             <w:noProof/>
           </w:rPr>
-          <w:t>Tableau 3.6 — Domaines écartés du périmètre et motifs</w:t>
+          <w:t>Tableau 3.4 — Prestations ouvertes selon la catégorie de patient</w:t>
         </w:r>
         <w:r>
           <w:rPr>
@@ -7606,7 +7604,7 @@
             <w:noProof/>
             <w:webHidden/>
           </w:rPr>
-          <w:instrText xml:space="preserve"> PAGEREF _Toc238831951 \h </w:instrText>
+          <w:instrText xml:space="preserve"> PAGEREF _Toc239403792 \h </w:instrText>
         </w:r>
         <w:r>
           <w:rPr>
@@ -7626,7 +7624,7 @@
             <w:noProof/>
             <w:webHidden/>
           </w:rPr>
-          <w:t>18</w:t>
+          <w:t>16</w:t>
         </w:r>
         <w:r>
           <w:rPr>
@@ -7650,13 +7648,13 @@
           <w:lang w:val="fr-CG" w:eastAsia="fr-CG"/>
         </w:rPr>
       </w:pPr>
-      <w:hyperlink w:anchor="_Toc238831952" w:history="1">
+      <w:hyperlink w:anchor="_Toc239403793" w:history="1">
         <w:r>
           <w:rPr>
             <w:rStyle w:val="Lienhypertexte"/>
             <w:noProof/>
           </w:rPr>
-          <w:t>Tableau 3.7 — Concepts mobilisés dans ce mémoire</w:t>
+          <w:t>Tableau 3.5 — Contenu du parcours de soin retenu</w:t>
         </w:r>
         <w:r>
           <w:rPr>
@@ -7677,7 +7675,7 @@
             <w:noProof/>
             <w:webHidden/>
           </w:rPr>
-          <w:instrText xml:space="preserve"> PAGEREF _Toc238831952 \h </w:instrText>
+          <w:instrText xml:space="preserve"> PAGEREF _Toc239403793 \h </w:instrText>
         </w:r>
         <w:r>
           <w:rPr>
@@ -7697,7 +7695,7 @@
             <w:noProof/>
             <w:webHidden/>
           </w:rPr>
-          <w:t>19</w:t>
+          <w:t>18</w:t>
         </w:r>
         <w:r>
           <w:rPr>
@@ -7721,13 +7719,13 @@
           <w:lang w:val="fr-CG" w:eastAsia="fr-CG"/>
         </w:rPr>
       </w:pPr>
-      <w:hyperlink w:anchor="_Toc238831953" w:history="1">
+      <w:hyperlink w:anchor="_Toc239403794" w:history="1">
         <w:r>
           <w:rPr>
             <w:rStyle w:val="Lienhypertexte"/>
             <w:noProof/>
           </w:rPr>
-          <w:t>Tableau 4.1 — Les quatre phases du Processus Unifié</w:t>
+          <w:t>Tableau 3.6 — Domaines écartés du périmètre et motifs</w:t>
         </w:r>
         <w:r>
           <w:rPr>
@@ -7748,7 +7746,7 @@
             <w:noProof/>
             <w:webHidden/>
           </w:rPr>
-          <w:instrText xml:space="preserve"> PAGEREF _Toc238831953 \h </w:instrText>
+          <w:instrText xml:space="preserve"> PAGEREF _Toc239403794 \h </w:instrText>
         </w:r>
         <w:r>
           <w:rPr>
@@ -7768,7 +7766,7 @@
             <w:noProof/>
             <w:webHidden/>
           </w:rPr>
-          <w:t>22</w:t>
+          <w:t>18</w:t>
         </w:r>
         <w:r>
           <w:rPr>
@@ -7792,13 +7790,13 @@
           <w:lang w:val="fr-CG" w:eastAsia="fr-CG"/>
         </w:rPr>
       </w:pPr>
-      <w:hyperlink w:anchor="_Toc238831954" w:history="1">
+      <w:hyperlink w:anchor="_Toc239403795" w:history="1">
         <w:r>
           <w:rPr>
             <w:rStyle w:val="Lienhypertexte"/>
             <w:noProof/>
           </w:rPr>
-          <w:t>Tableau 4.2 — Les sept diagrammes UML retenus</w:t>
+          <w:t>Tableau 3.7 — Concepts mobilisés dans ce mémoire</w:t>
         </w:r>
         <w:r>
           <w:rPr>
@@ -7819,7 +7817,7 @@
             <w:noProof/>
             <w:webHidden/>
           </w:rPr>
-          <w:instrText xml:space="preserve"> PAGEREF _Toc238831954 \h </w:instrText>
+          <w:instrText xml:space="preserve"> PAGEREF _Toc239403795 \h </w:instrText>
         </w:r>
         <w:r>
           <w:rPr>
@@ -7839,7 +7837,7 @@
             <w:noProof/>
             <w:webHidden/>
           </w:rPr>
-          <w:t>26</w:t>
+          <w:t>19</w:t>
         </w:r>
         <w:r>
           <w:rPr>
@@ -7863,13 +7861,13 @@
           <w:lang w:val="fr-CG" w:eastAsia="fr-CG"/>
         </w:rPr>
       </w:pPr>
-      <w:hyperlink w:anchor="_Toc238831955" w:history="1">
+      <w:hyperlink w:anchor="_Toc239403796" w:history="1">
         <w:r>
           <w:rPr>
             <w:rStyle w:val="Lienhypertexte"/>
             <w:noProof/>
           </w:rPr>
-          <w:t>Tableau 4.3 — Comparaison de 2TUP avec Merise et Scrum</w:t>
+          <w:t>Tableau 4.1 — Les quatre phases du Processus Unifié</w:t>
         </w:r>
         <w:r>
           <w:rPr>
@@ -7890,7 +7888,7 @@
             <w:noProof/>
             <w:webHidden/>
           </w:rPr>
-          <w:instrText xml:space="preserve"> PAGEREF _Toc238831955 \h </w:instrText>
+          <w:instrText xml:space="preserve"> PAGEREF _Toc239403796 \h </w:instrText>
         </w:r>
         <w:r>
           <w:rPr>
@@ -7910,7 +7908,7 @@
             <w:noProof/>
             <w:webHidden/>
           </w:rPr>
-          <w:t>26</w:t>
+          <w:t>22</w:t>
         </w:r>
         <w:r>
           <w:rPr>
@@ -7934,13 +7932,13 @@
           <w:lang w:val="fr-CG" w:eastAsia="fr-CG"/>
         </w:rPr>
       </w:pPr>
-      <w:hyperlink w:anchor="_Toc238831956" w:history="1">
+      <w:hyperlink w:anchor="_Toc239403797" w:history="1">
         <w:r>
           <w:rPr>
             <w:rStyle w:val="Lienhypertexte"/>
             <w:noProof/>
           </w:rPr>
-          <w:t>Tableau 5.3 — Règle de confidentialité appliquée avant le projet</w:t>
+          <w:t>Tableau 4.2 — Les sept diagrammes UML retenus</w:t>
         </w:r>
         <w:r>
           <w:rPr>
@@ -7961,7 +7959,7 @@
             <w:noProof/>
             <w:webHidden/>
           </w:rPr>
-          <w:instrText xml:space="preserve"> PAGEREF _Toc238831956 \h </w:instrText>
+          <w:instrText xml:space="preserve"> PAGEREF _Toc239403797 \h </w:instrText>
         </w:r>
         <w:r>
           <w:rPr>
@@ -7981,7 +7979,7 @@
             <w:noProof/>
             <w:webHidden/>
           </w:rPr>
-          <w:t>30</w:t>
+          <w:t>26</w:t>
         </w:r>
         <w:r>
           <w:rPr>
@@ -8005,13 +8003,13 @@
           <w:lang w:val="fr-CG" w:eastAsia="fr-CG"/>
         </w:rPr>
       </w:pPr>
-      <w:hyperlink w:anchor="_Toc238831957" w:history="1">
+      <w:hyperlink w:anchor="_Toc239403798" w:history="1">
         <w:r>
           <w:rPr>
             <w:rStyle w:val="Lienhypertexte"/>
             <w:noProof/>
           </w:rPr>
-          <w:t>Tableau 5.1 — Interlocuteurs rencontrés lors du recueil de l'existant</w:t>
+          <w:t>Tableau 4.3 — Comparaison de 2TUP avec Merise et Scrum</w:t>
         </w:r>
         <w:r>
           <w:rPr>
@@ -8032,7 +8030,7 @@
             <w:noProof/>
             <w:webHidden/>
           </w:rPr>
-          <w:instrText xml:space="preserve"> PAGEREF _Toc238831957 \h </w:instrText>
+          <w:instrText xml:space="preserve"> PAGEREF _Toc239403798 \h </w:instrText>
         </w:r>
         <w:r>
           <w:rPr>
@@ -8052,7 +8050,7 @@
             <w:noProof/>
             <w:webHidden/>
           </w:rPr>
-          <w:t>31</w:t>
+          <w:t>26</w:t>
         </w:r>
         <w:r>
           <w:rPr>
@@ -8076,13 +8074,13 @@
           <w:lang w:val="fr-CG" w:eastAsia="fr-CG"/>
         </w:rPr>
       </w:pPr>
-      <w:hyperlink w:anchor="_Toc238831958" w:history="1">
+      <w:hyperlink w:anchor="_Toc239403799" w:history="1">
         <w:r>
           <w:rPr>
             <w:rStyle w:val="Lienhypertexte"/>
             <w:noProof/>
           </w:rPr>
-          <w:t>Tableau 5.2 — Les dix-huit besoins recueillis lors des entretiens</w:t>
+          <w:t>Tableau 5.3 — Règle de confidentialité appliquée avant le projet</w:t>
         </w:r>
         <w:r>
           <w:rPr>
@@ -8103,7 +8101,7 @@
             <w:noProof/>
             <w:webHidden/>
           </w:rPr>
-          <w:instrText xml:space="preserve"> PAGEREF _Toc238831958 \h </w:instrText>
+          <w:instrText xml:space="preserve"> PAGEREF _Toc239403799 \h </w:instrText>
         </w:r>
         <w:r>
           <w:rPr>
@@ -8147,13 +8145,13 @@
           <w:lang w:val="fr-CG" w:eastAsia="fr-CG"/>
         </w:rPr>
       </w:pPr>
-      <w:hyperlink w:anchor="_Toc238831959" w:history="1">
+      <w:hyperlink w:anchor="_Toc239403800" w:history="1">
         <w:r>
           <w:rPr>
             <w:rStyle w:val="Lienhypertexte"/>
             <w:noProof/>
           </w:rPr>
-          <w:t>Tableau 5.4 — Synthèse critique de la situation antérieure</w:t>
+          <w:t>Tableau 5.1 — Interlocuteurs rencontrés lors du recueil de l'existant</w:t>
         </w:r>
         <w:r>
           <w:rPr>
@@ -8174,7 +8172,7 @@
             <w:noProof/>
             <w:webHidden/>
           </w:rPr>
-          <w:instrText xml:space="preserve"> PAGEREF _Toc238831959 \h </w:instrText>
+          <w:instrText xml:space="preserve"> PAGEREF _Toc239403800 \h </w:instrText>
         </w:r>
         <w:r>
           <w:rPr>
@@ -8218,13 +8216,13 @@
           <w:lang w:val="fr-CG" w:eastAsia="fr-CG"/>
         </w:rPr>
       </w:pPr>
-      <w:hyperlink w:anchor="_Toc238831960" w:history="1">
+      <w:hyperlink w:anchor="_Toc239403801" w:history="1">
         <w:r>
           <w:rPr>
             <w:rStyle w:val="Lienhypertexte"/>
             <w:noProof/>
           </w:rPr>
-          <w:t>Tableau 5.5 — Comparaison des quatre solutions envisagées</w:t>
+          <w:t>Tableau 5.2 — Les dix-huit besoins recueillis lors des entretiens</w:t>
         </w:r>
         <w:r>
           <w:rPr>
@@ -8245,7 +8243,7 @@
             <w:noProof/>
             <w:webHidden/>
           </w:rPr>
-          <w:instrText xml:space="preserve"> PAGEREF _Toc238831960 \h </w:instrText>
+          <w:instrText xml:space="preserve"> PAGEREF _Toc239403801 \h </w:instrText>
         </w:r>
         <w:r>
           <w:rPr>
@@ -8265,7 +8263,7 @@
             <w:noProof/>
             <w:webHidden/>
           </w:rPr>
-          <w:t>33</w:t>
+          <w:t>32</w:t>
         </w:r>
         <w:r>
           <w:rPr>
@@ -8289,13 +8287,13 @@
           <w:lang w:val="fr-CG" w:eastAsia="fr-CG"/>
         </w:rPr>
       </w:pPr>
-      <w:hyperlink w:anchor="_Toc238831961" w:history="1">
+      <w:hyperlink w:anchor="_Toc239403802" w:history="1">
         <w:r>
           <w:rPr>
             <w:rStyle w:val="Lienhypertexte"/>
             <w:noProof/>
           </w:rPr>
-          <w:t>Tableau 6.1 — Les vingt-trois besoins fonctionnels et leur preuve</w:t>
+          <w:t>Tableau 5.4 — Synthèse critique de la situation antérieure</w:t>
         </w:r>
         <w:r>
           <w:rPr>
@@ -8316,7 +8314,7 @@
             <w:noProof/>
             <w:webHidden/>
           </w:rPr>
-          <w:instrText xml:space="preserve"> PAGEREF _Toc238831961 \h </w:instrText>
+          <w:instrText xml:space="preserve"> PAGEREF _Toc239403802 \h </w:instrText>
         </w:r>
         <w:r>
           <w:rPr>
@@ -8336,7 +8334,7 @@
             <w:noProof/>
             <w:webHidden/>
           </w:rPr>
-          <w:t>35</w:t>
+          <w:t>33</w:t>
         </w:r>
         <w:r>
           <w:rPr>
@@ -8360,13 +8358,13 @@
           <w:lang w:val="fr-CG" w:eastAsia="fr-CG"/>
         </w:rPr>
       </w:pPr>
-      <w:hyperlink w:anchor="_Toc238831962" w:history="1">
+      <w:hyperlink w:anchor="_Toc239403803" w:history="1">
         <w:r>
           <w:rPr>
             <w:rStyle w:val="Lienhypertexte"/>
             <w:noProof/>
           </w:rPr>
-          <w:t>Tableau 6.2 — Les treize besoins non fonctionnels et leur réalisation</w:t>
+          <w:t>Tableau 5.5 — Comparaison des quatre solutions envisagées</w:t>
         </w:r>
         <w:r>
           <w:rPr>
@@ -8387,7 +8385,7 @@
             <w:noProof/>
             <w:webHidden/>
           </w:rPr>
-          <w:instrText xml:space="preserve"> PAGEREF _Toc238831962 \h </w:instrText>
+          <w:instrText xml:space="preserve"> PAGEREF _Toc239403803 \h </w:instrText>
         </w:r>
         <w:r>
           <w:rPr>
@@ -8407,7 +8405,7 @@
             <w:noProof/>
             <w:webHidden/>
           </w:rPr>
-          <w:t>36</w:t>
+          <w:t>34</w:t>
         </w:r>
         <w:r>
           <w:rPr>
@@ -8431,13 +8429,13 @@
           <w:lang w:val="fr-CG" w:eastAsia="fr-CG"/>
         </w:rPr>
       </w:pPr>
-      <w:hyperlink w:anchor="_Toc238831963" w:history="1">
+      <w:hyperlink w:anchor="_Toc239403804" w:history="1">
         <w:r>
           <w:rPr>
             <w:rStyle w:val="Lienhypertexte"/>
             <w:noProof/>
           </w:rPr>
-          <w:t>Tableau 6.3 — Confrontation des dix-huit besoins exprimés au périmètre</w:t>
+          <w:t>Tableau 6.1 — Les vingt-trois besoins fonctionnels et leur preuve</w:t>
         </w:r>
         <w:r>
           <w:rPr>
@@ -8458,7 +8456,7 @@
             <w:noProof/>
             <w:webHidden/>
           </w:rPr>
-          <w:instrText xml:space="preserve"> PAGEREF _Toc238831963 \h </w:instrText>
+          <w:instrText xml:space="preserve"> PAGEREF _Toc239403804 \h </w:instrText>
         </w:r>
         <w:r>
           <w:rPr>
@@ -8478,7 +8476,7 @@
             <w:noProof/>
             <w:webHidden/>
           </w:rPr>
-          <w:t>37</w:t>
+          <w:t>36</w:t>
         </w:r>
         <w:r>
           <w:rPr>
@@ -8502,13 +8500,13 @@
           <w:lang w:val="fr-CG" w:eastAsia="fr-CG"/>
         </w:rPr>
       </w:pPr>
-      <w:hyperlink w:anchor="_Toc238831964" w:history="1">
+      <w:hyperlink w:anchor="_Toc239403805" w:history="1">
         <w:r>
           <w:rPr>
             <w:rStyle w:val="Lienhypertexte"/>
             <w:noProof/>
           </w:rPr>
-          <w:t>Tableau 6.4 — Les acteurs du système</w:t>
+          <w:t>Tableau 6.2 — Les treize besoins non fonctionnels et leur réalisation</w:t>
         </w:r>
         <w:r>
           <w:rPr>
@@ -8529,7 +8527,7 @@
             <w:noProof/>
             <w:webHidden/>
           </w:rPr>
-          <w:instrText xml:space="preserve"> PAGEREF _Toc238831964 \h </w:instrText>
+          <w:instrText xml:space="preserve"> PAGEREF _Toc239403805 \h </w:instrText>
         </w:r>
         <w:r>
           <w:rPr>
@@ -8549,7 +8547,7 @@
             <w:noProof/>
             <w:webHidden/>
           </w:rPr>
-          <w:t>38</w:t>
+          <w:t>37</w:t>
         </w:r>
         <w:r>
           <w:rPr>
@@ -8573,13 +8571,13 @@
           <w:lang w:val="fr-CG" w:eastAsia="fr-CG"/>
         </w:rPr>
       </w:pPr>
-      <w:hyperlink w:anchor="_Toc238831965" w:history="1">
+      <w:hyperlink w:anchor="_Toc239403806" w:history="1">
         <w:r>
           <w:rPr>
             <w:rStyle w:val="Lienhypertexte"/>
             <w:noProof/>
           </w:rPr>
-          <w:t>Tableau 6.5 — Répartition des cas d'utilisation par module</w:t>
+          <w:t>Tableau 6.3 — Confrontation des dix-huit besoins exprimés au périmètre</w:t>
         </w:r>
         <w:r>
           <w:rPr>
@@ -8600,7 +8598,7 @@
             <w:noProof/>
             <w:webHidden/>
           </w:rPr>
-          <w:instrText xml:space="preserve"> PAGEREF _Toc238831965 \h </w:instrText>
+          <w:instrText xml:space="preserve"> PAGEREF _Toc239403806 \h </w:instrText>
         </w:r>
         <w:r>
           <w:rPr>
@@ -8620,7 +8618,7 @@
             <w:noProof/>
             <w:webHidden/>
           </w:rPr>
-          <w:t>40</w:t>
+          <w:t>38</w:t>
         </w:r>
         <w:r>
           <w:rPr>
@@ -8644,13 +8642,13 @@
           <w:lang w:val="fr-CG" w:eastAsia="fr-CG"/>
         </w:rPr>
       </w:pPr>
-      <w:hyperlink w:anchor="_Toc238831966" w:history="1">
+      <w:hyperlink w:anchor="_Toc239403807" w:history="1">
         <w:r>
           <w:rPr>
             <w:rStyle w:val="Lienhypertexte"/>
             <w:noProof/>
           </w:rPr>
-          <w:t>Tableau 6.6 — Package Sécurité et habilitations : cas d'utilisation, risque, priorité et itération</w:t>
+          <w:t>Tableau 6.4 — Les acteurs du système</w:t>
         </w:r>
         <w:r>
           <w:rPr>
@@ -8671,7 +8669,7 @@
             <w:noProof/>
             <w:webHidden/>
           </w:rPr>
-          <w:instrText xml:space="preserve"> PAGEREF _Toc238831966 \h </w:instrText>
+          <w:instrText xml:space="preserve"> PAGEREF _Toc239403807 \h </w:instrText>
         </w:r>
         <w:r>
           <w:rPr>
@@ -8691,7 +8689,7 @@
             <w:noProof/>
             <w:webHidden/>
           </w:rPr>
-          <w:t>41</w:t>
+          <w:t>39</w:t>
         </w:r>
         <w:r>
           <w:rPr>
@@ -8715,13 +8713,13 @@
           <w:lang w:val="fr-CG" w:eastAsia="fr-CG"/>
         </w:rPr>
       </w:pPr>
-      <w:hyperlink w:anchor="_Toc238831967" w:history="1">
+      <w:hyperlink w:anchor="_Toc239403808" w:history="1">
         <w:r>
           <w:rPr>
             <w:rStyle w:val="Lienhypertexte"/>
             <w:noProof/>
           </w:rPr>
-          <w:t>Tableau 6.7 — Package Référentiels et acteurs médicaux : cas d'utilisation, risque, priorité et itération</w:t>
+          <w:t>Tableau 6.5 — Répartition des cas d'utilisation par module</w:t>
         </w:r>
         <w:r>
           <w:rPr>
@@ -8742,7 +8740,7 @@
             <w:noProof/>
             <w:webHidden/>
           </w:rPr>
-          <w:instrText xml:space="preserve"> PAGEREF _Toc238831967 \h </w:instrText>
+          <w:instrText xml:space="preserve"> PAGEREF _Toc239403808 \h </w:instrText>
         </w:r>
         <w:r>
           <w:rPr>
@@ -8786,13 +8784,13 @@
           <w:lang w:val="fr-CG" w:eastAsia="fr-CG"/>
         </w:rPr>
       </w:pPr>
-      <w:hyperlink w:anchor="_Toc238831968" w:history="1">
+      <w:hyperlink w:anchor="_Toc239403809" w:history="1">
         <w:r>
           <w:rPr>
             <w:rStyle w:val="Lienhypertexte"/>
             <w:noProof/>
           </w:rPr>
-          <w:t>Tableau 6.8 — Package Dossier patient : cas d'utilisation, risque, priorité et itération</w:t>
+          <w:t>Tableau 6.6 — Package Sécurité et habilitations : cas d'utilisation, risque, priorité et itération</w:t>
         </w:r>
         <w:r>
           <w:rPr>
@@ -8813,7 +8811,7 @@
             <w:noProof/>
             <w:webHidden/>
           </w:rPr>
-          <w:instrText xml:space="preserve"> PAGEREF _Toc238831968 \h </w:instrText>
+          <w:instrText xml:space="preserve"> PAGEREF _Toc239403809 \h </w:instrText>
         </w:r>
         <w:r>
           <w:rPr>
@@ -8857,13 +8855,13 @@
           <w:lang w:val="fr-CG" w:eastAsia="fr-CG"/>
         </w:rPr>
       </w:pPr>
-      <w:hyperlink w:anchor="_Toc238831969" w:history="1">
+      <w:hyperlink w:anchor="_Toc239403810" w:history="1">
         <w:r>
           <w:rPr>
             <w:rStyle w:val="Lienhypertexte"/>
             <w:noProof/>
           </w:rPr>
-          <w:t>Tableau 6.9 — Package Parcours de soin : cas d'utilisation, risque, priorité et itération</w:t>
+          <w:t>Tableau 6.7 — Package Référentiels et acteurs médicaux : cas d'utilisation, risque, priorité et itération</w:t>
         </w:r>
         <w:r>
           <w:rPr>
@@ -8884,7 +8882,7 @@
             <w:noProof/>
             <w:webHidden/>
           </w:rPr>
-          <w:instrText xml:space="preserve"> PAGEREF _Toc238831969 \h </w:instrText>
+          <w:instrText xml:space="preserve"> PAGEREF _Toc239403810 \h </w:instrText>
         </w:r>
         <w:r>
           <w:rPr>
@@ -8928,13 +8926,13 @@
           <w:lang w:val="fr-CG" w:eastAsia="fr-CG"/>
         </w:rPr>
       </w:pPr>
-      <w:hyperlink w:anchor="_Toc238831970" w:history="1">
+      <w:hyperlink w:anchor="_Toc239403811" w:history="1">
         <w:r>
           <w:rPr>
             <w:rStyle w:val="Lienhypertexte"/>
             <w:noProof/>
           </w:rPr>
-          <w:t>Tableau 6.10 — Package Fonctions transverses : cas d'utilisation, risque, priorité et itération</w:t>
+          <w:t>Tableau 6.8 — Package Dossier patient : cas d'utilisation, risque, priorité et itération</w:t>
         </w:r>
         <w:r>
           <w:rPr>
@@ -8955,7 +8953,7 @@
             <w:noProof/>
             <w:webHidden/>
           </w:rPr>
-          <w:instrText xml:space="preserve"> PAGEREF _Toc238831970 \h </w:instrText>
+          <w:instrText xml:space="preserve"> PAGEREF _Toc239403811 \h </w:instrText>
         </w:r>
         <w:r>
           <w:rPr>
@@ -8999,13 +8997,13 @@
           <w:lang w:val="fr-CG" w:eastAsia="fr-CG"/>
         </w:rPr>
       </w:pPr>
-      <w:hyperlink w:anchor="_Toc238831971" w:history="1">
+      <w:hyperlink w:anchor="_Toc239403812" w:history="1">
         <w:r>
           <w:rPr>
             <w:rStyle w:val="Lienhypertexte"/>
             <w:noProof/>
           </w:rPr>
-          <w:t>Tableau 6.11 — Relations d'inclusion</w:t>
+          <w:t>Tableau 6.9 — Package Parcours de soin : cas d'utilisation, risque, priorité et itération</w:t>
         </w:r>
         <w:r>
           <w:rPr>
@@ -9026,7 +9024,7 @@
             <w:noProof/>
             <w:webHidden/>
           </w:rPr>
-          <w:instrText xml:space="preserve"> PAGEREF _Toc238831971 \h </w:instrText>
+          <w:instrText xml:space="preserve"> PAGEREF _Toc239403812 \h </w:instrText>
         </w:r>
         <w:r>
           <w:rPr>
@@ -9046,7 +9044,7 @@
             <w:noProof/>
             <w:webHidden/>
           </w:rPr>
-          <w:t>47</w:t>
+          <w:t>43</w:t>
         </w:r>
         <w:r>
           <w:rPr>
@@ -9070,13 +9068,13 @@
           <w:lang w:val="fr-CG" w:eastAsia="fr-CG"/>
         </w:rPr>
       </w:pPr>
-      <w:hyperlink w:anchor="_Toc238831972" w:history="1">
+      <w:hyperlink w:anchor="_Toc239403813" w:history="1">
         <w:r>
           <w:rPr>
             <w:rStyle w:val="Lienhypertexte"/>
             <w:noProof/>
           </w:rPr>
-          <w:t>Tableau 6.12 — Relations d'extension</w:t>
+          <w:t>Tableau 6.10 — Package Fonctions transverses : cas d'utilisation, risque, priorité et itération</w:t>
         </w:r>
         <w:r>
           <w:rPr>
@@ -9097,7 +9095,7 @@
             <w:noProof/>
             <w:webHidden/>
           </w:rPr>
-          <w:instrText xml:space="preserve"> PAGEREF _Toc238831972 \h </w:instrText>
+          <w:instrText xml:space="preserve"> PAGEREF _Toc239403813 \h </w:instrText>
         </w:r>
         <w:r>
           <w:rPr>
@@ -9117,7 +9115,7 @@
             <w:noProof/>
             <w:webHidden/>
           </w:rPr>
-          <w:t>47</w:t>
+          <w:t>44</w:t>
         </w:r>
         <w:r>
           <w:rPr>
@@ -9141,13 +9139,13 @@
           <w:lang w:val="fr-CG" w:eastAsia="fr-CG"/>
         </w:rPr>
       </w:pPr>
-      <w:hyperlink w:anchor="_Toc238831973" w:history="1">
+      <w:hyperlink w:anchor="_Toc239403814" w:history="1">
         <w:r>
           <w:rPr>
             <w:rStyle w:val="Lienhypertexte"/>
             <w:noProof/>
           </w:rPr>
-          <w:t>Tableau 6.13 — Spécification de UC01 : Se connecter au système</w:t>
+          <w:t>Tableau 6.11 — Relations d'inclusion</w:t>
         </w:r>
         <w:r>
           <w:rPr>
@@ -9168,7 +9166,7 @@
             <w:noProof/>
             <w:webHidden/>
           </w:rPr>
-          <w:instrText xml:space="preserve"> PAGEREF _Toc238831973 \h </w:instrText>
+          <w:instrText xml:space="preserve"> PAGEREF _Toc239403814 \h </w:instrText>
         </w:r>
         <w:r>
           <w:rPr>
@@ -9212,13 +9210,13 @@
           <w:lang w:val="fr-CG" w:eastAsia="fr-CG"/>
         </w:rPr>
       </w:pPr>
-      <w:hyperlink w:anchor="_Toc238831974" w:history="1">
+      <w:hyperlink w:anchor="_Toc239403815" w:history="1">
         <w:r>
           <w:rPr>
             <w:rStyle w:val="Lienhypertexte"/>
             <w:noProof/>
           </w:rPr>
-          <w:t>Tableau 6.14 — Spécification de UC42 : Créer et valider une ordonnance</w:t>
+          <w:t>Tableau 6.12 — Relations d'extension</w:t>
         </w:r>
         <w:r>
           <w:rPr>
@@ -9239,7 +9237,7 @@
             <w:noProof/>
             <w:webHidden/>
           </w:rPr>
-          <w:instrText xml:space="preserve"> PAGEREF _Toc238831974 \h </w:instrText>
+          <w:instrText xml:space="preserve"> PAGEREF _Toc239403815 \h </w:instrText>
         </w:r>
         <w:r>
           <w:rPr>
@@ -9283,13 +9281,13 @@
           <w:lang w:val="fr-CG" w:eastAsia="fr-CG"/>
         </w:rPr>
       </w:pPr>
-      <w:hyperlink w:anchor="_Toc238831975" w:history="1">
+      <w:hyperlink w:anchor="_Toc239403816" w:history="1">
         <w:r>
           <w:rPr>
             <w:rStyle w:val="Lienhypertexte"/>
             <w:noProof/>
           </w:rPr>
-          <w:t>Tableau 6.15 — Spécification de UC63 : Synchroniser un poste local</w:t>
+          <w:t>Tableau 6.13 — Spécification de UC01 : Se connecter au système</w:t>
         </w:r>
         <w:r>
           <w:rPr>
@@ -9310,7 +9308,7 @@
             <w:noProof/>
             <w:webHidden/>
           </w:rPr>
-          <w:instrText xml:space="preserve"> PAGEREF _Toc238831975 \h </w:instrText>
+          <w:instrText xml:space="preserve"> PAGEREF _Toc239403816 \h </w:instrText>
         </w:r>
         <w:r>
           <w:rPr>
@@ -9330,7 +9328,7 @@
             <w:noProof/>
             <w:webHidden/>
           </w:rPr>
-          <w:t>48</w:t>
+          <w:t>49</w:t>
         </w:r>
         <w:r>
           <w:rPr>
@@ -9354,13 +9352,13 @@
           <w:lang w:val="fr-CG" w:eastAsia="fr-CG"/>
         </w:rPr>
       </w:pPr>
-      <w:hyperlink w:anchor="_Toc238831976" w:history="1">
+      <w:hyperlink w:anchor="_Toc239403817" w:history="1">
         <w:r>
           <w:rPr>
             <w:rStyle w:val="Lienhypertexte"/>
             <w:noProof/>
           </w:rPr>
-          <w:t>Tableau 6.16 — Sommaire d'identification de UC43</w:t>
+          <w:t>Tableau 6.14 — Spécification de UC42 : Créer et valider une ordonnance</w:t>
         </w:r>
         <w:r>
           <w:rPr>
@@ -9381,7 +9379,7 @@
             <w:noProof/>
             <w:webHidden/>
           </w:rPr>
-          <w:instrText xml:space="preserve"> PAGEREF _Toc238831976 \h </w:instrText>
+          <w:instrText xml:space="preserve"> PAGEREF _Toc239403817 \h </w:instrText>
         </w:r>
         <w:r>
           <w:rPr>
@@ -9425,13 +9423,13 @@
           <w:lang w:val="fr-CG" w:eastAsia="fr-CG"/>
         </w:rPr>
       </w:pPr>
-      <w:hyperlink w:anchor="_Toc238831977" w:history="1">
+      <w:hyperlink w:anchor="_Toc239403818" w:history="1">
         <w:r>
           <w:rPr>
             <w:rStyle w:val="Lienhypertexte"/>
             <w:noProof/>
           </w:rPr>
-          <w:t>Tableau 6.17 — Scénario nominal de UC43</w:t>
+          <w:t>Tableau 6.15 — Spécification de UC63 : Synchroniser un poste local</w:t>
         </w:r>
         <w:r>
           <w:rPr>
@@ -9452,7 +9450,7 @@
             <w:noProof/>
             <w:webHidden/>
           </w:rPr>
-          <w:instrText xml:space="preserve"> PAGEREF _Toc238831977 \h </w:instrText>
+          <w:instrText xml:space="preserve"> PAGEREF _Toc239403818 \h </w:instrText>
         </w:r>
         <w:r>
           <w:rPr>
@@ -9496,13 +9494,13 @@
           <w:lang w:val="fr-CG" w:eastAsia="fr-CG"/>
         </w:rPr>
       </w:pPr>
-      <w:hyperlink w:anchor="_Toc238831978" w:history="1">
+      <w:hyperlink w:anchor="_Toc239403819" w:history="1">
         <w:r>
           <w:rPr>
             <w:rStyle w:val="Lienhypertexte"/>
             <w:noProof/>
           </w:rPr>
-          <w:t>Tableau 6.18 — Sommaire d'identification de UC48</w:t>
+          <w:t>Tableau 6.16 — Sommaire d'identification de UC43</w:t>
         </w:r>
         <w:r>
           <w:rPr>
@@ -9523,7 +9521,7 @@
             <w:noProof/>
             <w:webHidden/>
           </w:rPr>
-          <w:instrText xml:space="preserve"> PAGEREF _Toc238831978 \h </w:instrText>
+          <w:instrText xml:space="preserve"> PAGEREF _Toc239403819 \h </w:instrText>
         </w:r>
         <w:r>
           <w:rPr>
@@ -9567,13 +9565,13 @@
           <w:lang w:val="fr-CG" w:eastAsia="fr-CG"/>
         </w:rPr>
       </w:pPr>
-      <w:hyperlink w:anchor="_Toc238831979" w:history="1">
+      <w:hyperlink w:anchor="_Toc239403820" w:history="1">
         <w:r>
           <w:rPr>
             <w:rStyle w:val="Lienhypertexte"/>
             <w:noProof/>
           </w:rPr>
-          <w:t>Tableau 6.19 — Scénario nominal de UC48</w:t>
+          <w:t>Tableau 6.17 — Scénario nominal de UC43</w:t>
         </w:r>
         <w:r>
           <w:rPr>
@@ -9594,7 +9592,7 @@
             <w:noProof/>
             <w:webHidden/>
           </w:rPr>
-          <w:instrText xml:space="preserve"> PAGEREF _Toc238831979 \h </w:instrText>
+          <w:instrText xml:space="preserve"> PAGEREF _Toc239403820 \h </w:instrText>
         </w:r>
         <w:r>
           <w:rPr>
@@ -9638,13 +9636,13 @@
           <w:lang w:val="fr-CG" w:eastAsia="fr-CG"/>
         </w:rPr>
       </w:pPr>
-      <w:hyperlink w:anchor="_Toc238831980" w:history="1">
+      <w:hyperlink w:anchor="_Toc239403821" w:history="1">
         <w:r>
           <w:rPr>
             <w:rStyle w:val="Lienhypertexte"/>
             <w:noProof/>
           </w:rPr>
-          <w:t>Tableau 7.1 — Les trois architectures envisagées</w:t>
+          <w:t>Tableau 6.18 — Sommaire d'identification de UC48</w:t>
         </w:r>
         <w:r>
           <w:rPr>
@@ -9665,7 +9663,7 @@
             <w:noProof/>
             <w:webHidden/>
           </w:rPr>
-          <w:instrText xml:space="preserve"> PAGEREF _Toc238831980 \h </w:instrText>
+          <w:instrText xml:space="preserve"> PAGEREF _Toc239403821 \h </w:instrText>
         </w:r>
         <w:r>
           <w:rPr>
@@ -9685,7 +9683,7 @@
             <w:noProof/>
             <w:webHidden/>
           </w:rPr>
-          <w:t>55</w:t>
+          <w:t>51</w:t>
         </w:r>
         <w:r>
           <w:rPr>
@@ -9709,13 +9707,13 @@
           <w:lang w:val="fr-CG" w:eastAsia="fr-CG"/>
         </w:rPr>
       </w:pPr>
-      <w:hyperlink w:anchor="_Toc238831981" w:history="1">
+      <w:hyperlink w:anchor="_Toc239403822" w:history="1">
         <w:r>
           <w:rPr>
             <w:rStyle w:val="Lienhypertexte"/>
             <w:noProof/>
           </w:rPr>
-          <w:t>Tableau 7.2 — Les six paquets du dépôt</w:t>
+          <w:t>Tableau 6.19 — Scénario nominal de UC48</w:t>
         </w:r>
         <w:r>
           <w:rPr>
@@ -9736,7 +9734,7 @@
             <w:noProof/>
             <w:webHidden/>
           </w:rPr>
-          <w:instrText xml:space="preserve"> PAGEREF _Toc238831981 \h </w:instrText>
+          <w:instrText xml:space="preserve"> PAGEREF _Toc239403822 \h </w:instrText>
         </w:r>
         <w:r>
           <w:rPr>
@@ -9756,7 +9754,7 @@
             <w:noProof/>
             <w:webHidden/>
           </w:rPr>
-          <w:t>55</w:t>
+          <w:t>51</w:t>
         </w:r>
         <w:r>
           <w:rPr>
@@ -9780,13 +9778,13 @@
           <w:lang w:val="fr-CG" w:eastAsia="fr-CG"/>
         </w:rPr>
       </w:pPr>
-      <w:hyperlink w:anchor="_Toc238831982" w:history="1">
+      <w:hyperlink w:anchor="_Toc239403823" w:history="1">
         <w:r>
           <w:rPr>
             <w:rStyle w:val="Lienhypertexte"/>
             <w:noProof/>
           </w:rPr>
-          <w:t>Tableau 7.3 — Les neuf niveaux de l'architecture de sécurité</w:t>
+          <w:t>Tableau 7.1 — Les trois architectures envisagées</w:t>
         </w:r>
         <w:r>
           <w:rPr>
@@ -9807,7 +9805,7 @@
             <w:noProof/>
             <w:webHidden/>
           </w:rPr>
-          <w:instrText xml:space="preserve"> PAGEREF _Toc238831982 \h </w:instrText>
+          <w:instrText xml:space="preserve"> PAGEREF _Toc239403823 \h </w:instrText>
         </w:r>
         <w:r>
           <w:rPr>
@@ -9851,13 +9849,13 @@
           <w:lang w:val="fr-CG" w:eastAsia="fr-CG"/>
         </w:rPr>
       </w:pPr>
-      <w:hyperlink w:anchor="_Toc238831983" w:history="1">
+      <w:hyperlink w:anchor="_Toc239403824" w:history="1">
         <w:r>
           <w:rPr>
             <w:rStyle w:val="Lienhypertexte"/>
             <w:noProof/>
           </w:rPr>
-          <w:t>Tableau 7.4 — Répartition des 29 classes retenues par package</w:t>
+          <w:t>Tableau 7.2 — Les six paquets du dépôt</w:t>
         </w:r>
         <w:r>
           <w:rPr>
@@ -9878,7 +9876,7 @@
             <w:noProof/>
             <w:webHidden/>
           </w:rPr>
-          <w:instrText xml:space="preserve"> PAGEREF _Toc238831983 \h </w:instrText>
+          <w:instrText xml:space="preserve"> PAGEREF _Toc239403824 \h </w:instrText>
         </w:r>
         <w:r>
           <w:rPr>
@@ -9898,7 +9896,7 @@
             <w:noProof/>
             <w:webHidden/>
           </w:rPr>
-          <w:t>57</w:t>
+          <w:t>56</w:t>
         </w:r>
         <w:r>
           <w:rPr>
@@ -9922,13 +9920,13 @@
           <w:lang w:val="fr-CG" w:eastAsia="fr-CG"/>
         </w:rPr>
       </w:pPr>
-      <w:hyperlink w:anchor="_Toc238831984" w:history="1">
+      <w:hyperlink w:anchor="_Toc239403825" w:history="1">
         <w:r>
           <w:rPr>
             <w:rStyle w:val="Lienhypertexte"/>
             <w:noProof/>
           </w:rPr>
-          <w:t>Tableau 7.5 — Les six entités les plus connectées du modèle</w:t>
+          <w:t>Tableau 7.3 — Les neuf niveaux de l'architecture de sécurité</w:t>
         </w:r>
         <w:r>
           <w:rPr>
@@ -9949,7 +9947,7 @@
             <w:noProof/>
             <w:webHidden/>
           </w:rPr>
-          <w:instrText xml:space="preserve"> PAGEREF _Toc238831984 \h </w:instrText>
+          <w:instrText xml:space="preserve"> PAGEREF _Toc239403825 \h </w:instrText>
         </w:r>
         <w:r>
           <w:rPr>
@@ -9969,7 +9967,7 @@
             <w:noProof/>
             <w:webHidden/>
           </w:rPr>
-          <w:t>62</w:t>
+          <w:t>57</w:t>
         </w:r>
         <w:r>
           <w:rPr>
@@ -9993,13 +9991,13 @@
           <w:lang w:val="fr-CG" w:eastAsia="fr-CG"/>
         </w:rPr>
       </w:pPr>
-      <w:hyperlink w:anchor="_Toc238831985" w:history="1">
+      <w:hyperlink w:anchor="_Toc239403826" w:history="1">
         <w:r>
           <w:rPr>
             <w:rStyle w:val="Lienhypertexte"/>
             <w:noProof/>
           </w:rPr>
-          <w:t>Tableau 7.6 — Les neuf machines à états du système</w:t>
+          <w:t>Tableau 7.4 — Répartition des 29 classes retenues par package</w:t>
         </w:r>
         <w:r>
           <w:rPr>
@@ -10020,7 +10018,7 @@
             <w:noProof/>
             <w:webHidden/>
           </w:rPr>
-          <w:instrText xml:space="preserve"> PAGEREF _Toc238831985 \h </w:instrText>
+          <w:instrText xml:space="preserve"> PAGEREF _Toc239403826 \h </w:instrText>
         </w:r>
         <w:r>
           <w:rPr>
@@ -10040,7 +10038,7 @@
             <w:noProof/>
             <w:webHidden/>
           </w:rPr>
-          <w:t>62</w:t>
+          <w:t>58</w:t>
         </w:r>
         <w:r>
           <w:rPr>
@@ -10064,13 +10062,13 @@
           <w:lang w:val="fr-CG" w:eastAsia="fr-CG"/>
         </w:rPr>
       </w:pPr>
-      <w:hyperlink w:anchor="_Toc238831986" w:history="1">
+      <w:hyperlink w:anchor="_Toc239403827" w:history="1">
         <w:r>
           <w:rPr>
             <w:rStyle w:val="Lienhypertexte"/>
             <w:noProof/>
           </w:rPr>
-          <w:t>Tableau 7.7 — Comparaison des deux mécanismes hors connexion</w:t>
+          <w:t>Tableau 7.5 — Les six entités les plus connectées du modèle</w:t>
         </w:r>
         <w:r>
           <w:rPr>
@@ -10091,7 +10089,7 @@
             <w:noProof/>
             <w:webHidden/>
           </w:rPr>
-          <w:instrText xml:space="preserve"> PAGEREF _Toc238831986 \h </w:instrText>
+          <w:instrText xml:space="preserve"> PAGEREF _Toc239403827 \h </w:instrText>
         </w:r>
         <w:r>
           <w:rPr>
@@ -10135,13 +10133,13 @@
           <w:lang w:val="fr-CG" w:eastAsia="fr-CG"/>
         </w:rPr>
       </w:pPr>
-      <w:hyperlink w:anchor="_Toc238831987" w:history="1">
+      <w:hyperlink w:anchor="_Toc239403828" w:history="1">
         <w:r>
           <w:rPr>
             <w:rStyle w:val="Lienhypertexte"/>
             <w:noProof/>
           </w:rPr>
-          <w:t>Tableau 7.8 — Règles de résolution des conflits d'écriture</w:t>
+          <w:t>Tableau 7.6 — Les neuf machines à états du système</w:t>
         </w:r>
         <w:r>
           <w:rPr>
@@ -10162,7 +10160,7 @@
             <w:noProof/>
             <w:webHidden/>
           </w:rPr>
-          <w:instrText xml:space="preserve"> PAGEREF _Toc238831987 \h </w:instrText>
+          <w:instrText xml:space="preserve"> PAGEREF _Toc239403828 \h </w:instrText>
         </w:r>
         <w:r>
           <w:rPr>
@@ -10182,7 +10180,7 @@
             <w:noProof/>
             <w:webHidden/>
           </w:rPr>
-          <w:t>64</w:t>
+          <w:t>63</w:t>
         </w:r>
         <w:r>
           <w:rPr>
@@ -10206,13 +10204,13 @@
           <w:lang w:val="fr-CG" w:eastAsia="fr-CG"/>
         </w:rPr>
       </w:pPr>
-      <w:hyperlink w:anchor="_Toc238831988" w:history="1">
+      <w:hyperlink w:anchor="_Toc239403829" w:history="1">
         <w:r>
           <w:rPr>
             <w:rStyle w:val="Lienhypertexte"/>
             <w:noProof/>
           </w:rPr>
-          <w:t>Tableau 7.9 — Principes d'interface et leur application</w:t>
+          <w:t>Tableau 7.7 — Comparaison des deux mécanismes hors connexion</w:t>
         </w:r>
         <w:r>
           <w:rPr>
@@ -10233,7 +10231,7 @@
             <w:noProof/>
             <w:webHidden/>
           </w:rPr>
-          <w:instrText xml:space="preserve"> PAGEREF _Toc238831988 \h </w:instrText>
+          <w:instrText xml:space="preserve"> PAGEREF _Toc239403829 \h </w:instrText>
         </w:r>
         <w:r>
           <w:rPr>
@@ -10253,7 +10251,7 @@
             <w:noProof/>
             <w:webHidden/>
           </w:rPr>
-          <w:t>69</w:t>
+          <w:t>64</w:t>
         </w:r>
         <w:r>
           <w:rPr>
@@ -10277,13 +10275,13 @@
           <w:lang w:val="fr-CG" w:eastAsia="fr-CG"/>
         </w:rPr>
       </w:pPr>
-      <w:hyperlink w:anchor="_Toc238831989" w:history="1">
+      <w:hyperlink w:anchor="_Toc239403830" w:history="1">
         <w:r>
           <w:rPr>
             <w:rStyle w:val="Lienhypertexte"/>
             <w:noProof/>
           </w:rPr>
-          <w:t>Tableau 8.1 — Principaux outils logiciels employés</w:t>
+          <w:t>Tableau 7.8 — Règles de résolution des conflits d'écriture</w:t>
         </w:r>
         <w:r>
           <w:rPr>
@@ -10304,7 +10302,7 @@
             <w:noProof/>
             <w:webHidden/>
           </w:rPr>
-          <w:instrText xml:space="preserve"> PAGEREF _Toc238831989 \h </w:instrText>
+          <w:instrText xml:space="preserve"> PAGEREF _Toc239403830 \h </w:instrText>
         </w:r>
         <w:r>
           <w:rPr>
@@ -10324,7 +10322,7 @@
             <w:noProof/>
             <w:webHidden/>
           </w:rPr>
-          <w:t>70</w:t>
+          <w:t>65</w:t>
         </w:r>
         <w:r>
           <w:rPr>
@@ -10348,13 +10346,13 @@
           <w:lang w:val="fr-CG" w:eastAsia="fr-CG"/>
         </w:rPr>
       </w:pPr>
-      <w:hyperlink w:anchor="_Toc238831990" w:history="1">
+      <w:hyperlink w:anchor="_Toc239403831" w:history="1">
         <w:r>
           <w:rPr>
             <w:rStyle w:val="Lienhypertexte"/>
             <w:noProof/>
           </w:rPr>
-          <w:t>Tableau 8.2 — Répartition des tables par domaine fonctionnel</w:t>
+          <w:t>Tableau 7.9 — Principes d'interface et leur application</w:t>
         </w:r>
         <w:r>
           <w:rPr>
@@ -10375,7 +10373,7 @@
             <w:noProof/>
             <w:webHidden/>
           </w:rPr>
-          <w:instrText xml:space="preserve"> PAGEREF _Toc238831990 \h </w:instrText>
+          <w:instrText xml:space="preserve"> PAGEREF _Toc239403831 \h </w:instrText>
         </w:r>
         <w:r>
           <w:rPr>
@@ -10395,7 +10393,7 @@
             <w:noProof/>
             <w:webHidden/>
           </w:rPr>
-          <w:t>71</w:t>
+          <w:t>70</w:t>
         </w:r>
         <w:r>
           <w:rPr>
@@ -10419,13 +10417,13 @@
           <w:lang w:val="fr-CG" w:eastAsia="fr-CG"/>
         </w:rPr>
       </w:pPr>
-      <w:hyperlink w:anchor="_Toc238831991" w:history="1">
+      <w:hyperlink w:anchor="_Toc239403832" w:history="1">
         <w:r>
           <w:rPr>
             <w:rStyle w:val="Lienhypertexte"/>
             <w:noProof/>
           </w:rPr>
-          <w:t>Tableau 8.3 — Résultats de la campagne d'exécution après correction</w:t>
+          <w:t>Tableau 8.1 — Principaux outils logiciels employés</w:t>
         </w:r>
         <w:r>
           <w:rPr>
@@ -10446,7 +10444,7 @@
             <w:noProof/>
             <w:webHidden/>
           </w:rPr>
-          <w:instrText xml:space="preserve"> PAGEREF _Toc238831991 \h </w:instrText>
+          <w:instrText xml:space="preserve"> PAGEREF _Toc239403832 \h </w:instrText>
         </w:r>
         <w:r>
           <w:rPr>
@@ -10466,7 +10464,7 @@
             <w:noProof/>
             <w:webHidden/>
           </w:rPr>
-          <w:t>81</w:t>
+          <w:t>71</w:t>
         </w:r>
         <w:r>
           <w:rPr>
@@ -10490,12 +10488,154 @@
           <w:lang w:val="fr-CG" w:eastAsia="fr-CG"/>
         </w:rPr>
       </w:pPr>
-      <w:hyperlink w:anchor="_Toc238831992" w:history="1">
+      <w:hyperlink w:anchor="_Toc239403833" w:history="1">
         <w:r>
           <w:rPr>
             <w:rStyle w:val="Lienhypertexte"/>
             <w:noProof/>
           </w:rPr>
+          <w:t>Tableau 8.2 — Répartition des tables par domaine fonctionnel</w:t>
+        </w:r>
+        <w:r>
+          <w:rPr>
+            <w:noProof/>
+            <w:webHidden/>
+          </w:rPr>
+          <w:tab/>
+        </w:r>
+        <w:r>
+          <w:rPr>
+            <w:noProof/>
+            <w:webHidden/>
+          </w:rPr>
+          <w:fldChar w:fldCharType="begin"/>
+        </w:r>
+        <w:r>
+          <w:rPr>
+            <w:noProof/>
+            <w:webHidden/>
+          </w:rPr>
+          <w:instrText xml:space="preserve"> PAGEREF _Toc239403833 \h </w:instrText>
+        </w:r>
+        <w:r>
+          <w:rPr>
+            <w:noProof/>
+            <w:webHidden/>
+          </w:rPr>
+        </w:r>
+        <w:r>
+          <w:rPr>
+            <w:noProof/>
+            <w:webHidden/>
+          </w:rPr>
+          <w:fldChar w:fldCharType="separate"/>
+        </w:r>
+        <w:r>
+          <w:rPr>
+            <w:noProof/>
+            <w:webHidden/>
+          </w:rPr>
+          <w:t>72</w:t>
+        </w:r>
+        <w:r>
+          <w:rPr>
+            <w:noProof/>
+            <w:webHidden/>
+          </w:rPr>
+          <w:fldChar w:fldCharType="end"/>
+        </w:r>
+      </w:hyperlink>
+    </w:p>
+    <w:p>
+      <w:pPr>
+        <w:pStyle w:val="Tabledesillustrations"/>
+        <w:tabs>
+          <w:tab w:val="right" w:leader="dot" w:pos="9344"/>
+        </w:tabs>
+        <w:rPr>
+          <w:rFonts w:asciiTheme="minorHAnsi" w:eastAsiaTheme="minorEastAsia" w:hAnsiTheme="minorHAnsi"/>
+          <w:noProof/>
+          <w:sz w:val="22"/>
+          <w:lang w:val="fr-CG" w:eastAsia="fr-CG"/>
+        </w:rPr>
+      </w:pPr>
+      <w:hyperlink w:anchor="_Toc239403834" w:history="1">
+        <w:r>
+          <w:rPr>
+            <w:rStyle w:val="Lienhypertexte"/>
+            <w:noProof/>
+          </w:rPr>
+          <w:t>Tableau 8.3 — Résultats de la campagne d'exécution après correction</w:t>
+        </w:r>
+        <w:r>
+          <w:rPr>
+            <w:noProof/>
+            <w:webHidden/>
+          </w:rPr>
+          <w:tab/>
+        </w:r>
+        <w:r>
+          <w:rPr>
+            <w:noProof/>
+            <w:webHidden/>
+          </w:rPr>
+          <w:fldChar w:fldCharType="begin"/>
+        </w:r>
+        <w:r>
+          <w:rPr>
+            <w:noProof/>
+            <w:webHidden/>
+          </w:rPr>
+          <w:instrText xml:space="preserve"> PAGEREF _Toc239403834 \h </w:instrText>
+        </w:r>
+        <w:r>
+          <w:rPr>
+            <w:noProof/>
+            <w:webHidden/>
+          </w:rPr>
+        </w:r>
+        <w:r>
+          <w:rPr>
+            <w:noProof/>
+            <w:webHidden/>
+          </w:rPr>
+          <w:fldChar w:fldCharType="separate"/>
+        </w:r>
+        <w:r>
+          <w:rPr>
+            <w:noProof/>
+            <w:webHidden/>
+          </w:rPr>
+          <w:t>82</w:t>
+        </w:r>
+        <w:r>
+          <w:rPr>
+            <w:noProof/>
+            <w:webHidden/>
+          </w:rPr>
+          <w:fldChar w:fldCharType="end"/>
+        </w:r>
+      </w:hyperlink>
+    </w:p>
+    <w:p>
+      <w:pPr>
+        <w:pStyle w:val="Tabledesillustrations"/>
+        <w:tabs>
+          <w:tab w:val="right" w:leader="dot" w:pos="9344"/>
+        </w:tabs>
+        <w:rPr>
+          <w:rFonts w:asciiTheme="minorHAnsi" w:eastAsiaTheme="minorEastAsia" w:hAnsiTheme="minorHAnsi"/>
+          <w:noProof/>
+          <w:sz w:val="22"/>
+          <w:lang w:val="fr-CG" w:eastAsia="fr-CG"/>
+        </w:rPr>
+      </w:pPr>
+      <w:hyperlink w:anchor="_Toc239403835" w:history="1">
+        <w:r>
+          <w:rPr>
+            <w:rStyle w:val="Lienhypertexte"/>
+            <w:noProof/>
+          </w:rPr>
           <w:t>Tableau 8.4 — Couverture des tests par domaine</w:t>
         </w:r>
         <w:r>
@@ -10517,7 +10657,7 @@
             <w:noProof/>
             <w:webHidden/>
           </w:rPr>
-          <w:instrText xml:space="preserve"> PAGEREF _Toc238831992 \h </w:instrText>
+          <w:instrText xml:space="preserve"> PAGEREF _Toc239403835 \h </w:instrText>
         </w:r>
         <w:r>
           <w:rPr>
@@ -10537,7 +10677,7 @@
             <w:noProof/>
             <w:webHidden/>
           </w:rPr>
-          <w:t>81</w:t>
+          <w:t>82</w:t>
         </w:r>
         <w:r>
           <w:rPr>
@@ -10560,8 +10700,8 @@
         <w:pStyle w:val="Titre1"/>
         <w:pageBreakBefore/>
       </w:pPr>
-      <w:bookmarkStart w:id="16" w:name="_Toc238831896"/>
-      <w:bookmarkStart w:id="17" w:name="_Toc238832000"/>
+      <w:bookmarkStart w:id="16" w:name="_Toc239403737"/>
+      <w:bookmarkStart w:id="17" w:name="_Toc239403843"/>
       <w:r>
         <w:lastRenderedPageBreak/>
         <w:t>LISTE DES ABRÉVIATIONS ET SIGLES</w:t>
@@ -11441,8 +11581,8 @@
       <w:pPr>
         <w:pStyle w:val="Titre1"/>
       </w:pPr>
-      <w:bookmarkStart w:id="18" w:name="_Toc238831897"/>
-      <w:bookmarkStart w:id="19" w:name="_Toc238832001"/>
+      <w:bookmarkStart w:id="18" w:name="_Toc239403738"/>
+      <w:bookmarkStart w:id="19" w:name="_Toc239403844"/>
       <w:r>
         <w:lastRenderedPageBreak/>
         <w:t>INTRODUCTION GÉNÉRALE</w:t>
@@ -11623,8 +11763,15 @@
     <w:p/>
     <w:p/>
     <w:p/>
+    <w:p/>
+    <w:p/>
+    <w:p/>
+    <w:p/>
+    <w:p/>
+    <w:p/>
     <w:p>
       <w:pPr>
+        <w:ind w:right="850"/>
         <w:jc w:val="center"/>
       </w:pPr>
       <w:r>
@@ -11648,7 +11795,7 @@
                     <pic:cNvPicPr/>
                   </pic:nvPicPr>
                   <pic:blipFill>
-                    <a:blip r:embed="rId14" cstate="print">
+                    <a:blip r:embed="rId20" cstate="print">
                       <a:duotone>
                         <a:schemeClr val="accent1">
                           <a:shade val="45000"/>
@@ -11696,13 +11843,14 @@
           <w:bottom w:val="single" w:sz="6" w:space="8" w:color="4472C4" w:themeColor="accent1"/>
         </w:pBdr>
         <w:spacing w:before="240" w:after="240" w:line="276" w:lineRule="auto"/>
+        <w:ind w:right="850"/>
         <w:rPr>
           <w:bCs/>
           <w:color w:val="4E8BA4"/>
         </w:rPr>
       </w:pPr>
-      <w:bookmarkStart w:id="20" w:name="_Toc238831898"/>
-      <w:bookmarkStart w:id="21" w:name="_Toc238832002"/>
+      <w:bookmarkStart w:id="20" w:name="_Toc239403739"/>
+      <w:bookmarkStart w:id="21" w:name="_Toc239403845"/>
       <w:r>
         <w:rPr>
           <w:bCs/>
@@ -11715,6 +11863,7 @@
     </w:p>
     <w:p>
       <w:pPr>
+        <w:ind w:right="850"/>
         <w:jc w:val="center"/>
         <w:rPr>
           <w:color w:val="4E8BA4"/>
@@ -11742,7 +11891,7 @@
                     <pic:cNvPicPr/>
                   </pic:nvPicPr>
                   <pic:blipFill>
-                    <a:blip r:embed="rId15" cstate="print">
+                    <a:blip r:embed="rId21" cstate="print">
                       <a:duotone>
                         <a:schemeClr val="accent1">
                           <a:shade val="45000"/>
@@ -11781,8 +11930,8 @@
         <w:pStyle w:val="Titre1"/>
         <w:pageBreakBefore/>
       </w:pPr>
-      <w:bookmarkStart w:id="22" w:name="_Toc238831899"/>
-      <w:bookmarkStart w:id="23" w:name="_Toc238832003"/>
+      <w:bookmarkStart w:id="22" w:name="_Toc239403740"/>
+      <w:bookmarkStart w:id="23" w:name="_Toc239403846"/>
       <w:r>
         <w:lastRenderedPageBreak/>
         <w:t>CHAPITRE 1 — PRÉSENTATION DE LA STRUCTURE D'ACCUEIL</w:t>
@@ -11799,7 +11948,7 @@
       <w:pPr>
         <w:pStyle w:val="Titre2"/>
       </w:pPr>
-      <w:bookmarkStart w:id="24" w:name="_Toc238832004"/>
+      <w:bookmarkStart w:id="24" w:name="_Toc239403847"/>
       <w:r>
         <w:t>1.1 Présentation de SARIS-CONGO</w:t>
       </w:r>
@@ -11814,7 +11963,7 @@
       <w:pPr>
         <w:pStyle w:val="Lgendetableau"/>
       </w:pPr>
-      <w:bookmarkStart w:id="25" w:name="_Toc238831935"/>
+      <w:bookmarkStart w:id="25" w:name="_Toc239403778"/>
       <w:r>
         <w:t>Tableau 1.1 — Grandes étapes de l'histoire de SARIS-CONGO</w:t>
       </w:r>
@@ -12183,7 +12332,7 @@
       <w:pPr>
         <w:pStyle w:val="Titre2"/>
       </w:pPr>
-      <w:bookmarkStart w:id="26" w:name="_Toc238832005"/>
+      <w:bookmarkStart w:id="26" w:name="_Toc239403848"/>
       <w:r>
         <w:t>1.2 Le Service Médico-Social et ses missions</w:t>
       </w:r>
@@ -12209,7 +12358,7 @@
       <w:pPr>
         <w:pStyle w:val="Titre2"/>
       </w:pPr>
-      <w:bookmarkStart w:id="27" w:name="_Toc238832006"/>
+      <w:bookmarkStart w:id="27" w:name="_Toc239403849"/>
       <w:r>
         <w:t>1.3 La population couverte</w:t>
       </w:r>
@@ -12224,7 +12373,7 @@
       <w:pPr>
         <w:pStyle w:val="Lgendetableau"/>
       </w:pPr>
-      <w:bookmarkStart w:id="28" w:name="_Toc238831936"/>
+      <w:bookmarkStart w:id="28" w:name="_Toc239403779"/>
       <w:r>
         <w:t>Tableau 1.2 — Les neuf catégories de personnes prises en charge</w:t>
       </w:r>
@@ -12577,7 +12726,7 @@
       <w:pPr>
         <w:pStyle w:val="Titre2"/>
       </w:pPr>
-      <w:bookmarkStart w:id="29" w:name="_Toc238832007"/>
+      <w:bookmarkStart w:id="29" w:name="_Toc239403850"/>
       <w:r>
         <w:t>1.4 Organisation structurelle</w:t>
       </w:r>
@@ -12604,7 +12753,7 @@
       <w:pPr>
         <w:pStyle w:val="Lgende"/>
       </w:pPr>
-      <w:bookmarkStart w:id="30" w:name="_Toc238831912"/>
+      <w:bookmarkStart w:id="30" w:name="_Toc239403753"/>
       <w:r>
         <w:t>Figure 1.1 — Organigramme du Service Médico-Social de SARIS-CONGO</w:t>
       </w:r>
@@ -12619,7 +12768,7 @@
       <w:pPr>
         <w:pStyle w:val="Lgendetableau"/>
       </w:pPr>
-      <w:bookmarkStart w:id="31" w:name="_Toc238831937"/>
+      <w:bookmarkStart w:id="31" w:name="_Toc239403780"/>
       <w:r>
         <w:lastRenderedPageBreak/>
         <w:t>Tableau 1.3 — Les trois niveaux de la chaîne médicale et sociale</w:t>
@@ -12990,7 +13139,7 @@
       <w:pPr>
         <w:pStyle w:val="Titre2"/>
       </w:pPr>
-      <w:bookmarkStart w:id="32" w:name="_Toc238832008"/>
+      <w:bookmarkStart w:id="32" w:name="_Toc239403851"/>
       <w:r>
         <w:t>1.5 Correspondance avec les rôles du système</w:t>
       </w:r>
@@ -13005,7 +13154,7 @@
       <w:pPr>
         <w:pStyle w:val="Lgendetableau"/>
       </w:pPr>
-      <w:bookmarkStart w:id="33" w:name="_Toc238831938"/>
+      <w:bookmarkStart w:id="33" w:name="_Toc239403781"/>
       <w:r>
         <w:t>Tableau 1.4 — Correspondance entre fonctions réelles et rôles du système</w:t>
       </w:r>
@@ -13020,8 +13169,8 @@
       </w:tblPr>
       <w:tblGrid>
         <w:gridCol w:w="2400"/>
-        <w:gridCol w:w="2200"/>
-        <w:gridCol w:w="4470"/>
+        <w:gridCol w:w="2455"/>
+        <w:gridCol w:w="4215"/>
       </w:tblGrid>
       <w:tr>
         <w:tc>
@@ -13046,7 +13195,7 @@
         </w:tc>
         <w:tc>
           <w:tcPr>
-            <w:tcW w:w="2200" w:type="dxa"/>
+            <w:tcW w:w="2455" w:type="dxa"/>
           </w:tcPr>
           <w:p>
             <w:pPr>
@@ -13066,7 +13215,7 @@
         </w:tc>
         <w:tc>
           <w:tcPr>
-            <w:tcW w:w="4470" w:type="dxa"/>
+            <w:tcW w:w="4215" w:type="dxa"/>
           </w:tcPr>
           <w:p>
             <w:pPr>
@@ -13102,7 +13251,7 @@
         </w:tc>
         <w:tc>
           <w:tcPr>
-            <w:tcW w:w="2200" w:type="dxa"/>
+            <w:tcW w:w="2455" w:type="dxa"/>
           </w:tcPr>
           <w:p>
             <w:pPr>
@@ -13116,7 +13265,7 @@
         </w:tc>
         <w:tc>
           <w:tcPr>
-            <w:tcW w:w="4470" w:type="dxa"/>
+            <w:tcW w:w="4215" w:type="dxa"/>
           </w:tcPr>
           <w:p>
             <w:pPr>
@@ -13146,7 +13295,7 @@
         </w:tc>
         <w:tc>
           <w:tcPr>
-            <w:tcW w:w="2200" w:type="dxa"/>
+            <w:tcW w:w="2455" w:type="dxa"/>
           </w:tcPr>
           <w:p>
             <w:pPr>
@@ -13160,7 +13309,7 @@
         </w:tc>
         <w:tc>
           <w:tcPr>
-            <w:tcW w:w="4470" w:type="dxa"/>
+            <w:tcW w:w="4215" w:type="dxa"/>
           </w:tcPr>
           <w:p>
             <w:pPr>
@@ -13190,7 +13339,7 @@
         </w:tc>
         <w:tc>
           <w:tcPr>
-            <w:tcW w:w="2200" w:type="dxa"/>
+            <w:tcW w:w="2455" w:type="dxa"/>
           </w:tcPr>
           <w:p>
             <w:pPr>
@@ -13204,7 +13353,7 @@
         </w:tc>
         <w:tc>
           <w:tcPr>
-            <w:tcW w:w="4470" w:type="dxa"/>
+            <w:tcW w:w="4215" w:type="dxa"/>
           </w:tcPr>
           <w:p>
             <w:pPr>
@@ -13235,7 +13384,7 @@
         </w:tc>
         <w:tc>
           <w:tcPr>
-            <w:tcW w:w="2200" w:type="dxa"/>
+            <w:tcW w:w="2455" w:type="dxa"/>
           </w:tcPr>
           <w:p>
             <w:pPr>
@@ -13249,7 +13398,7 @@
         </w:tc>
         <w:tc>
           <w:tcPr>
-            <w:tcW w:w="4470" w:type="dxa"/>
+            <w:tcW w:w="4215" w:type="dxa"/>
           </w:tcPr>
           <w:p>
             <w:pPr>
@@ -13279,7 +13428,7 @@
         </w:tc>
         <w:tc>
           <w:tcPr>
-            <w:tcW w:w="2200" w:type="dxa"/>
+            <w:tcW w:w="2455" w:type="dxa"/>
           </w:tcPr>
           <w:p>
             <w:pPr>
@@ -13293,7 +13442,7 @@
         </w:tc>
         <w:tc>
           <w:tcPr>
-            <w:tcW w:w="4470" w:type="dxa"/>
+            <w:tcW w:w="4215" w:type="dxa"/>
           </w:tcPr>
           <w:p>
             <w:pPr>
@@ -13323,7 +13472,7 @@
         </w:tc>
         <w:tc>
           <w:tcPr>
-            <w:tcW w:w="2200" w:type="dxa"/>
+            <w:tcW w:w="2455" w:type="dxa"/>
           </w:tcPr>
           <w:p>
             <w:pPr>
@@ -13337,7 +13486,7 @@
         </w:tc>
         <w:tc>
           <w:tcPr>
-            <w:tcW w:w="4470" w:type="dxa"/>
+            <w:tcW w:w="4215" w:type="dxa"/>
           </w:tcPr>
           <w:p>
             <w:pPr>
@@ -13355,7 +13504,7 @@
       <w:pPr>
         <w:pStyle w:val="Titre2"/>
       </w:pPr>
-      <w:bookmarkStart w:id="34" w:name="_Toc238832009"/>
+      <w:bookmarkStart w:id="34" w:name="_Toc239403852"/>
       <w:r>
         <w:t>1.6 Ressources et chiffres caractéristiques</w:t>
       </w:r>
@@ -13375,7 +13524,7 @@
       <w:pPr>
         <w:pStyle w:val="Lgendetableau"/>
       </w:pPr>
-      <w:bookmarkStart w:id="35" w:name="_Toc238831939"/>
+      <w:bookmarkStart w:id="35" w:name="_Toc239403782"/>
       <w:r>
         <w:t>Tableau 1.5 — Indicateurs de la population couverte</w:t>
       </w:r>
@@ -13600,7 +13749,7 @@
       <w:pPr>
         <w:pStyle w:val="Titre2"/>
       </w:pPr>
-      <w:bookmarkStart w:id="36" w:name="_Toc238832010"/>
+      <w:bookmarkStart w:id="36" w:name="_Toc239403853"/>
       <w:r>
         <w:t>Conclusion du chapitre</w:t>
       </w:r>
@@ -13622,8 +13771,8 @@
         <w:pStyle w:val="Titre1"/>
         <w:pageBreakBefore/>
       </w:pPr>
-      <w:bookmarkStart w:id="37" w:name="_Toc238831900"/>
-      <w:bookmarkStart w:id="38" w:name="_Toc238832011"/>
+      <w:bookmarkStart w:id="37" w:name="_Toc239403741"/>
+      <w:bookmarkStart w:id="38" w:name="_Toc239403854"/>
       <w:r>
         <w:lastRenderedPageBreak/>
         <w:t>CHAPITRE 2 — SITUATION INFORMATIQUE EXISTANTE</w:t>
@@ -13640,7 +13789,7 @@
       <w:pPr>
         <w:pStyle w:val="Titre2"/>
       </w:pPr>
-      <w:bookmarkStart w:id="39" w:name="_Toc238832012"/>
+      <w:bookmarkStart w:id="39" w:name="_Toc239403855"/>
       <w:r>
         <w:t>2.1 Organisation informatique</w:t>
       </w:r>
@@ -13655,7 +13804,7 @@
       <w:pPr>
         <w:pStyle w:val="Lgendetableau"/>
       </w:pPr>
-      <w:bookmarkStart w:id="40" w:name="_Toc238831940"/>
+      <w:bookmarkStart w:id="40" w:name="_Toc239403783"/>
       <w:r>
         <w:t>Tableau 2.1 — La structure informatique à trois niveaux</w:t>
       </w:r>
@@ -13878,7 +14027,7 @@
       <w:pPr>
         <w:pStyle w:val="Lgendetableau"/>
       </w:pPr>
-      <w:bookmarkStart w:id="41" w:name="_Toc238831941"/>
+      <w:bookmarkStart w:id="41" w:name="_Toc239403784"/>
       <w:r>
         <w:t>Tableau 2.2 — Effectif du Service Informatique</w:t>
       </w:r>
@@ -14191,7 +14340,7 @@
       <w:pPr>
         <w:pStyle w:val="Titre2"/>
       </w:pPr>
-      <w:bookmarkStart w:id="42" w:name="_Toc238832013"/>
+      <w:bookmarkStart w:id="42" w:name="_Toc239403856"/>
       <w:r>
         <w:lastRenderedPageBreak/>
         <w:t>2.2 Infrastructure réseau</w:t>
@@ -14228,7 +14377,7 @@
       <w:pPr>
         <w:pStyle w:val="Titre2"/>
       </w:pPr>
-      <w:bookmarkStart w:id="43" w:name="_Toc238832014"/>
+      <w:bookmarkStart w:id="43" w:name="_Toc239403857"/>
       <w:r>
         <w:t>2.3 Parc informatique matériel</w:t>
       </w:r>
@@ -14251,7 +14400,7 @@
       <w:pPr>
         <w:pStyle w:val="Lgendetableau"/>
       </w:pPr>
-      <w:bookmarkStart w:id="44" w:name="_Toc238831942"/>
+      <w:bookmarkStart w:id="44" w:name="_Toc239403785"/>
       <w:r>
         <w:t>Tableau 2.3 — Parc matériel informatique, par type</w:t>
       </w:r>
@@ -14611,7 +14760,7 @@
       <w:pPr>
         <w:pStyle w:val="Titre2"/>
       </w:pPr>
-      <w:bookmarkStart w:id="45" w:name="_Toc238832015"/>
+      <w:bookmarkStart w:id="45" w:name="_Toc239403858"/>
       <w:r>
         <w:lastRenderedPageBreak/>
         <w:t>2.4 Applications et logiciels en usage</w:t>
@@ -14627,7 +14776,7 @@
       <w:pPr>
         <w:pStyle w:val="Lgendetableau"/>
       </w:pPr>
-      <w:bookmarkStart w:id="46" w:name="_Toc238831943"/>
+      <w:bookmarkStart w:id="46" w:name="_Toc239403786"/>
       <w:r>
         <w:t>Tableau 2.4 — Applications en production, par fonction d'entreprise</w:t>
       </w:r>
@@ -14847,7 +14996,7 @@
       <w:pPr>
         <w:pStyle w:val="Lgendetableau"/>
       </w:pPr>
-      <w:bookmarkStart w:id="47" w:name="_Toc238831944"/>
+      <w:bookmarkStart w:id="47" w:name="_Toc239403787"/>
       <w:r>
         <w:t>Tableau 2.5 — Outils en usage au centre médical avant le projet</w:t>
       </w:r>
@@ -15213,7 +15362,7 @@
       <w:pPr>
         <w:pStyle w:val="Titre2"/>
       </w:pPr>
-      <w:bookmarkStart w:id="48" w:name="_Toc238832016"/>
+      <w:bookmarkStart w:id="48" w:name="_Toc239403859"/>
       <w:r>
         <w:t>2.5 Gestion des données médicales</w:t>
       </w:r>
@@ -15243,7 +15392,7 @@
       <w:pPr>
         <w:pStyle w:val="Titre2"/>
       </w:pPr>
-      <w:bookmarkStart w:id="49" w:name="_Toc238832017"/>
+      <w:bookmarkStart w:id="49" w:name="_Toc239403860"/>
       <w:r>
         <w:t>2.6 Domaine du projet</w:t>
       </w:r>
@@ -15258,7 +15407,7 @@
       <w:pPr>
         <w:pStyle w:val="Lgendetableau"/>
       </w:pPr>
-      <w:bookmarkStart w:id="50" w:name="_Toc238831945"/>
+      <w:bookmarkStart w:id="50" w:name="_Toc239403788"/>
       <w:r>
         <w:t>Tableau 2.6 — Les trois domaines fonctionnels du Service Médico-Social</w:t>
       </w:r>
@@ -15482,7 +15631,7 @@
       <w:pPr>
         <w:pStyle w:val="Titre2"/>
       </w:pPr>
-      <w:bookmarkStart w:id="51" w:name="_Toc238832018"/>
+      <w:bookmarkStart w:id="51" w:name="_Toc239403861"/>
       <w:r>
         <w:t>2.7 Premiers constats</w:t>
       </w:r>
@@ -15497,7 +15646,7 @@
       <w:pPr>
         <w:pStyle w:val="Titre2"/>
       </w:pPr>
-      <w:bookmarkStart w:id="52" w:name="_Toc238832019"/>
+      <w:bookmarkStart w:id="52" w:name="_Toc239403862"/>
       <w:r>
         <w:t>Conclusion du chapitre</w:t>
       </w:r>
@@ -15534,8 +15683,8 @@
         <w:pStyle w:val="Titre1"/>
         <w:pageBreakBefore/>
       </w:pPr>
-      <w:bookmarkStart w:id="53" w:name="_Toc238831901"/>
-      <w:bookmarkStart w:id="54" w:name="_Toc238832020"/>
+      <w:bookmarkStart w:id="53" w:name="_Toc239403742"/>
+      <w:bookmarkStart w:id="54" w:name="_Toc239403863"/>
       <w:r>
         <w:lastRenderedPageBreak/>
         <w:t>CHAPITRE 3 — DOMAINE D'ÉTUDE : LE SYSTÈME D'INFORMATION MÉDICAL</w:t>
@@ -15557,7 +15706,7 @@
       <w:pPr>
         <w:pStyle w:val="Titre2"/>
       </w:pPr>
-      <w:bookmarkStart w:id="55" w:name="_Toc238832021"/>
+      <w:bookmarkStart w:id="55" w:name="_Toc239403864"/>
       <w:r>
         <w:t>3.1 Contexte du projet</w:t>
       </w:r>
@@ -15637,7 +15786,7 @@
       <w:pPr>
         <w:pStyle w:val="Titre2"/>
       </w:pPr>
-      <w:bookmarkStart w:id="56" w:name="_Toc238832022"/>
+      <w:bookmarkStart w:id="56" w:name="_Toc239403865"/>
       <w:r>
         <w:t>3.2 Problématique</w:t>
       </w:r>
@@ -15681,7 +15830,7 @@
       <w:pPr>
         <w:pStyle w:val="Titre2"/>
       </w:pPr>
-      <w:bookmarkStart w:id="57" w:name="_Toc238832023"/>
+      <w:bookmarkStart w:id="57" w:name="_Toc239403866"/>
       <w:r>
         <w:t>3.3 Les acteurs du suivi médical</w:t>
       </w:r>
@@ -15696,7 +15845,7 @@
       <w:pPr>
         <w:pStyle w:val="Lgendetableau"/>
       </w:pPr>
-      <w:bookmarkStart w:id="58" w:name="_Toc238831946"/>
+      <w:bookmarkStart w:id="58" w:name="_Toc239403789"/>
       <w:r>
         <w:t>Tableau 3.1 — Les acteurs du système et leur périmètre</w:t>
       </w:r>
@@ -15951,7 +16100,7 @@
       <w:pPr>
         <w:pStyle w:val="Titre2"/>
       </w:pPr>
-      <w:bookmarkStart w:id="59" w:name="_Toc238832024"/>
+      <w:bookmarkStart w:id="59" w:name="_Toc239403867"/>
       <w:r>
         <w:t>3.4 Le fonctionnement sur deux sites</w:t>
       </w:r>
@@ -15971,7 +16120,7 @@
       <w:pPr>
         <w:pStyle w:val="Lgendetableau"/>
       </w:pPr>
-      <w:bookmarkStart w:id="60" w:name="_Toc238831947"/>
+      <w:bookmarkStart w:id="60" w:name="_Toc239403790"/>
       <w:r>
         <w:t>Tableau 3.2 — Portée des données selon leur nature</w:t>
       </w:r>
@@ -16332,7 +16481,7 @@
       <w:pPr>
         <w:pStyle w:val="Titre2"/>
       </w:pPr>
-      <w:bookmarkStart w:id="61" w:name="_Toc238832025"/>
+      <w:bookmarkStart w:id="61" w:name="_Toc239403868"/>
       <w:r>
         <w:t>3.5 Catégories de patients et règles de prise en charge</w:t>
       </w:r>
@@ -16347,7 +16496,7 @@
       <w:pPr>
         <w:pStyle w:val="Lgendetableau"/>
       </w:pPr>
-      <w:bookmarkStart w:id="62" w:name="_Toc238831948"/>
+      <w:bookmarkStart w:id="62" w:name="_Toc239403791"/>
       <w:r>
         <w:t>Tableau 3.3 — Les cinq catégories de patients reconnues par le système</w:t>
       </w:r>
@@ -16658,7 +16807,7 @@
       <w:pPr>
         <w:pStyle w:val="Lgendetableau"/>
       </w:pPr>
-      <w:bookmarkStart w:id="63" w:name="_Toc238831949"/>
+      <w:bookmarkStart w:id="63" w:name="_Toc239403792"/>
       <w:r>
         <w:t>Tableau 3.4 — Prestations ouvertes selon la catégorie de patient</w:t>
       </w:r>
@@ -17170,7 +17319,7 @@
       <w:pPr>
         <w:pStyle w:val="Titre2"/>
       </w:pPr>
-      <w:bookmarkStart w:id="64" w:name="_Toc238832026"/>
+      <w:bookmarkStart w:id="64" w:name="_Toc239403869"/>
       <w:r>
         <w:t>3.6 Intérêts du sujet</w:t>
       </w:r>
@@ -17195,7 +17344,7 @@
       <w:pPr>
         <w:pStyle w:val="Titre2"/>
       </w:pPr>
-      <w:bookmarkStart w:id="65" w:name="_Toc238832027"/>
+      <w:bookmarkStart w:id="65" w:name="_Toc239403870"/>
       <w:r>
         <w:t>3.7 Situation du travail dans la littérature</w:t>
       </w:r>
@@ -17257,7 +17406,7 @@
       </w:r>
       <w:proofErr w:type="spellEnd"/>
       <w:r>
-        <w:t xml:space="preserve"> sur les types de données répliqués sans conflit, publiés en 2011, constituent la référence fondatrice de la cohérence entre répliques qui ne peuvent pas se coordonner en permanence. Ils éclairent le choix de résolution par dernière écriture exposé au chapitre 7. La thèse de Roy Thomas Fielding, soutenue en 2000, introduit REST, le style architectural sur lequel repose l'API du système et ses 268 points d'accès.</w:t>
+        <w:t xml:space="preserve"> sur les types de données répliqués sans conflit, publiés en 2011, constituent la référence fondatrice de la cohérence entre répliques qui ne peuvent pas se coordonner en permanence. Ils éclairent le choix de résolution par dernière écriture exposé au chapitre 7. La thèse de Roy Thomas Fielding, soutenue en 2000, introduit REST, le style architectural sur lequel repose l'API du système et ses 273 points d'accès.</w:t>
       </w:r>
     </w:p>
     <w:p>
@@ -17269,7 +17418,7 @@
       <w:pPr>
         <w:pStyle w:val="Titre2"/>
       </w:pPr>
-      <w:bookmarkStart w:id="66" w:name="_Toc238832028"/>
+      <w:bookmarkStart w:id="66" w:name="_Toc239403871"/>
       <w:r>
         <w:t>3.8 Périmètre retenu et solution proposée</w:t>
       </w:r>
@@ -17289,7 +17438,7 @@
       <w:pPr>
         <w:pStyle w:val="Lgendetableau"/>
       </w:pPr>
-      <w:bookmarkStart w:id="67" w:name="_Toc238831950"/>
+      <w:bookmarkStart w:id="67" w:name="_Toc239403793"/>
       <w:r>
         <w:t>Tableau 3.5 — Contenu du parcours de soin retenu</w:t>
       </w:r>
@@ -17484,7 +17633,7 @@
       <w:pPr>
         <w:pStyle w:val="Lgendetableau"/>
       </w:pPr>
-      <w:bookmarkStart w:id="68" w:name="_Toc238831951"/>
+      <w:bookmarkStart w:id="68" w:name="_Toc239403794"/>
       <w:r>
         <w:t>Tableau 3.6 — Domaines écartés du périmètre et motifs</w:t>
       </w:r>
@@ -17740,7 +17889,7 @@
       <w:pPr>
         <w:pStyle w:val="Titre2"/>
       </w:pPr>
-      <w:bookmarkStart w:id="69" w:name="_Toc238832029"/>
+      <w:bookmarkStart w:id="69" w:name="_Toc239403872"/>
       <w:r>
         <w:t>3.9 Concepts liés au sujet</w:t>
       </w:r>
@@ -17755,7 +17904,7 @@
       <w:pPr>
         <w:pStyle w:val="Lgendetableau"/>
       </w:pPr>
-      <w:bookmarkStart w:id="70" w:name="_Toc238831952"/>
+      <w:bookmarkStart w:id="70" w:name="_Toc239403795"/>
       <w:r>
         <w:t>Tableau 3.7 — Concepts mobilisés dans ce mémoire</w:t>
       </w:r>
@@ -18300,7 +18449,7 @@
       <w:pPr>
         <w:pStyle w:val="Titre2"/>
       </w:pPr>
-      <w:bookmarkStart w:id="71" w:name="_Toc238832030"/>
+      <w:bookmarkStart w:id="71" w:name="_Toc239403873"/>
       <w:r>
         <w:t>Conclusion du chapitre</w:t>
       </w:r>
@@ -18328,8 +18477,15 @@
     <w:p/>
     <w:p/>
     <w:p/>
+    <w:p/>
+    <w:p/>
+    <w:p/>
+    <w:p/>
+    <w:p/>
+    <w:p/>
     <w:p>
       <w:pPr>
+        <w:ind w:right="850"/>
         <w:jc w:val="center"/>
       </w:pPr>
       <w:r>
@@ -18353,7 +18509,7 @@
                     <pic:cNvPicPr/>
                   </pic:nvPicPr>
                   <pic:blipFill>
-                    <a:blip r:embed="rId14" cstate="print">
+                    <a:blip r:embed="rId20" cstate="print">
                       <a:duotone>
                         <a:schemeClr val="accent1">
                           <a:shade val="45000"/>
@@ -18401,9 +18557,10 @@
           <w:bottom w:val="single" w:sz="6" w:space="8" w:color="4472C4" w:themeColor="accent1"/>
         </w:pBdr>
         <w:spacing w:before="240" w:after="240" w:line="276" w:lineRule="auto"/>
+        <w:ind w:right="850"/>
       </w:pPr>
-      <w:bookmarkStart w:id="72" w:name="_Toc238831902"/>
-      <w:bookmarkStart w:id="73" w:name="_Toc238832031"/>
+      <w:bookmarkStart w:id="72" w:name="_Toc239403743"/>
+      <w:bookmarkStart w:id="73" w:name="_Toc239403874"/>
       <w:r>
         <w:rPr>
           <w:bCs/>
@@ -18416,6 +18573,7 @@
     </w:p>
     <w:p>
       <w:pPr>
+        <w:ind w:right="850"/>
         <w:jc w:val="center"/>
         <w:rPr>
           <w:color w:val="4E8BA4"/>
@@ -18443,7 +18601,7 @@
                     <pic:cNvPicPr/>
                   </pic:nvPicPr>
                   <pic:blipFill>
-                    <a:blip r:embed="rId15" cstate="print">
+                    <a:blip r:embed="rId21" cstate="print">
                       <a:duotone>
                         <a:schemeClr val="accent1">
                           <a:shade val="45000"/>
@@ -18482,8 +18640,8 @@
         <w:pStyle w:val="Titre1"/>
         <w:pageBreakBefore/>
       </w:pPr>
-      <w:bookmarkStart w:id="74" w:name="_Toc238831903"/>
-      <w:bookmarkStart w:id="75" w:name="_Toc238832032"/>
+      <w:bookmarkStart w:id="74" w:name="_Toc239403744"/>
+      <w:bookmarkStart w:id="75" w:name="_Toc239403875"/>
       <w:r>
         <w:lastRenderedPageBreak/>
         <w:t>CHAPITRE 4 — MÉTHODOLOGIE : 2TUP ET UML</w:t>
@@ -18505,7 +18663,7 @@
       <w:pPr>
         <w:pStyle w:val="Titre2"/>
       </w:pPr>
-      <w:bookmarkStart w:id="76" w:name="_Toc238832033"/>
+      <w:bookmarkStart w:id="76" w:name="_Toc239403876"/>
       <w:r>
         <w:t>4.1 Le Processus Unifié</w:t>
       </w:r>
@@ -18546,7 +18704,7 @@
       <w:pPr>
         <w:pStyle w:val="Lgendetableau"/>
       </w:pPr>
-      <w:bookmarkStart w:id="77" w:name="_Toc238831953"/>
+      <w:bookmarkStart w:id="77" w:name="_Toc239403796"/>
       <w:r>
         <w:t>Tableau 4.1 — Les quatre phases du Processus Unifié</w:t>
       </w:r>
@@ -18821,7 +18979,7 @@
       <w:pPr>
         <w:pStyle w:val="Titre2"/>
       </w:pPr>
-      <w:bookmarkStart w:id="78" w:name="_Toc238832034"/>
+      <w:bookmarkStart w:id="78" w:name="_Toc239403877"/>
       <w:r>
         <w:t xml:space="preserve">4.2 2TUP — </w:t>
       </w:r>
@@ -18854,7 +19012,7 @@
     </w:p>
     <w:p>
       <w:r>
-        <w:t>Mêler ces deux natures de contraintes dès le départ produit un défaut connu. La conception fonctionnelle se laisse contaminer par des considérations techniques, et les choix techniques se figent avant que le métier ait été compris. 2TUP les sépare donc en deux branches parallèles, qui ne se rejoignent qu'à la conception préliminaire. D'où sa représentation caractéristique en Y : deux branches montantes, un point de convergence, un tronc descendant.</w:t>
+        <w:t>Mêler ces deux natures de contraintes dès le départ produit un défaut connu. La conception fonctionnelle se laisse contaminer par des considérations techniques, et les choix techniques se figent avant que le métier ait été compris. 2TUP les sépare donc en deux branches parallèles, qui ne se rejoignent qu'à la conception préliminaire. D'où sa représentation caractéristique en Y : deux branches montantes, un point de convergence, un tronc descendant. Le cycle compte huit étapes. La branche fonctionnelle enchaîne la capture des besoins fonctionnels puis l'analyse ; la branche technique, la capture des besoins techniques puis la conception générique. Le tronc va de la conception préliminaire à la recette, en passant par la conception détaillée puis le codage et les tests.</w:t>
       </w:r>
     </w:p>
     <w:p>
@@ -18873,7 +19031,7 @@
       <w:pPr>
         <w:pStyle w:val="Lgende"/>
       </w:pPr>
-      <w:bookmarkStart w:id="79" w:name="_Toc238831913"/>
+      <w:bookmarkStart w:id="79" w:name="_Toc239403754"/>
       <w:r>
         <w:t>Figure 4.1 — Cycle de développement selon 2TUP</w:t>
       </w:r>
@@ -18919,7 +19077,7 @@
       <w:pPr>
         <w:pStyle w:val="Titre2"/>
       </w:pPr>
-      <w:bookmarkStart w:id="80" w:name="_Toc238832035"/>
+      <w:bookmarkStart w:id="80" w:name="_Toc239403878"/>
       <w:r>
         <w:t xml:space="preserve">4.3 UML — </w:t>
       </w:r>
@@ -18961,7 +19119,7 @@
       <w:pPr>
         <w:pStyle w:val="Lgendetableau"/>
       </w:pPr>
-      <w:bookmarkStart w:id="81" w:name="_Toc238831954"/>
+      <w:bookmarkStart w:id="81" w:name="_Toc239403797"/>
       <w:r>
         <w:t>Tableau 4.2 — Les sept diagrammes UML retenus</w:t>
       </w:r>
@@ -19360,7 +19518,7 @@
       <w:pPr>
         <w:pStyle w:val="Titre2"/>
       </w:pPr>
-      <w:bookmarkStart w:id="82" w:name="_Toc238832036"/>
+      <w:bookmarkStart w:id="82" w:name="_Toc239403879"/>
       <w:r>
         <w:t>4.4 Justification du choix de 2TUP</w:t>
       </w:r>
@@ -19380,7 +19538,7 @@
       <w:pPr>
         <w:pStyle w:val="Lgendetableau"/>
       </w:pPr>
-      <w:bookmarkStart w:id="83" w:name="_Toc238831955"/>
+      <w:bookmarkStart w:id="83" w:name="_Toc239403798"/>
       <w:r>
         <w:t>Tableau 4.3 — Comparaison de 2TUP avec Merise et Scrum</w:t>
       </w:r>
@@ -19914,7 +20072,7 @@
       <w:pPr>
         <w:pStyle w:val="Titre2"/>
       </w:pPr>
-      <w:bookmarkStart w:id="84" w:name="_Toc238832037"/>
+      <w:bookmarkStart w:id="84" w:name="_Toc239403880"/>
       <w:r>
         <w:t>Conclusion du chapitre</w:t>
       </w:r>
@@ -19930,8 +20088,8 @@
         <w:pStyle w:val="Titre1"/>
         <w:pageBreakBefore/>
       </w:pPr>
-      <w:bookmarkStart w:id="85" w:name="_Toc238831904"/>
-      <w:bookmarkStart w:id="86" w:name="_Toc238832038"/>
+      <w:bookmarkStart w:id="85" w:name="_Toc239403745"/>
+      <w:bookmarkStart w:id="86" w:name="_Toc239403881"/>
       <w:r>
         <w:lastRenderedPageBreak/>
         <w:t>CHAPITRE 5 — ÉTUDE DE L'EXISTANT</w:t>
@@ -19969,7 +20127,7 @@
       <w:pPr>
         <w:pStyle w:val="Titre2"/>
       </w:pPr>
-      <w:bookmarkStart w:id="87" w:name="_Toc238832039"/>
+      <w:bookmarkStart w:id="87" w:name="_Toc239403882"/>
       <w:r>
         <w:t>5.1 Le processus de consultation antérieur</w:t>
       </w:r>
@@ -19977,7 +20135,7 @@
     </w:p>
     <w:p>
       <w:r>
-        <w:t>Un point mérite d'être souligné d'emblée : ce processus était structuré et formalisé. Le Médecin Chef l'avait défini par écrit, en quatre étapes standardisées. Ce qui manquait n'était pas la méthode, mais l'outil pour l'appliquer et en conserver la trace.</w:t>
+        <w:t>Le processus antérieur est représenté sur deux planches : la figure 5.1 couvre le triage et le recueil clinique, la figure 5.2 la consultation, la décision et la clôture. Un point mérite d'être souligné d'emblée : ce processus était structuré et formalisé. Le Médecin Chef l'avait défini par écrit, en quatre étapes standardisées. Ce qui manquait n'était pas la méthode, mais l'outil pour l'appliquer et en conserver la trace.</w:t>
       </w:r>
     </w:p>
     <w:p>
@@ -19996,11 +20154,38 @@
       <w:pPr>
         <w:pStyle w:val="Lgende"/>
       </w:pPr>
-      <w:bookmarkStart w:id="88" w:name="_Toc238831914"/>
-      <w:r>
-        <w:t>Figure 5.1 — Diagramme d'activité du processus de consultation antérieur</w:t>
+      <w:bookmarkStart w:id="88" w:name="_Toc239403755"/>
+      <w:r>
+        <w:t>Figure 5.1 — Diagramme d'activité du processus antérieur : triage et recueil clinique</w:t>
       </w:r>
       <w:bookmarkEnd w:id="88"/>
+    </w:p>
+    <w:p>
+      <w:r>
+        <w:br w:type="page"/>
+      </w:r>
+    </w:p>
+    <w:p>
+      <w:pPr>
+        <w:pageBreakBefore/>
+      </w:pPr>
+    </w:p>
+    <w:p/>
+    <w:p/>
+    <w:p/>
+    <w:p/>
+    <w:p/>
+    <w:p/>
+    <w:p/>
+    <w:p>
+      <w:pPr>
+        <w:pStyle w:val="Lgende"/>
+      </w:pPr>
+      <w:bookmarkStart w:id="89" w:name="_Toc239403756"/>
+      <w:r>
+        <w:t>Figure 5.2 — Diagramme d'activité du processus antérieur : consultation, décision et clôture</w:t>
+      </w:r>
+      <w:bookmarkEnd w:id="89"/>
     </w:p>
     <w:p>
       <w:r>
@@ -20042,11 +20227,11 @@
       <w:pPr>
         <w:pStyle w:val="Lgendetableau"/>
       </w:pPr>
-      <w:bookmarkStart w:id="89" w:name="_Toc238831956"/>
+      <w:bookmarkStart w:id="90" w:name="_Toc239403799"/>
       <w:r>
         <w:t>Tableau 5.3 — Règle de confidentialité appliquée avant le projet</w:t>
       </w:r>
-      <w:bookmarkEnd w:id="89"/>
+      <w:bookmarkEnd w:id="90"/>
     </w:p>
     <w:tbl>
       <w:tblPr>
@@ -20265,12 +20450,12 @@
       <w:pPr>
         <w:pStyle w:val="Titre2"/>
       </w:pPr>
-      <w:bookmarkStart w:id="90" w:name="_Toc238832040"/>
+      <w:bookmarkStart w:id="91" w:name="_Toc239403883"/>
       <w:r>
         <w:lastRenderedPageBreak/>
         <w:t>5.2 Recueil des besoins par entretiens de terrain</w:t>
       </w:r>
-      <w:bookmarkEnd w:id="90"/>
+      <w:bookmarkEnd w:id="91"/>
     </w:p>
     <w:p>
       <w:r>
@@ -20286,11 +20471,11 @@
       <w:pPr>
         <w:pStyle w:val="Lgendetableau"/>
       </w:pPr>
-      <w:bookmarkStart w:id="91" w:name="_Toc238831957"/>
+      <w:bookmarkStart w:id="92" w:name="_Toc239403800"/>
       <w:r>
         <w:t>Tableau 5.1 — Interlocuteurs rencontrés lors du recueil de l'existant</w:t>
       </w:r>
-      <w:bookmarkEnd w:id="91"/>
+      <w:bookmarkEnd w:id="92"/>
     </w:p>
     <w:tbl>
       <w:tblPr>
@@ -20555,11 +20740,11 @@
       <w:pPr>
         <w:pStyle w:val="Titre2"/>
       </w:pPr>
-      <w:bookmarkStart w:id="92" w:name="_Toc238832041"/>
+      <w:bookmarkStart w:id="93" w:name="_Toc239403884"/>
       <w:r>
         <w:t>5.3 Les dix-huit besoins recueillis</w:t>
       </w:r>
-      <w:bookmarkEnd w:id="92"/>
+      <w:bookmarkEnd w:id="93"/>
     </w:p>
     <w:p>
       <w:r>
@@ -20575,11 +20760,11 @@
       <w:pPr>
         <w:pStyle w:val="Lgendetableau"/>
       </w:pPr>
-      <w:bookmarkStart w:id="93" w:name="_Toc238831958"/>
+      <w:bookmarkStart w:id="94" w:name="_Toc239403801"/>
       <w:r>
         <w:t>Tableau 5.2 — Les dix-huit besoins recueillis lors des entretiens</w:t>
       </w:r>
-      <w:bookmarkEnd w:id="93"/>
+      <w:bookmarkEnd w:id="94"/>
     </w:p>
     <w:tbl>
       <w:tblPr>
@@ -22010,11 +22195,11 @@
       <w:pPr>
         <w:pStyle w:val="Titre2"/>
       </w:pPr>
-      <w:bookmarkStart w:id="94" w:name="_Toc238832042"/>
+      <w:bookmarkStart w:id="95" w:name="_Toc239403885"/>
       <w:r>
         <w:t>5.4 Critique formelle de l'existant</w:t>
       </w:r>
-      <w:bookmarkEnd w:id="94"/>
+      <w:bookmarkEnd w:id="95"/>
     </w:p>
     <w:p>
       <w:r>
@@ -22025,11 +22210,11 @@
       <w:pPr>
         <w:pStyle w:val="Lgendetableau"/>
       </w:pPr>
-      <w:bookmarkStart w:id="95" w:name="_Toc238831959"/>
+      <w:bookmarkStart w:id="96" w:name="_Toc239403802"/>
       <w:r>
         <w:t>Tableau 5.4 — Synthèse critique de la situation antérieure</w:t>
       </w:r>
-      <w:bookmarkEnd w:id="95"/>
+      <w:bookmarkEnd w:id="96"/>
     </w:p>
     <w:tbl>
       <w:tblPr>
@@ -22740,11 +22925,11 @@
       <w:pPr>
         <w:pStyle w:val="Titre2"/>
       </w:pPr>
-      <w:bookmarkStart w:id="96" w:name="_Toc238832043"/>
+      <w:bookmarkStart w:id="97" w:name="_Toc239403886"/>
       <w:r>
         <w:t>5.5 Propositions de solutions</w:t>
       </w:r>
-      <w:bookmarkEnd w:id="96"/>
+      <w:bookmarkEnd w:id="97"/>
     </w:p>
     <w:p>
       <w:r>
@@ -22755,11 +22940,11 @@
       <w:pPr>
         <w:pStyle w:val="Lgendetableau"/>
       </w:pPr>
-      <w:bookmarkStart w:id="97" w:name="_Toc238831960"/>
+      <w:bookmarkStart w:id="98" w:name="_Toc239403803"/>
       <w:r>
         <w:t>Tableau 5.5 — Comparaison des quatre solutions envisagées</w:t>
       </w:r>
-      <w:bookmarkEnd w:id="97"/>
+      <w:bookmarkEnd w:id="98"/>
     </w:p>
     <w:tbl>
       <w:tblPr>
@@ -23465,11 +23650,11 @@
       <w:pPr>
         <w:pStyle w:val="Titre2"/>
       </w:pPr>
-      <w:bookmarkStart w:id="98" w:name="_Toc238832044"/>
+      <w:bookmarkStart w:id="99" w:name="_Toc239403887"/>
       <w:r>
         <w:t>5.6 Choix de la solution</w:t>
       </w:r>
-      <w:bookmarkEnd w:id="98"/>
+      <w:bookmarkEnd w:id="99"/>
     </w:p>
     <w:p>
       <w:r>
@@ -23490,11 +23675,11 @@
       <w:pPr>
         <w:pStyle w:val="Titre2"/>
       </w:pPr>
-      <w:bookmarkStart w:id="99" w:name="_Toc238832045"/>
+      <w:bookmarkStart w:id="100" w:name="_Toc239403888"/>
       <w:r>
         <w:t>Conclusion du chapitre</w:t>
       </w:r>
-      <w:bookmarkEnd w:id="99"/>
+      <w:bookmarkEnd w:id="100"/>
     </w:p>
     <w:p>
       <w:r>
@@ -23511,14 +23696,14 @@
         <w:pStyle w:val="Titre1"/>
         <w:pageBreakBefore/>
       </w:pPr>
-      <w:bookmarkStart w:id="100" w:name="_Toc238831905"/>
-      <w:bookmarkStart w:id="101" w:name="_Toc238832046"/>
+      <w:bookmarkStart w:id="101" w:name="_Toc239403746"/>
+      <w:bookmarkStart w:id="102" w:name="_Toc239403889"/>
       <w:r>
         <w:lastRenderedPageBreak/>
         <w:t>CHAPITRE 6 — ANALYSE DES BESOINS</w:t>
       </w:r>
-      <w:bookmarkEnd w:id="100"/>
       <w:bookmarkEnd w:id="101"/>
+      <w:bookmarkEnd w:id="102"/>
     </w:p>
     <w:p>
       <w:r>
@@ -23534,11 +23719,11 @@
       <w:pPr>
         <w:pStyle w:val="Titre2"/>
       </w:pPr>
-      <w:bookmarkStart w:id="102" w:name="_Toc238832047"/>
+      <w:bookmarkStart w:id="103" w:name="_Toc239403890"/>
       <w:r>
         <w:t>6.1 Analyse du besoin</w:t>
       </w:r>
-      <w:bookmarkEnd w:id="102"/>
+      <w:bookmarkEnd w:id="103"/>
     </w:p>
     <w:p>
       <w:r>
@@ -23549,11 +23734,11 @@
       <w:pPr>
         <w:pStyle w:val="Titre3"/>
       </w:pPr>
-      <w:bookmarkStart w:id="103" w:name="_Toc238832048"/>
+      <w:bookmarkStart w:id="104" w:name="_Toc239403891"/>
       <w:r>
         <w:t>6.1.1 Besoins fonctionnels</w:t>
       </w:r>
-      <w:bookmarkEnd w:id="103"/>
+      <w:bookmarkEnd w:id="104"/>
     </w:p>
     <w:p>
       <w:r>
@@ -23564,11 +23749,11 @@
       <w:pPr>
         <w:pStyle w:val="Lgendetableau"/>
       </w:pPr>
-      <w:bookmarkStart w:id="104" w:name="_Toc238831961"/>
+      <w:bookmarkStart w:id="105" w:name="_Toc239403804"/>
       <w:r>
         <w:t>Tableau 6.1 — Les vingt-trois besoins fonctionnels et leur preuve</w:t>
       </w:r>
-      <w:bookmarkEnd w:id="104"/>
+      <w:bookmarkEnd w:id="105"/>
     </w:p>
     <w:tbl>
       <w:tblPr>
@@ -23704,7 +23889,7 @@
               <w:jc w:val="left"/>
             </w:pPr>
             <w:r>
-              <w:t>7 routes, jeton signé, second facteur</w:t>
+              <w:t>8 routes, jeton signé, second facteur</w:t>
             </w:r>
           </w:p>
         </w:tc>
@@ -23762,7 +23947,7 @@
               <w:jc w:val="left"/>
             </w:pPr>
             <w:r>
-              <w:t>32 routes, 128 permissions, 3 rôles</w:t>
+              <w:t>33 routes, 130 permissions, 3 rôles</w:t>
             </w:r>
           </w:p>
         </w:tc>
@@ -24865,7 +25050,7 @@
               <w:jc w:val="left"/>
             </w:pPr>
             <w:r>
-              <w:t>2 routes, export</w:t>
+              <w:t>4 routes, génération et export</w:t>
             </w:r>
           </w:p>
         </w:tc>
@@ -25005,11 +25190,11 @@
       <w:pPr>
         <w:pStyle w:val="Titre3"/>
       </w:pPr>
-      <w:bookmarkStart w:id="105" w:name="_Toc238832049"/>
+      <w:bookmarkStart w:id="106" w:name="_Toc239403892"/>
       <w:r>
         <w:t>6.1.2 Besoins non fonctionnels</w:t>
       </w:r>
-      <w:bookmarkEnd w:id="105"/>
+      <w:bookmarkEnd w:id="106"/>
     </w:p>
     <w:p>
       <w:r>
@@ -25020,11 +25205,11 @@
       <w:pPr>
         <w:pStyle w:val="Lgendetableau"/>
       </w:pPr>
-      <w:bookmarkStart w:id="106" w:name="_Toc238831962"/>
+      <w:bookmarkStart w:id="107" w:name="_Toc239403805"/>
       <w:r>
         <w:t>Tableau 6.2 — Les treize besoins non fonctionnels et leur réalisation</w:t>
       </w:r>
-      <w:bookmarkEnd w:id="106"/>
+      <w:bookmarkEnd w:id="107"/>
     </w:p>
     <w:tbl>
       <w:tblPr>
@@ -25899,11 +26084,11 @@
       <w:pPr>
         <w:pStyle w:val="Titre3"/>
       </w:pPr>
-      <w:bookmarkStart w:id="107" w:name="_Toc238832050"/>
+      <w:bookmarkStart w:id="108" w:name="_Toc239403893"/>
       <w:r>
         <w:t>6.1.3 Confrontation des besoins exprimés au périmètre</w:t>
       </w:r>
-      <w:bookmarkEnd w:id="107"/>
+      <w:bookmarkEnd w:id="108"/>
     </w:p>
     <w:p>
       <w:r>
@@ -25914,11 +26099,11 @@
       <w:pPr>
         <w:pStyle w:val="Lgendetableau"/>
       </w:pPr>
-      <w:bookmarkStart w:id="108" w:name="_Toc238831963"/>
+      <w:bookmarkStart w:id="109" w:name="_Toc239403806"/>
       <w:r>
         <w:t>Tableau 6.3 — Confrontation des dix-huit besoins exprimés au périmètre</w:t>
       </w:r>
-      <w:bookmarkEnd w:id="108"/>
+      <w:bookmarkEnd w:id="109"/>
     </w:p>
     <w:tbl>
       <w:tblPr>
@@ -26806,11 +26991,11 @@
       <w:pPr>
         <w:pStyle w:val="Titre2"/>
       </w:pPr>
-      <w:bookmarkStart w:id="109" w:name="_Toc238832051"/>
+      <w:bookmarkStart w:id="110" w:name="_Toc239403894"/>
       <w:r>
         <w:t>6.2 Spécifications fonctionnelles</w:t>
       </w:r>
-      <w:bookmarkEnd w:id="109"/>
+      <w:bookmarkEnd w:id="110"/>
     </w:p>
     <w:p>
       <w:r>
@@ -26821,11 +27006,11 @@
       <w:pPr>
         <w:pStyle w:val="Titre3"/>
       </w:pPr>
-      <w:bookmarkStart w:id="110" w:name="_Toc238832052"/>
+      <w:bookmarkStart w:id="111" w:name="_Toc239403895"/>
       <w:r>
         <w:t>6.2.1 Acteurs du système</w:t>
       </w:r>
-      <w:bookmarkEnd w:id="110"/>
+      <w:bookmarkEnd w:id="111"/>
     </w:p>
     <w:p>
       <w:r>
@@ -26836,11 +27021,11 @@
       <w:pPr>
         <w:pStyle w:val="Lgendetableau"/>
       </w:pPr>
-      <w:bookmarkStart w:id="111" w:name="_Toc238831964"/>
+      <w:bookmarkStart w:id="112" w:name="_Toc239403807"/>
       <w:r>
         <w:t>Tableau 6.4 — Les acteurs du système</w:t>
       </w:r>
-      <w:bookmarkEnd w:id="111"/>
+      <w:bookmarkEnd w:id="112"/>
     </w:p>
     <w:tbl>
       <w:tblPr>
@@ -26976,7 +27161,7 @@
               <w:jc w:val="left"/>
             </w:pPr>
             <w:r>
-              <w:t>128 sur 128</w:t>
+              <w:t>130 sur 130</w:t>
             </w:r>
           </w:p>
         </w:tc>
@@ -27034,7 +27219,7 @@
               <w:jc w:val="left"/>
             </w:pPr>
             <w:r>
-              <w:t>101 sur 128</w:t>
+              <w:t>102 sur 130</w:t>
             </w:r>
           </w:p>
         </w:tc>
@@ -27092,7 +27277,7 @@
               <w:jc w:val="left"/>
             </w:pPr>
             <w:r>
-              <w:t>51 sur 128</w:t>
+              <w:t>51 sur 130</w:t>
             </w:r>
           </w:p>
         </w:tc>
@@ -27296,11 +27481,11 @@
       <w:pPr>
         <w:pStyle w:val="Titre3"/>
       </w:pPr>
-      <w:bookmarkStart w:id="112" w:name="_Toc238832053"/>
+      <w:bookmarkStart w:id="113" w:name="_Toc239403896"/>
       <w:r>
         <w:t>6.2.2 Diagramme de contexte statique</w:t>
       </w:r>
-      <w:bookmarkEnd w:id="112"/>
+      <w:bookmarkEnd w:id="113"/>
     </w:p>
     <w:p>
       <w:r>
@@ -27323,11 +27508,11 @@
       <w:pPr>
         <w:pStyle w:val="Lgende"/>
       </w:pPr>
-      <w:bookmarkStart w:id="113" w:name="_Toc238831915"/>
+      <w:bookmarkStart w:id="114" w:name="_Toc239403757"/>
       <w:r>
         <w:t>Figure 6.1 — Diagramme de contexte statique du système</w:t>
       </w:r>
-      <w:bookmarkEnd w:id="113"/>
+      <w:bookmarkEnd w:id="114"/>
     </w:p>
     <w:p>
       <w:r>
@@ -27338,12 +27523,12 @@
       <w:pPr>
         <w:pStyle w:val="Titre3"/>
       </w:pPr>
-      <w:bookmarkStart w:id="114" w:name="_Toc238832054"/>
+      <w:bookmarkStart w:id="115" w:name="_Toc239403897"/>
       <w:r>
         <w:lastRenderedPageBreak/>
         <w:t>6.2.3 Frontière du système</w:t>
       </w:r>
-      <w:bookmarkEnd w:id="114"/>
+      <w:bookmarkEnd w:id="115"/>
     </w:p>
     <w:p>
       <w:r>
@@ -27364,11 +27549,11 @@
       <w:pPr>
         <w:pStyle w:val="Titre3"/>
       </w:pPr>
-      <w:bookmarkStart w:id="115" w:name="_Toc238832055"/>
+      <w:bookmarkStart w:id="116" w:name="_Toc239403898"/>
       <w:r>
         <w:t>6.2.4 Identification des cas d'utilisation</w:t>
       </w:r>
-      <w:bookmarkEnd w:id="115"/>
+      <w:bookmarkEnd w:id="116"/>
     </w:p>
     <w:p>
       <w:r>
@@ -27379,11 +27564,11 @@
       <w:pPr>
         <w:pStyle w:val="Lgendetableau"/>
       </w:pPr>
-      <w:bookmarkStart w:id="116" w:name="_Toc238831965"/>
+      <w:bookmarkStart w:id="117" w:name="_Toc239403808"/>
       <w:r>
         <w:t>Tableau 6.5 — Répartition des cas d'utilisation par module</w:t>
       </w:r>
-      <w:bookmarkEnd w:id="116"/>
+      <w:bookmarkEnd w:id="117"/>
     </w:p>
     <w:tbl>
       <w:tblPr>
@@ -28042,11 +28227,11 @@
       <w:pPr>
         <w:pStyle w:val="Titre3"/>
       </w:pPr>
-      <w:bookmarkStart w:id="117" w:name="_Toc238832056"/>
+      <w:bookmarkStart w:id="118" w:name="_Toc239403899"/>
       <w:r>
         <w:t>6.2.5 Classification par package</w:t>
       </w:r>
-      <w:bookmarkEnd w:id="117"/>
+      <w:bookmarkEnd w:id="118"/>
     </w:p>
     <w:p>
       <w:r>
@@ -28073,11 +28258,11 @@
       <w:pPr>
         <w:pStyle w:val="Lgendetableau"/>
       </w:pPr>
-      <w:bookmarkStart w:id="118" w:name="_Toc238831966"/>
+      <w:bookmarkStart w:id="119" w:name="_Toc239403809"/>
       <w:r>
         <w:t>Tableau 6.6 — Package Sécurité et habilitations : cas d'utilisation, risque, priorité et itération</w:t>
       </w:r>
-      <w:bookmarkEnd w:id="118"/>
+      <w:bookmarkEnd w:id="119"/>
     </w:p>
     <w:tbl>
       <w:tblPr>
@@ -29362,7 +29547,7 @@
               <w:jc w:val="left"/>
             </w:pPr>
             <w:r>
-              <w:t>Consulter le journal d'audit</w:t>
+              <w:t>Consulter et purger le journal d'audit</w:t>
             </w:r>
           </w:p>
         </w:tc>
@@ -29605,11 +29790,11 @@
       <w:pPr>
         <w:pStyle w:val="Lgendetableau"/>
       </w:pPr>
-      <w:bookmarkStart w:id="119" w:name="_Toc238831967"/>
+      <w:bookmarkStart w:id="120" w:name="_Toc239403810"/>
       <w:r>
         <w:t>Tableau 6.7 — Package Référentiels et acteurs médicaux : cas d'utilisation, risque, priorité et itération</w:t>
       </w:r>
-      <w:bookmarkEnd w:id="119"/>
+      <w:bookmarkEnd w:id="120"/>
     </w:p>
     <w:tbl>
       <w:tblPr>
@@ -30106,6 +30291,7 @@
               <w:jc w:val="left"/>
             </w:pPr>
             <w:r>
+              <w:lastRenderedPageBreak/>
               <w:t>UC21</w:t>
             </w:r>
           </w:p>
@@ -30192,7 +30378,6 @@
               <w:jc w:val="left"/>
             </w:pPr>
             <w:r>
-              <w:lastRenderedPageBreak/>
               <w:t>UC22</w:t>
             </w:r>
           </w:p>
@@ -30450,11 +30635,11 @@
       <w:pPr>
         <w:pStyle w:val="Lgendetableau"/>
       </w:pPr>
-      <w:bookmarkStart w:id="120" w:name="_Toc238831968"/>
+      <w:bookmarkStart w:id="121" w:name="_Toc239403811"/>
       <w:r>
         <w:t>Tableau 6.8 — Package Dossier patient : cas d'utilisation, risque, priorité et itération</w:t>
       </w:r>
-      <w:bookmarkEnd w:id="120"/>
+      <w:bookmarkEnd w:id="121"/>
     </w:p>
     <w:tbl>
       <w:tblPr>
@@ -31380,11 +31565,11 @@
       <w:pPr>
         <w:pStyle w:val="Lgendetableau"/>
       </w:pPr>
-      <w:bookmarkStart w:id="121" w:name="_Toc238831969"/>
+      <w:bookmarkStart w:id="122" w:name="_Toc239403812"/>
       <w:r>
         <w:t>Tableau 6.9 — Package Parcours de soin : cas d'utilisation, risque, priorité et itération</w:t>
       </w:r>
-      <w:bookmarkEnd w:id="121"/>
+      <w:bookmarkEnd w:id="122"/>
     </w:p>
     <w:tbl>
       <w:tblPr>
@@ -33257,11 +33442,11 @@
       <w:pPr>
         <w:pStyle w:val="Lgendetableau"/>
       </w:pPr>
-      <w:bookmarkStart w:id="122" w:name="_Toc238831970"/>
+      <w:bookmarkStart w:id="123" w:name="_Toc239403813"/>
       <w:r>
         <w:t>Tableau 6.10 — Package Fonctions transverses : cas d'utilisation, risque, priorité et itération</w:t>
       </w:r>
-      <w:bookmarkEnd w:id="122"/>
+      <w:bookmarkEnd w:id="123"/>
     </w:p>
     <w:tbl>
       <w:tblPr>
@@ -34030,7 +34215,7 @@
               <w:jc w:val="left"/>
             </w:pPr>
             <w:r>
-              <w:t>Exporter un rapport</w:t>
+              <w:t>Exporter ou supprimer un rapport</w:t>
             </w:r>
           </w:p>
         </w:tc>
@@ -34462,11 +34647,11 @@
       <w:pPr>
         <w:pStyle w:val="Lgende"/>
       </w:pPr>
-      <w:bookmarkStart w:id="123" w:name="_Toc238831916"/>
+      <w:bookmarkStart w:id="124" w:name="_Toc239403758"/>
       <w:r>
         <w:t>Figure 6.2 — Cas d'utilisation du package Sécurité et habilitations</w:t>
       </w:r>
-      <w:bookmarkEnd w:id="123"/>
+      <w:bookmarkEnd w:id="124"/>
     </w:p>
     <w:p/>
     <w:p/>
@@ -34480,11 +34665,11 @@
       <w:pPr>
         <w:pStyle w:val="Lgende"/>
       </w:pPr>
-      <w:bookmarkStart w:id="124" w:name="_Toc238831917"/>
+      <w:bookmarkStart w:id="125" w:name="_Toc239403759"/>
       <w:r>
         <w:t>Figure 6.3 — Cas d'utilisation du package Référentiels et acteurs médicaux</w:t>
       </w:r>
-      <w:bookmarkEnd w:id="124"/>
+      <w:bookmarkEnd w:id="125"/>
     </w:p>
     <w:p>
       <w:pPr>
@@ -34502,11 +34687,11 @@
       <w:pPr>
         <w:pStyle w:val="Lgende"/>
       </w:pPr>
-      <w:bookmarkStart w:id="125" w:name="_Toc238831918"/>
+      <w:bookmarkStart w:id="126" w:name="_Toc239403760"/>
       <w:r>
         <w:t>Figure 6.4 — Cas d'utilisation du package Dossier patient</w:t>
       </w:r>
-      <w:bookmarkEnd w:id="125"/>
+      <w:bookmarkEnd w:id="126"/>
     </w:p>
     <w:p/>
     <w:p/>
@@ -34520,11 +34705,11 @@
       <w:pPr>
         <w:pStyle w:val="Lgende"/>
       </w:pPr>
-      <w:bookmarkStart w:id="126" w:name="_Toc238831919"/>
+      <w:bookmarkStart w:id="127" w:name="_Toc239403761"/>
       <w:r>
         <w:t>Figure 6.5 — Cas d'utilisation du package Parcours de soin</w:t>
       </w:r>
-      <w:bookmarkEnd w:id="126"/>
+      <w:bookmarkEnd w:id="127"/>
     </w:p>
     <w:p>
       <w:pPr>
@@ -34542,23 +34727,23 @@
       <w:pPr>
         <w:pStyle w:val="Lgende"/>
       </w:pPr>
-      <w:bookmarkStart w:id="127" w:name="_Toc238831920"/>
+      <w:bookmarkStart w:id="128" w:name="_Toc239403762"/>
       <w:r>
         <w:t>Figure 6.6 — Cas d'utilisation du package Fonctions transverses</w:t>
       </w:r>
-      <w:bookmarkEnd w:id="127"/>
+      <w:bookmarkEnd w:id="128"/>
     </w:p>
     <w:p>
       <w:pPr>
         <w:pStyle w:val="Titre3"/>
         <w:pageBreakBefore/>
       </w:pPr>
-      <w:bookmarkStart w:id="128" w:name="_Toc238832057"/>
+      <w:bookmarkStart w:id="129" w:name="_Toc239403900"/>
       <w:r>
         <w:lastRenderedPageBreak/>
         <w:t>6.2.6 Relations entre cas d'utilisation</w:t>
       </w:r>
-      <w:bookmarkEnd w:id="128"/>
+      <w:bookmarkEnd w:id="129"/>
     </w:p>
     <w:p>
       <w:r>
@@ -34569,11 +34754,11 @@
       <w:pPr>
         <w:pStyle w:val="Lgendetableau"/>
       </w:pPr>
-      <w:bookmarkStart w:id="129" w:name="_Toc238831971"/>
+      <w:bookmarkStart w:id="130" w:name="_Toc239403814"/>
       <w:r>
         <w:t>Tableau 6.11 — Relations d'inclusion</w:t>
       </w:r>
-      <w:bookmarkEnd w:id="129"/>
+      <w:bookmarkEnd w:id="130"/>
     </w:p>
     <w:tbl>
       <w:tblPr>
@@ -34968,11 +35153,11 @@
       <w:pPr>
         <w:pStyle w:val="Lgendetableau"/>
       </w:pPr>
-      <w:bookmarkStart w:id="130" w:name="_Toc238831972"/>
+      <w:bookmarkStart w:id="131" w:name="_Toc239403815"/>
       <w:r>
         <w:t>Tableau 6.12 — Relations d'extension</w:t>
       </w:r>
-      <w:bookmarkEnd w:id="130"/>
+      <w:bookmarkEnd w:id="131"/>
     </w:p>
     <w:tbl>
       <w:tblPr>
@@ -35367,12 +35552,12 @@
       <w:pPr>
         <w:pStyle w:val="Titre2"/>
       </w:pPr>
-      <w:bookmarkStart w:id="131" w:name="_Toc238832058"/>
+      <w:bookmarkStart w:id="132" w:name="_Toc239403901"/>
       <w:r>
         <w:lastRenderedPageBreak/>
         <w:t>6.3 Spécification détaillée</w:t>
       </w:r>
-      <w:bookmarkEnd w:id="131"/>
+      <w:bookmarkEnd w:id="132"/>
     </w:p>
     <w:p>
       <w:r>
@@ -35383,11 +35568,11 @@
       <w:pPr>
         <w:pStyle w:val="Titre3"/>
       </w:pPr>
-      <w:bookmarkStart w:id="132" w:name="_Toc238832059"/>
+      <w:bookmarkStart w:id="133" w:name="_Toc239403902"/>
       <w:r>
         <w:t>6.3.1 Spécification des cas d'utilisation prioritaires</w:t>
       </w:r>
-      <w:bookmarkEnd w:id="132"/>
+      <w:bookmarkEnd w:id="133"/>
     </w:p>
     <w:p>
       <w:r>
@@ -35398,11 +35583,11 @@
       <w:pPr>
         <w:pStyle w:val="Lgendetableau"/>
       </w:pPr>
-      <w:bookmarkStart w:id="133" w:name="_Toc238831973"/>
+      <w:bookmarkStart w:id="134" w:name="_Toc239403816"/>
       <w:r>
         <w:t>Tableau 6.13 — Spécification de UC01 : Se connecter au système</w:t>
       </w:r>
-      <w:bookmarkEnd w:id="133"/>
+      <w:bookmarkEnd w:id="134"/>
     </w:p>
     <w:tbl>
       <w:tblPr>
@@ -35602,7 +35787,7 @@
               <w:jc w:val="left"/>
             </w:pPr>
             <w:r>
-              <w:t>Second facteur activé, session déjà ouverte ailleurs, mot de passe temporaire, conditions d'utilisation non acceptées</w:t>
+              <w:t>Second facteur activé, confirmation du site de travail, session déjà ouverte ailleurs, mot de passe temporaire, conditions d'utilisation non acceptées</w:t>
             </w:r>
           </w:p>
         </w:tc>
@@ -35673,11 +35858,11 @@
         <w:pStyle w:val="Lgendetableau"/>
         <w:spacing w:before="200"/>
       </w:pPr>
-      <w:bookmarkStart w:id="134" w:name="_Toc238831974"/>
+      <w:bookmarkStart w:id="135" w:name="_Toc239403817"/>
       <w:r>
         <w:t>Tableau 6.14 — Spécification de UC42 : Créer et valider une ordonnance</w:t>
       </w:r>
-      <w:bookmarkEnd w:id="134"/>
+      <w:bookmarkEnd w:id="135"/>
     </w:p>
     <w:tbl>
       <w:tblPr>
@@ -35948,11 +36133,11 @@
         <w:pStyle w:val="Lgendetableau"/>
         <w:spacing w:before="200"/>
       </w:pPr>
-      <w:bookmarkStart w:id="135" w:name="_Toc238831975"/>
+      <w:bookmarkStart w:id="136" w:name="_Toc239403818"/>
       <w:r>
         <w:t>Tableau 6.15 — Spécification de UC63 : Synchroniser un poste local</w:t>
       </w:r>
-      <w:bookmarkEnd w:id="135"/>
+      <w:bookmarkEnd w:id="136"/>
     </w:p>
     <w:tbl>
       <w:tblPr>
@@ -36078,6 +36263,7 @@
               <w:jc w:val="left"/>
             </w:pPr>
             <w:r>
+              <w:lastRenderedPageBreak/>
               <w:t>Postconditions</w:t>
             </w:r>
           </w:p>
@@ -36108,7 +36294,6 @@
               <w:jc w:val="left"/>
             </w:pPr>
             <w:r>
-              <w:lastRenderedPageBreak/>
               <w:t>Scénario nominal</w:t>
             </w:r>
           </w:p>
@@ -36223,11 +36408,11 @@
       <w:pPr>
         <w:pStyle w:val="Titre3"/>
       </w:pPr>
-      <w:bookmarkStart w:id="136" w:name="_Toc238832060"/>
+      <w:bookmarkStart w:id="137" w:name="_Toc239403903"/>
       <w:r>
         <w:t>6.3.2 UC43 — Émettre un bon de pharmacie</w:t>
       </w:r>
-      <w:bookmarkEnd w:id="136"/>
+      <w:bookmarkEnd w:id="137"/>
     </w:p>
     <w:p>
       <w:pPr>
@@ -36250,11 +36435,11 @@
       <w:pPr>
         <w:pStyle w:val="Lgendetableau"/>
       </w:pPr>
-      <w:bookmarkStart w:id="137" w:name="_Toc238831976"/>
+      <w:bookmarkStart w:id="138" w:name="_Toc239403819"/>
       <w:r>
         <w:t>Tableau 6.16 — Sommaire d'identification de UC43</w:t>
       </w:r>
-      <w:bookmarkEnd w:id="137"/>
+      <w:bookmarkEnd w:id="138"/>
     </w:p>
     <w:tbl>
       <w:tblPr>
@@ -36434,11 +36619,11 @@
       <w:pPr>
         <w:pStyle w:val="Lgendetableau"/>
       </w:pPr>
-      <w:bookmarkStart w:id="138" w:name="_Toc238831977"/>
+      <w:bookmarkStart w:id="139" w:name="_Toc239403820"/>
       <w:r>
         <w:t>Tableau 6.17 — Scénario nominal de UC43</w:t>
       </w:r>
-      <w:bookmarkEnd w:id="138"/>
+      <w:bookmarkEnd w:id="139"/>
     </w:p>
     <w:tbl>
       <w:tblPr>
@@ -36727,12 +36912,15 @@
     </w:p>
     <w:p>
       <w:r>
-        <w:t>Trois exceptions sont prévues. Si la catégorie n'est pas couverte, le système refuse : il affiche un message nommant explicitement la catégorie concernée, et rappelant que la prise en charge est réservée au personnel en contrat à durée indéterminée et à ses ayants droit. Aucun bon n'est créé. Si l'ordonnance n'est pas validée, le système refuse. Si le bon a déjà été délivré, l'annulation est refusée, les médicaments étant sortis.</w:t>
-      </w:r>
-    </w:p>
-    <w:p>
+        <w:t xml:space="preserve">Trois exceptions sont prévues. Si la catégorie n'est pas couverte, le système refuse : il affiche un message nommant explicitement la catégorie concernée, et rappelant que la prise en charge est réservée au personnel en contrat à durée indéterminée et à ses ayants droit. Aucun bon n'est créé. </w:t>
+      </w:r>
       <w:r>
         <w:lastRenderedPageBreak/>
+        <w:t>Si l'ordonnance n'est pas validée, le système refuse. Si le bon a déjà été délivré, l'annulation est refusée, les médicaments étant sortis.</w:t>
+      </w:r>
+    </w:p>
+    <w:p>
+      <w:r>
         <w:t xml:space="preserve">Une remarque d'analyse s'impose. Il faut distinguer soigneusement l'ordonnance du bon. L'ordonnance n'est restreinte par aucune catégorie : tout patient peut en recevoir une. Le bon l'est, car il matérialise une prise en charge financière par l'employeur. Confondre les deux </w:t>
       </w:r>
       <w:proofErr w:type="gramStart"/>
@@ -36748,21 +36936,21 @@
       <w:pPr>
         <w:pStyle w:val="Titre3"/>
       </w:pPr>
-      <w:bookmarkStart w:id="139" w:name="_Toc238832061"/>
+      <w:bookmarkStart w:id="140" w:name="_Toc239403904"/>
       <w:r>
         <w:t>6.3.3 UC48 — Clôturer une consultation avec décision</w:t>
       </w:r>
-      <w:bookmarkEnd w:id="139"/>
+      <w:bookmarkEnd w:id="140"/>
     </w:p>
     <w:p>
       <w:pPr>
         <w:pStyle w:val="Lgendetableau"/>
       </w:pPr>
-      <w:bookmarkStart w:id="140" w:name="_Toc238831978"/>
+      <w:bookmarkStart w:id="141" w:name="_Toc239403821"/>
       <w:r>
         <w:t>Tableau 6.18 — Sommaire d'identification de UC48</w:t>
       </w:r>
-      <w:bookmarkEnd w:id="140"/>
+      <w:bookmarkEnd w:id="141"/>
     </w:p>
     <w:tbl>
       <w:tblPr>
@@ -36942,11 +37130,11 @@
       <w:pPr>
         <w:pStyle w:val="Lgendetableau"/>
       </w:pPr>
-      <w:bookmarkStart w:id="141" w:name="_Toc238831979"/>
+      <w:bookmarkStart w:id="142" w:name="_Toc239403822"/>
       <w:r>
         <w:t>Tableau 6.19 — Scénario nominal de UC48</w:t>
       </w:r>
-      <w:bookmarkEnd w:id="141"/>
+      <w:bookmarkEnd w:id="142"/>
     </w:p>
     <w:tbl>
       <w:tblPr>
@@ -37242,19 +37430,16 @@
       <w:pPr>
         <w:pStyle w:val="Titre2"/>
       </w:pPr>
-      <w:bookmarkStart w:id="142" w:name="_Toc238832062"/>
-      <w:r>
+      <w:bookmarkStart w:id="143" w:name="_Toc239403905"/>
+      <w:r>
+        <w:lastRenderedPageBreak/>
         <w:t>6.4 Diagrammes de séquence système</w:t>
       </w:r>
-      <w:bookmarkEnd w:id="142"/>
-    </w:p>
-    <w:p>
-      <w:r>
-        <w:t xml:space="preserve">Nous produisons deux diagrammes de séquence système. Le plan de rédaction de l'école en autorise trois au maximum. Ils présentent le système en boîte noire : seuls les échanges entre </w:t>
-      </w:r>
-      <w:r>
-        <w:lastRenderedPageBreak/>
-        <w:t>l'acteur et le système y sont visibles. Le premier retient l'émission d'un bon de pharmacie, qui porte la règle métier centrale avec un cas de refus explicite.</w:t>
+      <w:bookmarkEnd w:id="143"/>
+    </w:p>
+    <w:p>
+      <w:r>
+        <w:t>Nous produisons deux diagrammes de séquence système. Le plan de rédaction de l'école en autorise trois au maximum. Ils présentent le système en boîte noire : seuls les échanges entre l'acteur et le système y sont visibles. Le premier retient l'émission d'un bon de pharmacie, qui porte la règle métier centrale avec un cas de refus explicite.</w:t>
       </w:r>
     </w:p>
     <w:p>
@@ -37278,11 +37463,11 @@
       <w:pPr>
         <w:pStyle w:val="Lgende"/>
       </w:pPr>
-      <w:bookmarkStart w:id="143" w:name="_Toc238831921"/>
+      <w:bookmarkStart w:id="144" w:name="_Toc239403763"/>
       <w:r>
         <w:t>Figure 6.7 — Diagramme de séquence système : émettre un bon de pharmacie</w:t>
       </w:r>
-      <w:bookmarkEnd w:id="143"/>
+      <w:bookmarkEnd w:id="144"/>
     </w:p>
     <w:p>
       <w:pPr>
@@ -37300,11 +37485,11 @@
       <w:pPr>
         <w:pStyle w:val="Lgende"/>
       </w:pPr>
-      <w:bookmarkStart w:id="144" w:name="_Toc238831922"/>
+      <w:bookmarkStart w:id="145" w:name="_Toc239403764"/>
       <w:r>
         <w:t>Figure 6.8 — Diagramme de séquence système : synchroniser un poste local</w:t>
       </w:r>
-      <w:bookmarkEnd w:id="144"/>
+      <w:bookmarkEnd w:id="145"/>
     </w:p>
     <w:p>
       <w:r>
@@ -37315,12 +37500,12 @@
       <w:pPr>
         <w:pStyle w:val="Titre2"/>
       </w:pPr>
-      <w:bookmarkStart w:id="145" w:name="_Toc238832063"/>
+      <w:bookmarkStart w:id="146" w:name="_Toc239403906"/>
       <w:r>
         <w:lastRenderedPageBreak/>
         <w:t>Conclusion du chapitre</w:t>
       </w:r>
-      <w:bookmarkEnd w:id="145"/>
+      <w:bookmarkEnd w:id="146"/>
     </w:p>
     <w:p>
       <w:r>
@@ -37337,14 +37522,14 @@
         <w:pStyle w:val="Titre1"/>
         <w:pageBreakBefore/>
       </w:pPr>
-      <w:bookmarkStart w:id="146" w:name="_Toc238831906"/>
-      <w:bookmarkStart w:id="147" w:name="_Toc238832064"/>
+      <w:bookmarkStart w:id="147" w:name="_Toc239403747"/>
+      <w:bookmarkStart w:id="148" w:name="_Toc239403907"/>
       <w:r>
         <w:lastRenderedPageBreak/>
         <w:t>CHAPITRE 7 — CONCEPTION</w:t>
       </w:r>
-      <w:bookmarkEnd w:id="146"/>
       <w:bookmarkEnd w:id="147"/>
+      <w:bookmarkEnd w:id="148"/>
     </w:p>
     <w:p>
       <w:r>
@@ -37355,11 +37540,11 @@
       <w:pPr>
         <w:pStyle w:val="Titre2"/>
       </w:pPr>
-      <w:bookmarkStart w:id="148" w:name="_Toc238832065"/>
+      <w:bookmarkStart w:id="149" w:name="_Toc239403908"/>
       <w:r>
         <w:t>7.1 Architecture technique</w:t>
       </w:r>
-      <w:bookmarkEnd w:id="148"/>
+      <w:bookmarkEnd w:id="149"/>
     </w:p>
     <w:p>
       <w:r>
@@ -37370,11 +37555,11 @@
       <w:pPr>
         <w:pStyle w:val="Lgendetableau"/>
       </w:pPr>
-      <w:bookmarkStart w:id="149" w:name="_Toc238831980"/>
+      <w:bookmarkStart w:id="150" w:name="_Toc239403823"/>
       <w:r>
         <w:t>Tableau 7.1 — Les trois architectures envisagées</w:t>
       </w:r>
-      <w:bookmarkEnd w:id="149"/>
+      <w:bookmarkEnd w:id="150"/>
     </w:p>
     <w:tbl>
       <w:tblPr>
@@ -37656,11 +37841,11 @@
       <w:pPr>
         <w:pStyle w:val="Lgendetableau"/>
       </w:pPr>
-      <w:bookmarkStart w:id="150" w:name="_Toc238831981"/>
+      <w:bookmarkStart w:id="151" w:name="_Toc239403824"/>
       <w:r>
         <w:t>Tableau 7.2 — Les six paquets du dépôt</w:t>
       </w:r>
-      <w:bookmarkEnd w:id="150"/>
+      <w:bookmarkEnd w:id="151"/>
     </w:p>
     <w:tbl>
       <w:tblPr>
@@ -37741,7 +37926,7 @@
               <w:jc w:val="left"/>
             </w:pPr>
             <w:r>
-              <w:t>17 modules métier, 26 contrôleurs, 268 routes</w:t>
+              <w:t>17 modules métier, 26 contrôleurs, 273 routes</w:t>
             </w:r>
           </w:p>
         </w:tc>
@@ -37900,7 +38085,7 @@
     <w:p/>
     <w:p>
       <w:r>
-        <w:t>Le paquet de types est le pivot de la maintenabilité. Le catalogue des 128 permissions y est déclaré une seule fois. La logique de résolution de conflit y est écrite sous forme de fonctions sans effet de bord : elles sont donc testables, et réutilisables des deux côtés de la synchronisation.</w:t>
+        <w:t>Le paquet de types est le pivot de la maintenabilité. Le catalogue des 130 permissions y est déclaré une seule fois. La logique de résolution de conflit y est écrite sous forme de fonctions sans effet de bord : elles sont donc testables, et réutilisables des deux côtés de la synchronisation.</w:t>
       </w:r>
     </w:p>
     <w:p>
@@ -37912,11 +38097,11 @@
       <w:pPr>
         <w:pStyle w:val="Titre2"/>
       </w:pPr>
-      <w:bookmarkStart w:id="151" w:name="_Toc238832066"/>
+      <w:bookmarkStart w:id="152" w:name="_Toc239403909"/>
       <w:r>
         <w:t>7.2 Architecture de sécurité</w:t>
       </w:r>
-      <w:bookmarkEnd w:id="151"/>
+      <w:bookmarkEnd w:id="152"/>
     </w:p>
     <w:p>
       <w:r>
@@ -37927,11 +38112,11 @@
       <w:pPr>
         <w:pStyle w:val="Lgendetableau"/>
       </w:pPr>
-      <w:bookmarkStart w:id="152" w:name="_Toc238831982"/>
+      <w:bookmarkStart w:id="153" w:name="_Toc239403825"/>
       <w:r>
         <w:t>Tableau 7.3 — Les neuf niveaux de l'architecture de sécurité</w:t>
       </w:r>
-      <w:bookmarkEnd w:id="152"/>
+      <w:bookmarkEnd w:id="153"/>
     </w:p>
     <w:tbl>
       <w:tblPr>
@@ -38446,11 +38631,11 @@
       <w:pPr>
         <w:pStyle w:val="Titre2"/>
       </w:pPr>
-      <w:bookmarkStart w:id="153" w:name="_Toc238832067"/>
+      <w:bookmarkStart w:id="154" w:name="_Toc239403910"/>
       <w:r>
         <w:t>7.3 Modèle de classes</w:t>
       </w:r>
-      <w:bookmarkEnd w:id="153"/>
+      <w:bookmarkEnd w:id="154"/>
     </w:p>
     <w:p>
       <w:r>
@@ -38471,11 +38656,11 @@
       <w:pPr>
         <w:pStyle w:val="Lgendetableau"/>
       </w:pPr>
-      <w:bookmarkStart w:id="154" w:name="_Toc238831983"/>
+      <w:bookmarkStart w:id="155" w:name="_Toc239403826"/>
       <w:r>
         <w:t>Tableau 7.4 — Répartition des 29 classes retenues par package</w:t>
       </w:r>
-      <w:bookmarkEnd w:id="154"/>
+      <w:bookmarkEnd w:id="155"/>
     </w:p>
     <w:tbl>
       <w:tblPr>
@@ -38958,7 +39143,12 @@
     </w:p>
     <w:p>
       <w:r>
-        <w:t>Les quatre diagrammes suivants représentent chaque package, et le cinquième réunit l'ensemble. Nous allons du détail vers la vue générale. Cette progression du détail vers la vue générale permet de lire le modèle par domaine avant de le lire en entier.</w:t>
+        <w:t>Les packages ne sont pas étanches, et la manière dont ils se tiennent mérite d'être énoncée. Le package Sécurité n'atteint le domaine médical que par deux liens : un compte utilisateur appartient à un site, et il correspond au plus à une fiche de personnel soignant. Il ne connaît ni patient ni consultation. Les référentiels alimentent tout le reste : le site enregistre le patient et accueille la visite, la catégorie classe le dossier, le soignant conduit la consultation, la délégation autorise cette consultation et couvre l'ordonnance qui en découle, la pathologie de référence nomme le diagnostic ; le médicament de référence et le type d'examen désignent enfin le produit ou l'acte porté par chaque ligne d'ordonnance, de bon de pharmacie et de bon d'examen. Le dossier patient et le parcours de soin ne se rejoignent qu'en un seul point : le patient ouvre la visite.</w:t>
+      </w:r>
+    </w:p>
+    <w:p>
+      <w:r>
+        <w:t>Les cinq planches suivantes représentent chaque package — le package Parcours de soin en demande deux, sa densité l'imposant — et la sixième réunit l'ensemble. Nous allons du détail vers la vue générale. Cette progression du détail vers la vue générale permet de lire le modèle par domaine avant de le lire en entier.</w:t>
       </w:r>
     </w:p>
     <w:p>
@@ -38977,11 +39167,11 @@
       <w:pPr>
         <w:pStyle w:val="Lgende"/>
       </w:pPr>
-      <w:bookmarkStart w:id="155" w:name="_Toc238831923"/>
+      <w:bookmarkStart w:id="156" w:name="_Toc239403765"/>
       <w:r>
         <w:t>Figure 7.1 — Diagramme de classes du package Sécurité et habilitations</w:t>
       </w:r>
-      <w:bookmarkEnd w:id="155"/>
+      <w:bookmarkEnd w:id="156"/>
     </w:p>
     <w:p/>
     <w:p/>
@@ -38995,11 +39185,11 @@
       <w:pPr>
         <w:pStyle w:val="Lgende"/>
       </w:pPr>
-      <w:bookmarkStart w:id="156" w:name="_Toc238831924"/>
+      <w:bookmarkStart w:id="157" w:name="_Toc239403766"/>
       <w:r>
         <w:t>Figure 7.2 — Diagramme de classes du package Référentiels et acteurs médicaux</w:t>
       </w:r>
-      <w:bookmarkEnd w:id="156"/>
+      <w:bookmarkEnd w:id="157"/>
     </w:p>
     <w:p>
       <w:pPr>
@@ -39017,11 +39207,11 @@
       <w:pPr>
         <w:pStyle w:val="Lgende"/>
       </w:pPr>
-      <w:bookmarkStart w:id="157" w:name="_Toc238831925"/>
+      <w:bookmarkStart w:id="158" w:name="_Toc239403767"/>
       <w:r>
         <w:t>Figure 7.3 — Diagramme de classes du package Dossier patient</w:t>
       </w:r>
-      <w:bookmarkEnd w:id="157"/>
+      <w:bookmarkEnd w:id="158"/>
     </w:p>
     <w:p/>
     <w:p/>
@@ -39035,11 +39225,21 @@
       <w:pPr>
         <w:pStyle w:val="Lgende"/>
       </w:pPr>
-      <w:bookmarkStart w:id="158" w:name="_Toc238831926"/>
-      <w:r>
-        <w:t>Figure 7.4 — Diagramme de classes du package Parcours de soin</w:t>
-      </w:r>
-      <w:bookmarkEnd w:id="158"/>
+      <w:bookmarkStart w:id="159" w:name="_Toc239403768"/>
+      <w:r>
+        <w:t>Figure 7.4a — Diagramme de classes du package Parcours de soin : visite et consultation</w:t>
+      </w:r>
+      <w:bookmarkEnd w:id="159"/>
+    </w:p>
+    <w:p>
+      <w:pPr>
+        <w:pStyle w:val="Lgende"/>
+      </w:pPr>
+      <w:bookmarkStart w:id="160" w:name="_Toc239403769"/>
+      <w:r>
+        <w:t>Figure 7.4b — Diagramme de classes du package Parcours de soin : prescription et bons</w:t>
+      </w:r>
+      <w:bookmarkEnd w:id="160"/>
     </w:p>
     <w:p>
       <w:pPr>
@@ -39057,11 +39257,11 @@
       <w:pPr>
         <w:pStyle w:val="Lgende"/>
       </w:pPr>
-      <w:bookmarkStart w:id="159" w:name="_Toc238831927"/>
+      <w:bookmarkStart w:id="161" w:name="_Toc239403770"/>
       <w:r>
         <w:t>Figure 7.5 — Diagramme de classes du système</w:t>
       </w:r>
-      <w:bookmarkEnd w:id="159"/>
+      <w:bookmarkEnd w:id="161"/>
     </w:p>
     <w:p>
       <w:r>
@@ -39072,12 +39272,12 @@
       <w:pPr>
         <w:pStyle w:val="Lgendetableau"/>
       </w:pPr>
-      <w:bookmarkStart w:id="160" w:name="_Toc238831984"/>
+      <w:bookmarkStart w:id="162" w:name="_Toc239403827"/>
       <w:r>
         <w:lastRenderedPageBreak/>
         <w:t>Tableau 7.5 — Les six entités les plus connectées du modèle</w:t>
       </w:r>
-      <w:bookmarkEnd w:id="160"/>
+      <w:bookmarkEnd w:id="162"/>
     </w:p>
     <w:tbl>
       <w:tblPr>
@@ -39526,7 +39726,7 @@
     <w:p/>
     <w:p>
       <w:r>
-        <w:t>Cette hiérarchie se mesure au nombre d'associations. Le modèle s'organise autour de trois pivots : la personne soignée, l'acte de soin, et l'agent qui le réalise. Trois choix de modélisation méritent d'être explicités. Le dossier patient est éclaté en entités satellites — identité, contacts d'urgence, données d'emploi, mode de vie — plutôt que réuni dans une table unique. Cela permet d'appliquer des droits différents à la partie administrative et à la partie médicale.</w:t>
+        <w:t>Cette hiérarchie se mesure au nombre d'associations. Le modèle s'organise autour de trois pivots : la personne soignée, l'acte de soin, et l'agent qui le réalise. Trois choix de modélisation méritent d'être explicités. Le dossier patient est éclaté en entités satellites — identité, contacts d'urgence, données d'emploi, mode de vie — plutôt que réuni dans une table unique. Cela permet d'appliquer des droits différents à la partie administrative et à la partie médicale. Le dossier patient se lit alors en trois liens. Il porte une identité, qui n'existe pas sans lui. Il correspond à un employé lorsque le patient est lui-même assuré, identifié par son matricule. Un rattachement distinct le concerne enfin lorsqu'il est ayant droit d'un assuré, avec le type de lien familial, ou salarié d'une société sous-traitante.</w:t>
       </w:r>
     </w:p>
     <w:p>
@@ -39543,11 +39743,11 @@
       <w:pPr>
         <w:pStyle w:val="Lgendetableau"/>
       </w:pPr>
-      <w:bookmarkStart w:id="161" w:name="_Toc238831985"/>
+      <w:bookmarkStart w:id="163" w:name="_Toc239403828"/>
       <w:r>
         <w:t>Tableau 7.6 — Les neuf machines à états du système</w:t>
       </w:r>
-      <w:bookmarkEnd w:id="161"/>
+      <w:bookmarkEnd w:id="163"/>
     </w:p>
     <w:tbl>
       <w:tblPr>
@@ -39986,6 +40186,7 @@
               <w:jc w:val="left"/>
             </w:pPr>
             <w:r>
+              <w:lastRenderedPageBreak/>
               <w:t>Compte utilisateur</w:t>
             </w:r>
           </w:p>
@@ -40023,7 +40224,6 @@
     <w:p/>
     <w:p>
       <w:r>
-        <w:lastRenderedPageBreak/>
         <w:t>Trois observations en découlent. Les états terminaux sont irréversibles. Une consultation clôturée, un bon délivré, une évacuation close ne reviennent jamais en arrière. Un acte clinique enregistré ne se défait pas : il s'annule avec un motif. Le motif d'annulation est d'ailleurs systématiquement obligatoire. Une annulation sans justification constitue une perte d'information.</w:t>
       </w:r>
     </w:p>
@@ -40051,11 +40251,11 @@
       <w:pPr>
         <w:pStyle w:val="Titre2"/>
       </w:pPr>
-      <w:bookmarkStart w:id="162" w:name="_Toc238832068"/>
+      <w:bookmarkStart w:id="164" w:name="_Toc239403911"/>
       <w:r>
         <w:t>7.4 Le moteur de synchronisation</w:t>
       </w:r>
-      <w:bookmarkEnd w:id="162"/>
+      <w:bookmarkEnd w:id="164"/>
     </w:p>
     <w:p>
       <w:r>
@@ -40066,11 +40266,11 @@
       <w:pPr>
         <w:pStyle w:val="Lgendetableau"/>
       </w:pPr>
-      <w:bookmarkStart w:id="163" w:name="_Toc238831986"/>
+      <w:bookmarkStart w:id="165" w:name="_Toc239403829"/>
       <w:r>
         <w:t>Tableau 7.7 — Comparaison des deux mécanismes hors connexion</w:t>
       </w:r>
-      <w:bookmarkEnd w:id="163"/>
+      <w:bookmarkEnd w:id="165"/>
     </w:p>
     <w:tbl>
       <w:tblPr>
@@ -40333,6 +40533,7 @@
               <w:jc w:val="left"/>
             </w:pPr>
             <w:r>
+              <w:lastRenderedPageBreak/>
               <w:t>Autonomie</w:t>
             </w:r>
           </w:p>
@@ -40370,11 +40571,7 @@
     <w:p/>
     <w:p>
       <w:r>
-        <w:t xml:space="preserve">Le rejeu de requêtes mérite d'être expliqué, car son élégance tient à ce qu'il évite. Hors connexion, chaque écriture est enregistrée telle quelle : méthode, chemin, contenu. Au retour du réseau, ces </w:t>
-      </w:r>
-      <w:r>
-        <w:lastRenderedPageBreak/>
-        <w:t>requêtes sont rejouées vers les routes réelles. La conséquence est décisive. Toute la validation, toutes les permissions et toute la logique métier du serveur sont réutilisées. Il n'existe aucun moteur d'application parallèle côté client, donc aucun risque de voir les règles diverger entre le mode connecté et le mode hors connexion.</w:t>
+        <w:t>Le rejeu de requêtes mérite d'être expliqué, car son élégance tient à ce qu'il évite. Hors connexion, chaque écriture est enregistrée telle quelle : méthode, chemin, contenu. Au retour du réseau, ces requêtes sont rejouées vers les routes réelles. La conséquence est décisive. Toute la validation, toutes les permissions et toute la logique métier du serveur sont réutilisées. Il n'existe aucun moteur d'application parallèle côté client, donc aucun risque de voir les règles diverger entre le mode connecté et le mode hors connexion.</w:t>
       </w:r>
     </w:p>
     <w:p>
@@ -40386,11 +40583,11 @@
       <w:pPr>
         <w:pStyle w:val="Lgendetableau"/>
       </w:pPr>
-      <w:bookmarkStart w:id="164" w:name="_Toc238831987"/>
+      <w:bookmarkStart w:id="166" w:name="_Toc239403830"/>
       <w:r>
         <w:t>Tableau 7.8 — Règles de résolution des conflits d'écriture</w:t>
       </w:r>
-      <w:bookmarkEnd w:id="164"/>
+      <w:bookmarkEnd w:id="166"/>
     </w:p>
     <w:tbl>
       <w:tblPr>
@@ -40660,6 +40857,7 @@
     </w:p>
     <w:p>
       <w:r>
+        <w:lastRenderedPageBreak/>
         <w:t>Un battement régulier maintient le canal ouvert, car les équipements réseau intermédiaires coupent les connexions silencieuses au bout d'une minute environ. Ce battement porte un type différent de celui de la notification. Sans cela, les postes se synchroniseraient à chaque battement.</w:t>
       </w:r>
     </w:p>
@@ -40667,11 +40865,11 @@
       <w:pPr>
         <w:pStyle w:val="Titre2"/>
       </w:pPr>
-      <w:bookmarkStart w:id="165" w:name="_Toc238832069"/>
+      <w:bookmarkStart w:id="167" w:name="_Toc239403912"/>
       <w:r>
         <w:t>7.5 Composants, déploiement et interfaces</w:t>
       </w:r>
-      <w:bookmarkEnd w:id="165"/>
+      <w:bookmarkEnd w:id="167"/>
     </w:p>
     <w:p>
       <w:r>
@@ -40683,11 +40881,7 @@
       </w:r>
       <w:proofErr w:type="spellEnd"/>
       <w:r>
-        <w:t xml:space="preserve"> expose les 268 routes HTTP et le flux SSE. Il requiert l'accès aux données et le service de géolocalisation. </w:t>
-      </w:r>
-      <w:r>
-        <w:lastRenderedPageBreak/>
-        <w:t xml:space="preserve">L'interface web </w:t>
+        <w:t xml:space="preserve"> expose les 273 routes HTTP et le flux SSE. Il requiert l'accès aux données et le service de géolocalisation. L'interface web </w:t>
       </w:r>
       <w:proofErr w:type="spellStart"/>
       <w:r>
@@ -40735,11 +40929,11 @@
       <w:pPr>
         <w:pStyle w:val="Lgende"/>
       </w:pPr>
-      <w:bookmarkStart w:id="166" w:name="_Toc238831928"/>
+      <w:bookmarkStart w:id="168" w:name="_Toc239403771"/>
       <w:r>
         <w:t>Figure 7.6 — Diagramme de composants</w:t>
       </w:r>
-      <w:bookmarkEnd w:id="166"/>
+      <w:bookmarkEnd w:id="168"/>
     </w:p>
     <w:p>
       <w:r>
@@ -40781,11 +40975,11 @@
       <w:pPr>
         <w:pStyle w:val="Lgende"/>
       </w:pPr>
-      <w:bookmarkStart w:id="167" w:name="_Toc238831929"/>
+      <w:bookmarkStart w:id="169" w:name="_Toc239403772"/>
       <w:r>
         <w:t>Figure 7.7 — Diagramme de déploiement</w:t>
       </w:r>
-      <w:bookmarkEnd w:id="167"/>
+      <w:bookmarkEnd w:id="169"/>
     </w:p>
     <w:p>
       <w:r>
@@ -40802,11 +40996,11 @@
       <w:pPr>
         <w:pStyle w:val="Lgendetableau"/>
       </w:pPr>
-      <w:bookmarkStart w:id="168" w:name="_Toc238831988"/>
+      <w:bookmarkStart w:id="170" w:name="_Toc239403831"/>
       <w:r>
         <w:t>Tableau 7.9 — Principes d'interface et leur application</w:t>
       </w:r>
-      <w:bookmarkEnd w:id="168"/>
+      <w:bookmarkEnd w:id="170"/>
     </w:p>
     <w:tbl>
       <w:tblPr>
@@ -41062,11 +41256,11 @@
       <w:pPr>
         <w:pStyle w:val="Titre2"/>
       </w:pPr>
-      <w:bookmarkStart w:id="169" w:name="_Toc238832070"/>
+      <w:bookmarkStart w:id="171" w:name="_Toc239403913"/>
       <w:r>
         <w:t>Conclusion du chapitre</w:t>
       </w:r>
-      <w:bookmarkEnd w:id="169"/>
+      <w:bookmarkEnd w:id="171"/>
     </w:p>
     <w:p>
       <w:r>
@@ -41083,14 +41277,14 @@
         <w:pStyle w:val="Titre1"/>
         <w:pageBreakBefore/>
       </w:pPr>
-      <w:bookmarkStart w:id="170" w:name="_Toc238831907"/>
-      <w:bookmarkStart w:id="171" w:name="_Toc238832071"/>
+      <w:bookmarkStart w:id="172" w:name="_Toc239403748"/>
+      <w:bookmarkStart w:id="173" w:name="_Toc239403914"/>
       <w:r>
         <w:lastRenderedPageBreak/>
         <w:t>CHAPITRE 8 — IMPLÉMENTATION</w:t>
       </w:r>
-      <w:bookmarkEnd w:id="170"/>
-      <w:bookmarkEnd w:id="171"/>
+      <w:bookmarkEnd w:id="172"/>
+      <w:bookmarkEnd w:id="173"/>
     </w:p>
     <w:p>
       <w:r>
@@ -41101,11 +41295,11 @@
       <w:pPr>
         <w:pStyle w:val="Titre2"/>
       </w:pPr>
-      <w:bookmarkStart w:id="172" w:name="_Toc238832072"/>
+      <w:bookmarkStart w:id="174" w:name="_Toc239403915"/>
       <w:r>
         <w:t>8.1 Environnement de développement et de déploiement</w:t>
       </w:r>
-      <w:bookmarkEnd w:id="172"/>
+      <w:bookmarkEnd w:id="174"/>
     </w:p>
     <w:p>
       <w:r>
@@ -41145,11 +41339,11 @@
       <w:pPr>
         <w:pStyle w:val="Lgendetableau"/>
       </w:pPr>
-      <w:bookmarkStart w:id="173" w:name="_Toc238831989"/>
+      <w:bookmarkStart w:id="175" w:name="_Toc239403832"/>
       <w:r>
         <w:t>Tableau 8.1 — Principaux outils logiciels employés</w:t>
       </w:r>
-      <w:bookmarkEnd w:id="173"/>
+      <w:bookmarkEnd w:id="175"/>
     </w:p>
     <w:tbl>
       <w:tblPr>
@@ -41422,7 +41616,7 @@
               <w:jc w:val="left"/>
             </w:pPr>
             <w:r>
-              <w:t>Structure les 268 routes en modules, gardes et intercepteurs. C'est lui qui porte le journal d'audit</w:t>
+              <w:t>Structure les 273 routes en modules, gardes et intercepteurs. C'est lui qui porte le journal d'audit</w:t>
             </w:r>
           </w:p>
         </w:tc>
@@ -42435,11 +42629,11 @@
       <w:pPr>
         <w:pStyle w:val="Titre2"/>
       </w:pPr>
-      <w:bookmarkStart w:id="174" w:name="_Toc238832073"/>
+      <w:bookmarkStart w:id="176" w:name="_Toc239403916"/>
       <w:r>
         <w:t>8.2 Modélisation et implémentation de la base de données</w:t>
       </w:r>
-      <w:bookmarkEnd w:id="174"/>
+      <w:bookmarkEnd w:id="176"/>
     </w:p>
     <w:p>
       <w:r>
@@ -42450,11 +42644,11 @@
       <w:pPr>
         <w:pStyle w:val="Lgendetableau"/>
       </w:pPr>
-      <w:bookmarkStart w:id="175" w:name="_Toc238831990"/>
+      <w:bookmarkStart w:id="177" w:name="_Toc239403833"/>
       <w:r>
         <w:t>Tableau 8.2 — Répartition des tables par domaine fonctionnel</w:t>
       </w:r>
-      <w:bookmarkEnd w:id="175"/>
+      <w:bookmarkEnd w:id="177"/>
     </w:p>
     <w:tbl>
       <w:tblPr>
@@ -43032,11 +43226,11 @@
       <w:pPr>
         <w:pStyle w:val="Lgende"/>
       </w:pPr>
-      <w:bookmarkStart w:id="176" w:name="_Toc238831930"/>
+      <w:bookmarkStart w:id="178" w:name="_Toc239403773"/>
       <w:r>
         <w:t>Figure 8.1 — Schéma relationnel du noyau métier</w:t>
       </w:r>
-      <w:bookmarkEnd w:id="176"/>
+      <w:bookmarkEnd w:id="178"/>
     </w:p>
     <w:p>
       <w:r>
@@ -43079,11 +43273,11 @@
       <w:pPr>
         <w:pStyle w:val="Lgende"/>
       </w:pPr>
-      <w:bookmarkStart w:id="177" w:name="_Toc238831931"/>
+      <w:bookmarkStart w:id="179" w:name="_Toc239403774"/>
       <w:r>
         <w:t>Figure 8.2 — Modèle physique de données</w:t>
       </w:r>
-      <w:bookmarkEnd w:id="177"/>
+      <w:bookmarkEnd w:id="179"/>
     </w:p>
     <w:p>
       <w:r>
@@ -44810,11 +45004,11 @@
       <w:pPr>
         <w:pStyle w:val="Titre2"/>
       </w:pPr>
-      <w:bookmarkStart w:id="178" w:name="_Toc238832074"/>
+      <w:bookmarkStart w:id="180" w:name="_Toc239403917"/>
       <w:r>
         <w:t>8.3 Fonctionnalités développées</w:t>
       </w:r>
-      <w:bookmarkEnd w:id="178"/>
+      <w:bookmarkEnd w:id="180"/>
     </w:p>
     <w:p>
       <w:r>
@@ -44847,11 +45041,11 @@
       <w:pPr>
         <w:pStyle w:val="Lgende"/>
       </w:pPr>
-      <w:bookmarkStart w:id="179" w:name="_Toc238831932"/>
+      <w:bookmarkStart w:id="181" w:name="_Toc239403775"/>
       <w:r>
         <w:t>Figure 8.3 — Consultation en cours, avec examen clinique et diagnostics (rôle Médecin Chef)</w:t>
       </w:r>
-      <w:bookmarkEnd w:id="179"/>
+      <w:bookmarkEnd w:id="181"/>
     </w:p>
     <w:p>
       <w:pPr>
@@ -44869,11 +45063,11 @@
       <w:pPr>
         <w:pStyle w:val="Lgende"/>
       </w:pPr>
-      <w:bookmarkStart w:id="180" w:name="_Toc238831933"/>
+      <w:bookmarkStart w:id="182" w:name="_Toc239403776"/>
       <w:r>
         <w:t>Figure 8.4 — Émission d'un bon de pharmacie et contrôle d'éligibilité (rôle Infirmier)</w:t>
       </w:r>
-      <w:bookmarkEnd w:id="180"/>
+      <w:bookmarkEnd w:id="182"/>
     </w:p>
     <w:p>
       <w:pPr>
@@ -44891,11 +45085,11 @@
       <w:pPr>
         <w:pStyle w:val="Lgende"/>
       </w:pPr>
-      <w:bookmarkStart w:id="181" w:name="_Toc238831934"/>
+      <w:bookmarkStart w:id="183" w:name="_Toc239403777"/>
       <w:r>
         <w:t>Figure 8.5 — Tableau de bord et journal d'audit (rôle Administrateur système)</w:t>
       </w:r>
-      <w:bookmarkEnd w:id="181"/>
+      <w:bookmarkEnd w:id="183"/>
     </w:p>
     <w:p>
       <w:r>
@@ -44906,12 +45100,12 @@
       <w:pPr>
         <w:pStyle w:val="Titre2"/>
       </w:pPr>
-      <w:bookmarkStart w:id="182" w:name="_Toc238832075"/>
+      <w:bookmarkStart w:id="184" w:name="_Toc239403918"/>
       <w:r>
         <w:lastRenderedPageBreak/>
         <w:t>8.4 Tests et validation</w:t>
       </w:r>
-      <w:bookmarkEnd w:id="182"/>
+      <w:bookmarkEnd w:id="184"/>
     </w:p>
     <w:p>
       <w:r>
@@ -44927,11 +45121,11 @@
       <w:pPr>
         <w:pStyle w:val="Lgendetableau"/>
       </w:pPr>
-      <w:bookmarkStart w:id="183" w:name="_Toc238831991"/>
+      <w:bookmarkStart w:id="185" w:name="_Toc239403834"/>
       <w:r>
         <w:t>Tableau 8.3 — Résultats de la campagne d'exécution après correction</w:t>
       </w:r>
-      <w:bookmarkEnd w:id="183"/>
+      <w:bookmarkEnd w:id="185"/>
     </w:p>
     <w:tbl>
       <w:tblPr>
@@ -45399,11 +45593,11 @@
       <w:pPr>
         <w:pStyle w:val="Lgendetableau"/>
       </w:pPr>
-      <w:bookmarkStart w:id="184" w:name="_Toc238831992"/>
+      <w:bookmarkStart w:id="186" w:name="_Toc239403835"/>
       <w:r>
         <w:t>Tableau 8.4 — Couverture des tests par domaine</w:t>
       </w:r>
-      <w:bookmarkEnd w:id="184"/>
+      <w:bookmarkEnd w:id="186"/>
     </w:p>
     <w:tbl>
       <w:tblPr>
@@ -45894,11 +46088,11 @@
       <w:pPr>
         <w:pStyle w:val="Titre2"/>
       </w:pPr>
-      <w:bookmarkStart w:id="185" w:name="_Toc238832076"/>
+      <w:bookmarkStart w:id="187" w:name="_Toc239403919"/>
       <w:r>
         <w:t>8.5 Déploiement</w:t>
       </w:r>
-      <w:bookmarkEnd w:id="185"/>
+      <w:bookmarkEnd w:id="187"/>
     </w:p>
     <w:p>
       <w:r>
@@ -45953,11 +46147,11 @@
       <w:pPr>
         <w:pStyle w:val="Titre2"/>
       </w:pPr>
-      <w:bookmarkStart w:id="186" w:name="_Toc238832077"/>
+      <w:bookmarkStart w:id="188" w:name="_Toc239403920"/>
       <w:r>
         <w:t>8.6 Difficultés rencontrées et solutions apportées</w:t>
       </w:r>
-      <w:bookmarkEnd w:id="186"/>
+      <w:bookmarkEnd w:id="188"/>
     </w:p>
     <w:p>
       <w:r>
@@ -46004,16 +46198,16 @@
       <w:pPr>
         <w:pStyle w:val="Titre2"/>
       </w:pPr>
-      <w:bookmarkStart w:id="187" w:name="_Toc238832078"/>
+      <w:bookmarkStart w:id="189" w:name="_Toc239403921"/>
       <w:r>
         <w:lastRenderedPageBreak/>
         <w:t>Conclusion du chapitre</w:t>
       </w:r>
-      <w:bookmarkEnd w:id="187"/>
-    </w:p>
-    <w:p>
-      <w:r>
-        <w:t>L'implémentation couvre les vingt-trois besoins fonctionnels : vingt-deux pleinement, un partiellement. Elle représente environ 93 500 lignes réparties sur 547 fichiers, avec 268 routes, 88 entités, 128 permissions et 41 migrations. Cent trois cas de test ont été exécutés le 10 août 2026, avec un taux de réussite de 100 %, et les dix suites sont désormais rattachées à une commande.</w:t>
+      <w:bookmarkEnd w:id="189"/>
+    </w:p>
+    <w:p>
+      <w:r>
+        <w:t>L'implémentation couvre les vingt-trois besoins fonctionnels : vingt-deux pleinement, un partiellement. Elle représente environ 93 500 lignes réparties sur 547 fichiers, avec 273 routes, 88 entités, 130 permissions et 41 migrations. Cent trois cas de test ont été exécutés le 10 août 2026, avec un taux de réussite de 100 %, et les dix suites sont désormais rattachées à une commande.</w:t>
       </w:r>
     </w:p>
     <w:p>
@@ -46026,14 +46220,14 @@
         <w:pStyle w:val="Titre1"/>
         <w:pageBreakBefore/>
       </w:pPr>
-      <w:bookmarkStart w:id="188" w:name="_Toc238831908"/>
-      <w:bookmarkStart w:id="189" w:name="_Toc238832079"/>
+      <w:bookmarkStart w:id="190" w:name="_Toc239403749"/>
+      <w:bookmarkStart w:id="191" w:name="_Toc239403922"/>
       <w:r>
         <w:lastRenderedPageBreak/>
         <w:t>CONCLUSION GÉNÉRALE</w:t>
       </w:r>
-      <w:bookmarkEnd w:id="188"/>
-      <w:bookmarkEnd w:id="189"/>
+      <w:bookmarkEnd w:id="190"/>
+      <w:bookmarkEnd w:id="191"/>
     </w:p>
     <w:p>
       <w:r>
@@ -46047,7 +46241,7 @@
     </w:p>
     <w:p>
       <w:r>
-        <w:t>Nous avons produit une plateforme dont l'ampleur se mesure, plutôt qu'elle ne s'affirme. Les chiffres viennent d'un comptage direct dans le code : environ 93 500 lignes réparties sur 547 fichiers, 268 routes d'API, 88 entités de données reliées par 97 associations, 128 permissions réparties sur trois rôles, quinze écrans, 41 migrations de base de données, 52 entités synchronisées hors connexion, six documents imprimables et deux langues d'interface. Les vingt-trois besoins fonctionnels identifiés sont réalisés : vingt-deux pleinement, un partiellement. La problématique reçoit trois réponses.</w:t>
+        <w:t>Nous avons produit une plateforme dont l'ampleur se mesure, plutôt qu'elle ne s'affirme. Les chiffres viennent d'un comptage direct dans le code : environ 93 500 lignes réparties sur 547 fichiers, 273 routes d'API, 88 entités de données reliées par 97 associations, 130 permissions réparties sur trois rôles, quinze écrans, 41 migrations de base de données, 52 entités synchronisées hors connexion, six documents imprimables et deux langues d'interface. Les vingt-trois besoins fonctionnels identifiés sont réalisés : vingt-deux pleinement, un partiellement. La problématique reçoit trois réponses.</w:t>
       </w:r>
     </w:p>
     <w:p>
@@ -46138,8 +46332,8 @@
     <w:p>
       <w:pPr>
         <w:sectPr>
-          <w:headerReference w:type="default" r:id="rId20"/>
-          <w:footerReference w:type="default" r:id="rId21"/>
+          <w:headerReference w:type="default" r:id="rId22"/>
+          <w:footerReference w:type="default" r:id="rId23"/>
           <w:pgSz w:w="11906" w:h="16838" w:code="9"/>
           <w:pgMar w:top="851" w:right="851" w:bottom="851" w:left="1701" w:header="709" w:footer="709" w:gutter="0"/>
           <w:pgNumType w:start="1"/>
@@ -46156,24 +46350,24 @@
       <w:pPr>
         <w:pStyle w:val="Titre1"/>
       </w:pPr>
-      <w:bookmarkStart w:id="190" w:name="_Toc238831909"/>
-      <w:bookmarkStart w:id="191" w:name="_Toc238832080"/>
+      <w:bookmarkStart w:id="192" w:name="_Toc239403750"/>
+      <w:bookmarkStart w:id="193" w:name="_Toc239403923"/>
       <w:r>
         <w:lastRenderedPageBreak/>
         <w:t>BIBLIOGRAPHIE</w:t>
       </w:r>
-      <w:bookmarkEnd w:id="190"/>
-      <w:bookmarkEnd w:id="191"/>
+      <w:bookmarkEnd w:id="192"/>
+      <w:bookmarkEnd w:id="193"/>
     </w:p>
     <w:p>
       <w:pPr>
         <w:pStyle w:val="Titre2"/>
       </w:pPr>
-      <w:bookmarkStart w:id="192" w:name="_Toc238832081"/>
+      <w:bookmarkStart w:id="194" w:name="_Toc239403924"/>
       <w:r>
         <w:t>Ouvrages de méthodologie et de modélisation objet</w:t>
       </w:r>
-      <w:bookmarkEnd w:id="192"/>
+      <w:bookmarkEnd w:id="194"/>
     </w:p>
     <w:p>
       <w:pPr>
@@ -46204,11 +46398,11 @@
       <w:pPr>
         <w:pStyle w:val="Titre2"/>
       </w:pPr>
-      <w:bookmarkStart w:id="193" w:name="_Toc238832082"/>
+      <w:bookmarkStart w:id="195" w:name="_Toc239403925"/>
       <w:r>
         <w:t>Architecture logicielle et systèmes distribués</w:t>
       </w:r>
-      <w:bookmarkEnd w:id="193"/>
+      <w:bookmarkEnd w:id="195"/>
     </w:p>
     <w:p>
       <w:pPr>
@@ -46279,11 +46473,11 @@
       <w:pPr>
         <w:pStyle w:val="Titre2"/>
       </w:pPr>
-      <w:bookmarkStart w:id="194" w:name="_Toc238832083"/>
+      <w:bookmarkStart w:id="196" w:name="_Toc239403926"/>
       <w:r>
         <w:t>Systèmes d'information sanitaire</w:t>
       </w:r>
-      <w:bookmarkEnd w:id="194"/>
+      <w:bookmarkEnd w:id="196"/>
     </w:p>
     <w:p>
       <w:pPr>
@@ -46340,14 +46534,14 @@
         <w:pStyle w:val="Titre1"/>
         <w:pageBreakBefore/>
       </w:pPr>
-      <w:bookmarkStart w:id="195" w:name="_Toc238831910"/>
-      <w:bookmarkStart w:id="196" w:name="_Toc238832084"/>
+      <w:bookmarkStart w:id="197" w:name="_Toc239403751"/>
+      <w:bookmarkStart w:id="198" w:name="_Toc239403927"/>
       <w:r>
         <w:lastRenderedPageBreak/>
         <w:t>WEBOGRAPHIE</w:t>
       </w:r>
-      <w:bookmarkEnd w:id="195"/>
-      <w:bookmarkEnd w:id="196"/>
+      <w:bookmarkEnd w:id="197"/>
+      <w:bookmarkEnd w:id="198"/>
     </w:p>
     <w:p>
       <w:pPr>
@@ -46422,14 +46616,14 @@
         <w:pStyle w:val="Titre1"/>
         <w:pageBreakBefore/>
       </w:pPr>
-      <w:bookmarkStart w:id="197" w:name="_Toc238831911"/>
-      <w:bookmarkStart w:id="198" w:name="_Toc238832085"/>
+      <w:bookmarkStart w:id="199" w:name="_Toc239403752"/>
+      <w:bookmarkStart w:id="200" w:name="_Toc239403928"/>
       <w:r>
         <w:lastRenderedPageBreak/>
         <w:t>TABLE DES MATIÈRES</w:t>
       </w:r>
-      <w:bookmarkEnd w:id="197"/>
-      <w:bookmarkEnd w:id="198"/>
+      <w:bookmarkEnd w:id="199"/>
+      <w:bookmarkEnd w:id="200"/>
     </w:p>
     <w:p>
       <w:pPr>
@@ -46453,7 +46647,7 @@
       <w:r>
         <w:fldChar w:fldCharType="separate"/>
       </w:r>
-      <w:hyperlink w:anchor="_Toc238831993" w:history="1">
+      <w:hyperlink w:anchor="_Toc239403836" w:history="1">
         <w:r>
           <w:rPr>
             <w:rStyle w:val="Lienhypertexte"/>
@@ -46481,7 +46675,7 @@
             <w:noProof/>
             <w:webHidden/>
           </w:rPr>
-          <w:instrText xml:space="preserve"> PAGEREF _Toc238831993 \h </w:instrText>
+          <w:instrText xml:space="preserve"> PAGEREF _Toc239403836 \h </w:instrText>
         </w:r>
         <w:r>
           <w:rPr>
@@ -46525,7 +46719,7 @@
           <w:lang w:val="fr-CG" w:eastAsia="fr-CG"/>
         </w:rPr>
       </w:pPr>
-      <w:hyperlink w:anchor="_Toc238831994" w:history="1">
+      <w:hyperlink w:anchor="_Toc239403837" w:history="1">
         <w:r>
           <w:rPr>
             <w:rStyle w:val="Lienhypertexte"/>
@@ -46552,7 +46746,7 @@
             <w:noProof/>
             <w:webHidden/>
           </w:rPr>
-          <w:instrText xml:space="preserve"> PAGEREF _Toc238831994 \h </w:instrText>
+          <w:instrText xml:space="preserve"> PAGEREF _Toc239403837 \h </w:instrText>
         </w:r>
         <w:r>
           <w:rPr>
@@ -46596,7 +46790,7 @@
           <w:lang w:val="fr-CG" w:eastAsia="fr-CG"/>
         </w:rPr>
       </w:pPr>
-      <w:hyperlink w:anchor="_Toc238831995" w:history="1">
+      <w:hyperlink w:anchor="_Toc239403838" w:history="1">
         <w:r>
           <w:rPr>
             <w:rStyle w:val="Lienhypertexte"/>
@@ -46623,7 +46817,7 @@
             <w:noProof/>
             <w:webHidden/>
           </w:rPr>
-          <w:instrText xml:space="preserve"> PAGEREF _Toc238831995 \h </w:instrText>
+          <w:instrText xml:space="preserve"> PAGEREF _Toc239403838 \h </w:instrText>
         </w:r>
         <w:r>
           <w:rPr>
@@ -46667,7 +46861,7 @@
           <w:lang w:val="fr-CG" w:eastAsia="fr-CG"/>
         </w:rPr>
       </w:pPr>
-      <w:hyperlink w:anchor="_Toc238831996" w:history="1">
+      <w:hyperlink w:anchor="_Toc239403839" w:history="1">
         <w:r>
           <w:rPr>
             <w:rStyle w:val="Lienhypertexte"/>
@@ -46694,7 +46888,7 @@
             <w:noProof/>
             <w:webHidden/>
           </w:rPr>
-          <w:instrText xml:space="preserve"> PAGEREF _Toc238831996 \h </w:instrText>
+          <w:instrText xml:space="preserve"> PAGEREF _Toc239403839 \h </w:instrText>
         </w:r>
         <w:r>
           <w:rPr>
@@ -46738,7 +46932,7 @@
           <w:lang w:val="fr-CG" w:eastAsia="fr-CG"/>
         </w:rPr>
       </w:pPr>
-      <w:hyperlink w:anchor="_Toc238831997" w:history="1">
+      <w:hyperlink w:anchor="_Toc239403840" w:history="1">
         <w:r>
           <w:rPr>
             <w:rStyle w:val="Lienhypertexte"/>
@@ -46766,7 +46960,7 @@
             <w:noProof/>
             <w:webHidden/>
           </w:rPr>
-          <w:instrText xml:space="preserve"> PAGEREF _Toc238831997 \h </w:instrText>
+          <w:instrText xml:space="preserve"> PAGEREF _Toc239403840 \h </w:instrText>
         </w:r>
         <w:r>
           <w:rPr>
@@ -46810,7 +47004,7 @@
           <w:lang w:val="fr-CG" w:eastAsia="fr-CG"/>
         </w:rPr>
       </w:pPr>
-      <w:hyperlink w:anchor="_Toc238831998" w:history="1">
+      <w:hyperlink w:anchor="_Toc239403841" w:history="1">
         <w:r>
           <w:rPr>
             <w:rStyle w:val="Lienhypertexte"/>
@@ -46837,7 +47031,7 @@
             <w:noProof/>
             <w:webHidden/>
           </w:rPr>
-          <w:instrText xml:space="preserve"> PAGEREF _Toc238831998 \h </w:instrText>
+          <w:instrText xml:space="preserve"> PAGEREF _Toc239403841 \h </w:instrText>
         </w:r>
         <w:r>
           <w:rPr>
@@ -46881,7 +47075,7 @@
           <w:lang w:val="fr-CG" w:eastAsia="fr-CG"/>
         </w:rPr>
       </w:pPr>
-      <w:hyperlink w:anchor="_Toc238831999" w:history="1">
+      <w:hyperlink w:anchor="_Toc239403842" w:history="1">
         <w:r>
           <w:rPr>
             <w:rStyle w:val="Lienhypertexte"/>
@@ -46908,7 +47102,7 @@
             <w:noProof/>
             <w:webHidden/>
           </w:rPr>
-          <w:instrText xml:space="preserve"> PAGEREF _Toc238831999 \h </w:instrText>
+          <w:instrText xml:space="preserve"> PAGEREF _Toc239403842 \h </w:instrText>
         </w:r>
         <w:r>
           <w:rPr>
@@ -46952,7 +47146,7 @@
           <w:lang w:val="fr-CG" w:eastAsia="fr-CG"/>
         </w:rPr>
       </w:pPr>
-      <w:hyperlink w:anchor="_Toc238832000" w:history="1">
+      <w:hyperlink w:anchor="_Toc239403843" w:history="1">
         <w:r>
           <w:rPr>
             <w:rStyle w:val="Lienhypertexte"/>
@@ -46979,7 +47173,7 @@
             <w:noProof/>
             <w:webHidden/>
           </w:rPr>
-          <w:instrText xml:space="preserve"> PAGEREF _Toc238832000 \h </w:instrText>
+          <w:instrText xml:space="preserve"> PAGEREF _Toc239403843 \h </w:instrText>
         </w:r>
         <w:r>
           <w:rPr>
@@ -47023,7 +47217,7 @@
           <w:lang w:val="fr-CG" w:eastAsia="fr-CG"/>
         </w:rPr>
       </w:pPr>
-      <w:hyperlink w:anchor="_Toc238832001" w:history="1">
+      <w:hyperlink w:anchor="_Toc239403844" w:history="1">
         <w:r>
           <w:rPr>
             <w:rStyle w:val="Lienhypertexte"/>
@@ -47050,7 +47244,7 @@
             <w:noProof/>
             <w:webHidden/>
           </w:rPr>
-          <w:instrText xml:space="preserve"> PAGEREF _Toc238832001 \h </w:instrText>
+          <w:instrText xml:space="preserve"> PAGEREF _Toc239403844 \h </w:instrText>
         </w:r>
         <w:r>
           <w:rPr>
@@ -47094,7 +47288,7 @@
           <w:lang w:val="fr-CG" w:eastAsia="fr-CG"/>
         </w:rPr>
       </w:pPr>
-      <w:hyperlink w:anchor="_Toc238832002" w:history="1">
+      <w:hyperlink w:anchor="_Toc239403845" w:history="1">
         <w:r>
           <w:rPr>
             <w:rStyle w:val="Lienhypertexte"/>
@@ -47122,7 +47316,7 @@
             <w:noProof/>
             <w:webHidden/>
           </w:rPr>
-          <w:instrText xml:space="preserve"> PAGEREF _Toc238832002 \h </w:instrText>
+          <w:instrText xml:space="preserve"> PAGEREF _Toc239403845 \h </w:instrText>
         </w:r>
         <w:r>
           <w:rPr>
@@ -47166,7 +47360,7 @@
           <w:lang w:val="fr-CG" w:eastAsia="fr-CG"/>
         </w:rPr>
       </w:pPr>
-      <w:hyperlink w:anchor="_Toc238832003" w:history="1">
+      <w:hyperlink w:anchor="_Toc239403846" w:history="1">
         <w:r>
           <w:rPr>
             <w:rStyle w:val="Lienhypertexte"/>
@@ -47193,7 +47387,7 @@
             <w:noProof/>
             <w:webHidden/>
           </w:rPr>
-          <w:instrText xml:space="preserve"> PAGEREF _Toc238832003 \h </w:instrText>
+          <w:instrText xml:space="preserve"> PAGEREF _Toc239403846 \h </w:instrText>
         </w:r>
         <w:r>
           <w:rPr>
@@ -47237,7 +47431,7 @@
           <w:lang w:val="fr-CG" w:eastAsia="fr-CG"/>
         </w:rPr>
       </w:pPr>
-      <w:hyperlink w:anchor="_Toc238832004" w:history="1">
+      <w:hyperlink w:anchor="_Toc239403847" w:history="1">
         <w:r>
           <w:rPr>
             <w:rStyle w:val="Lienhypertexte"/>
@@ -47264,7 +47458,7 @@
             <w:noProof/>
             <w:webHidden/>
           </w:rPr>
-          <w:instrText xml:space="preserve"> PAGEREF _Toc238832004 \h </w:instrText>
+          <w:instrText xml:space="preserve"> PAGEREF _Toc239403847 \h </w:instrText>
         </w:r>
         <w:r>
           <w:rPr>
@@ -47308,7 +47502,7 @@
           <w:lang w:val="fr-CG" w:eastAsia="fr-CG"/>
         </w:rPr>
       </w:pPr>
-      <w:hyperlink w:anchor="_Toc238832005" w:history="1">
+      <w:hyperlink w:anchor="_Toc239403848" w:history="1">
         <w:r>
           <w:rPr>
             <w:rStyle w:val="Lienhypertexte"/>
@@ -47335,7 +47529,7 @@
             <w:noProof/>
             <w:webHidden/>
           </w:rPr>
-          <w:instrText xml:space="preserve"> PAGEREF _Toc238832005 \h </w:instrText>
+          <w:instrText xml:space="preserve"> PAGEREF _Toc239403848 \h </w:instrText>
         </w:r>
         <w:r>
           <w:rPr>
@@ -47379,7 +47573,7 @@
           <w:lang w:val="fr-CG" w:eastAsia="fr-CG"/>
         </w:rPr>
       </w:pPr>
-      <w:hyperlink w:anchor="_Toc238832006" w:history="1">
+      <w:hyperlink w:anchor="_Toc239403849" w:history="1">
         <w:r>
           <w:rPr>
             <w:rStyle w:val="Lienhypertexte"/>
@@ -47406,7 +47600,7 @@
             <w:noProof/>
             <w:webHidden/>
           </w:rPr>
-          <w:instrText xml:space="preserve"> PAGEREF _Toc238832006 \h </w:instrText>
+          <w:instrText xml:space="preserve"> PAGEREF _Toc239403849 \h </w:instrText>
         </w:r>
         <w:r>
           <w:rPr>
@@ -47450,7 +47644,7 @@
           <w:lang w:val="fr-CG" w:eastAsia="fr-CG"/>
         </w:rPr>
       </w:pPr>
-      <w:hyperlink w:anchor="_Toc238832007" w:history="1">
+      <w:hyperlink w:anchor="_Toc239403850" w:history="1">
         <w:r>
           <w:rPr>
             <w:rStyle w:val="Lienhypertexte"/>
@@ -47477,7 +47671,7 @@
             <w:noProof/>
             <w:webHidden/>
           </w:rPr>
-          <w:instrText xml:space="preserve"> PAGEREF _Toc238832007 \h </w:instrText>
+          <w:instrText xml:space="preserve"> PAGEREF _Toc239403850 \h </w:instrText>
         </w:r>
         <w:r>
           <w:rPr>
@@ -47521,7 +47715,7 @@
           <w:lang w:val="fr-CG" w:eastAsia="fr-CG"/>
         </w:rPr>
       </w:pPr>
-      <w:hyperlink w:anchor="_Toc238832008" w:history="1">
+      <w:hyperlink w:anchor="_Toc239403851" w:history="1">
         <w:r>
           <w:rPr>
             <w:rStyle w:val="Lienhypertexte"/>
@@ -47548,7 +47742,7 @@
             <w:noProof/>
             <w:webHidden/>
           </w:rPr>
-          <w:instrText xml:space="preserve"> PAGEREF _Toc238832008 \h </w:instrText>
+          <w:instrText xml:space="preserve"> PAGEREF _Toc239403851 \h </w:instrText>
         </w:r>
         <w:r>
           <w:rPr>
@@ -47592,7 +47786,7 @@
           <w:lang w:val="fr-CG" w:eastAsia="fr-CG"/>
         </w:rPr>
       </w:pPr>
-      <w:hyperlink w:anchor="_Toc238832009" w:history="1">
+      <w:hyperlink w:anchor="_Toc239403852" w:history="1">
         <w:r>
           <w:rPr>
             <w:rStyle w:val="Lienhypertexte"/>
@@ -47619,7 +47813,7 @@
             <w:noProof/>
             <w:webHidden/>
           </w:rPr>
-          <w:instrText xml:space="preserve"> PAGEREF _Toc238832009 \h </w:instrText>
+          <w:instrText xml:space="preserve"> PAGEREF _Toc239403852 \h </w:instrText>
         </w:r>
         <w:r>
           <w:rPr>
@@ -47663,7 +47857,7 @@
           <w:lang w:val="fr-CG" w:eastAsia="fr-CG"/>
         </w:rPr>
       </w:pPr>
-      <w:hyperlink w:anchor="_Toc238832010" w:history="1">
+      <w:hyperlink w:anchor="_Toc239403853" w:history="1">
         <w:r>
           <w:rPr>
             <w:rStyle w:val="Lienhypertexte"/>
@@ -47690,7 +47884,7 @@
             <w:noProof/>
             <w:webHidden/>
           </w:rPr>
-          <w:instrText xml:space="preserve"> PAGEREF _Toc238832010 \h </w:instrText>
+          <w:instrText xml:space="preserve"> PAGEREF _Toc239403853 \h </w:instrText>
         </w:r>
         <w:r>
           <w:rPr>
@@ -47734,7 +47928,7 @@
           <w:lang w:val="fr-CG" w:eastAsia="fr-CG"/>
         </w:rPr>
       </w:pPr>
-      <w:hyperlink w:anchor="_Toc238832011" w:history="1">
+      <w:hyperlink w:anchor="_Toc239403854" w:history="1">
         <w:r>
           <w:rPr>
             <w:rStyle w:val="Lienhypertexte"/>
@@ -47761,7 +47955,7 @@
             <w:noProof/>
             <w:webHidden/>
           </w:rPr>
-          <w:instrText xml:space="preserve"> PAGEREF _Toc238832011 \h </w:instrText>
+          <w:instrText xml:space="preserve"> PAGEREF _Toc239403854 \h </w:instrText>
         </w:r>
         <w:r>
           <w:rPr>
@@ -47805,7 +47999,7 @@
           <w:lang w:val="fr-CG" w:eastAsia="fr-CG"/>
         </w:rPr>
       </w:pPr>
-      <w:hyperlink w:anchor="_Toc238832012" w:history="1">
+      <w:hyperlink w:anchor="_Toc239403855" w:history="1">
         <w:r>
           <w:rPr>
             <w:rStyle w:val="Lienhypertexte"/>
@@ -47832,7 +48026,7 @@
             <w:noProof/>
             <w:webHidden/>
           </w:rPr>
-          <w:instrText xml:space="preserve"> PAGEREF _Toc238832012 \h </w:instrText>
+          <w:instrText xml:space="preserve"> PAGEREF _Toc239403855 \h </w:instrText>
         </w:r>
         <w:r>
           <w:rPr>
@@ -47876,7 +48070,7 @@
           <w:lang w:val="fr-CG" w:eastAsia="fr-CG"/>
         </w:rPr>
       </w:pPr>
-      <w:hyperlink w:anchor="_Toc238832013" w:history="1">
+      <w:hyperlink w:anchor="_Toc239403856" w:history="1">
         <w:r>
           <w:rPr>
             <w:rStyle w:val="Lienhypertexte"/>
@@ -47903,7 +48097,7 @@
             <w:noProof/>
             <w:webHidden/>
           </w:rPr>
-          <w:instrText xml:space="preserve"> PAGEREF _Toc238832013 \h </w:instrText>
+          <w:instrText xml:space="preserve"> PAGEREF _Toc239403856 \h </w:instrText>
         </w:r>
         <w:r>
           <w:rPr>
@@ -47947,7 +48141,7 @@
           <w:lang w:val="fr-CG" w:eastAsia="fr-CG"/>
         </w:rPr>
       </w:pPr>
-      <w:hyperlink w:anchor="_Toc238832014" w:history="1">
+      <w:hyperlink w:anchor="_Toc239403857" w:history="1">
         <w:r>
           <w:rPr>
             <w:rStyle w:val="Lienhypertexte"/>
@@ -47974,7 +48168,7 @@
             <w:noProof/>
             <w:webHidden/>
           </w:rPr>
-          <w:instrText xml:space="preserve"> PAGEREF _Toc238832014 \h </w:instrText>
+          <w:instrText xml:space="preserve"> PAGEREF _Toc239403857 \h </w:instrText>
         </w:r>
         <w:r>
           <w:rPr>
@@ -48018,7 +48212,7 @@
           <w:lang w:val="fr-CG" w:eastAsia="fr-CG"/>
         </w:rPr>
       </w:pPr>
-      <w:hyperlink w:anchor="_Toc238832015" w:history="1">
+      <w:hyperlink w:anchor="_Toc239403858" w:history="1">
         <w:r>
           <w:rPr>
             <w:rStyle w:val="Lienhypertexte"/>
@@ -48045,7 +48239,7 @@
             <w:noProof/>
             <w:webHidden/>
           </w:rPr>
-          <w:instrText xml:space="preserve"> PAGEREF _Toc238832015 \h </w:instrText>
+          <w:instrText xml:space="preserve"> PAGEREF _Toc239403858 \h </w:instrText>
         </w:r>
         <w:r>
           <w:rPr>
@@ -48089,7 +48283,7 @@
           <w:lang w:val="fr-CG" w:eastAsia="fr-CG"/>
         </w:rPr>
       </w:pPr>
-      <w:hyperlink w:anchor="_Toc238832016" w:history="1">
+      <w:hyperlink w:anchor="_Toc239403859" w:history="1">
         <w:r>
           <w:rPr>
             <w:rStyle w:val="Lienhypertexte"/>
@@ -48116,7 +48310,7 @@
             <w:noProof/>
             <w:webHidden/>
           </w:rPr>
-          <w:instrText xml:space="preserve"> PAGEREF _Toc238832016 \h </w:instrText>
+          <w:instrText xml:space="preserve"> PAGEREF _Toc239403859 \h </w:instrText>
         </w:r>
         <w:r>
           <w:rPr>
@@ -48160,7 +48354,7 @@
           <w:lang w:val="fr-CG" w:eastAsia="fr-CG"/>
         </w:rPr>
       </w:pPr>
-      <w:hyperlink w:anchor="_Toc238832017" w:history="1">
+      <w:hyperlink w:anchor="_Toc239403860" w:history="1">
         <w:r>
           <w:rPr>
             <w:rStyle w:val="Lienhypertexte"/>
@@ -48187,7 +48381,7 @@
             <w:noProof/>
             <w:webHidden/>
           </w:rPr>
-          <w:instrText xml:space="preserve"> PAGEREF _Toc238832017 \h </w:instrText>
+          <w:instrText xml:space="preserve"> PAGEREF _Toc239403860 \h </w:instrText>
         </w:r>
         <w:r>
           <w:rPr>
@@ -48231,7 +48425,7 @@
           <w:lang w:val="fr-CG" w:eastAsia="fr-CG"/>
         </w:rPr>
       </w:pPr>
-      <w:hyperlink w:anchor="_Toc238832018" w:history="1">
+      <w:hyperlink w:anchor="_Toc239403861" w:history="1">
         <w:r>
           <w:rPr>
             <w:rStyle w:val="Lienhypertexte"/>
@@ -48258,7 +48452,7 @@
             <w:noProof/>
             <w:webHidden/>
           </w:rPr>
-          <w:instrText xml:space="preserve"> PAGEREF _Toc238832018 \h </w:instrText>
+          <w:instrText xml:space="preserve"> PAGEREF _Toc239403861 \h </w:instrText>
         </w:r>
         <w:r>
           <w:rPr>
@@ -48302,7 +48496,7 @@
           <w:lang w:val="fr-CG" w:eastAsia="fr-CG"/>
         </w:rPr>
       </w:pPr>
-      <w:hyperlink w:anchor="_Toc238832019" w:history="1">
+      <w:hyperlink w:anchor="_Toc239403862" w:history="1">
         <w:r>
           <w:rPr>
             <w:rStyle w:val="Lienhypertexte"/>
@@ -48329,7 +48523,7 @@
             <w:noProof/>
             <w:webHidden/>
           </w:rPr>
-          <w:instrText xml:space="preserve"> PAGEREF _Toc238832019 \h </w:instrText>
+          <w:instrText xml:space="preserve"> PAGEREF _Toc239403862 \h </w:instrText>
         </w:r>
         <w:r>
           <w:rPr>
@@ -48373,7 +48567,7 @@
           <w:lang w:val="fr-CG" w:eastAsia="fr-CG"/>
         </w:rPr>
       </w:pPr>
-      <w:hyperlink w:anchor="_Toc238832020" w:history="1">
+      <w:hyperlink w:anchor="_Toc239403863" w:history="1">
         <w:r>
           <w:rPr>
             <w:rStyle w:val="Lienhypertexte"/>
@@ -48400,7 +48594,7 @@
             <w:noProof/>
             <w:webHidden/>
           </w:rPr>
-          <w:instrText xml:space="preserve"> PAGEREF _Toc238832020 \h </w:instrText>
+          <w:instrText xml:space="preserve"> PAGEREF _Toc239403863 \h </w:instrText>
         </w:r>
         <w:r>
           <w:rPr>
@@ -48444,7 +48638,7 @@
           <w:lang w:val="fr-CG" w:eastAsia="fr-CG"/>
         </w:rPr>
       </w:pPr>
-      <w:hyperlink w:anchor="_Toc238832021" w:history="1">
+      <w:hyperlink w:anchor="_Toc239403864" w:history="1">
         <w:r>
           <w:rPr>
             <w:rStyle w:val="Lienhypertexte"/>
@@ -48471,7 +48665,7 @@
             <w:noProof/>
             <w:webHidden/>
           </w:rPr>
-          <w:instrText xml:space="preserve"> PAGEREF _Toc238832021 \h </w:instrText>
+          <w:instrText xml:space="preserve"> PAGEREF _Toc239403864 \h </w:instrText>
         </w:r>
         <w:r>
           <w:rPr>
@@ -48515,7 +48709,7 @@
           <w:lang w:val="fr-CG" w:eastAsia="fr-CG"/>
         </w:rPr>
       </w:pPr>
-      <w:hyperlink w:anchor="_Toc238832022" w:history="1">
+      <w:hyperlink w:anchor="_Toc239403865" w:history="1">
         <w:r>
           <w:rPr>
             <w:rStyle w:val="Lienhypertexte"/>
@@ -48542,7 +48736,7 @@
             <w:noProof/>
             <w:webHidden/>
           </w:rPr>
-          <w:instrText xml:space="preserve"> PAGEREF _Toc238832022 \h </w:instrText>
+          <w:instrText xml:space="preserve"> PAGEREF _Toc239403865 \h </w:instrText>
         </w:r>
         <w:r>
           <w:rPr>
@@ -48586,7 +48780,7 @@
           <w:lang w:val="fr-CG" w:eastAsia="fr-CG"/>
         </w:rPr>
       </w:pPr>
-      <w:hyperlink w:anchor="_Toc238832023" w:history="1">
+      <w:hyperlink w:anchor="_Toc239403866" w:history="1">
         <w:r>
           <w:rPr>
             <w:rStyle w:val="Lienhypertexte"/>
@@ -48613,7 +48807,7 @@
             <w:noProof/>
             <w:webHidden/>
           </w:rPr>
-          <w:instrText xml:space="preserve"> PAGEREF _Toc238832023 \h </w:instrText>
+          <w:instrText xml:space="preserve"> PAGEREF _Toc239403866 \h </w:instrText>
         </w:r>
         <w:r>
           <w:rPr>
@@ -48657,7 +48851,7 @@
           <w:lang w:val="fr-CG" w:eastAsia="fr-CG"/>
         </w:rPr>
       </w:pPr>
-      <w:hyperlink w:anchor="_Toc238832024" w:history="1">
+      <w:hyperlink w:anchor="_Toc239403867" w:history="1">
         <w:r>
           <w:rPr>
             <w:rStyle w:val="Lienhypertexte"/>
@@ -48684,7 +48878,7 @@
             <w:noProof/>
             <w:webHidden/>
           </w:rPr>
-          <w:instrText xml:space="preserve"> PAGEREF _Toc238832024 \h </w:instrText>
+          <w:instrText xml:space="preserve"> PAGEREF _Toc239403867 \h </w:instrText>
         </w:r>
         <w:r>
           <w:rPr>
@@ -48728,7 +48922,7 @@
           <w:lang w:val="fr-CG" w:eastAsia="fr-CG"/>
         </w:rPr>
       </w:pPr>
-      <w:hyperlink w:anchor="_Toc238832025" w:history="1">
+      <w:hyperlink w:anchor="_Toc239403868" w:history="1">
         <w:r>
           <w:rPr>
             <w:rStyle w:val="Lienhypertexte"/>
@@ -48755,7 +48949,7 @@
             <w:noProof/>
             <w:webHidden/>
           </w:rPr>
-          <w:instrText xml:space="preserve"> PAGEREF _Toc238832025 \h </w:instrText>
+          <w:instrText xml:space="preserve"> PAGEREF _Toc239403868 \h </w:instrText>
         </w:r>
         <w:r>
           <w:rPr>
@@ -48799,7 +48993,7 @@
           <w:lang w:val="fr-CG" w:eastAsia="fr-CG"/>
         </w:rPr>
       </w:pPr>
-      <w:hyperlink w:anchor="_Toc238832026" w:history="1">
+      <w:hyperlink w:anchor="_Toc239403869" w:history="1">
         <w:r>
           <w:rPr>
             <w:rStyle w:val="Lienhypertexte"/>
@@ -48826,7 +49020,7 @@
             <w:noProof/>
             <w:webHidden/>
           </w:rPr>
-          <w:instrText xml:space="preserve"> PAGEREF _Toc238832026 \h </w:instrText>
+          <w:instrText xml:space="preserve"> PAGEREF _Toc239403869 \h </w:instrText>
         </w:r>
         <w:r>
           <w:rPr>
@@ -48870,7 +49064,7 @@
           <w:lang w:val="fr-CG" w:eastAsia="fr-CG"/>
         </w:rPr>
       </w:pPr>
-      <w:hyperlink w:anchor="_Toc238832027" w:history="1">
+      <w:hyperlink w:anchor="_Toc239403870" w:history="1">
         <w:r>
           <w:rPr>
             <w:rStyle w:val="Lienhypertexte"/>
@@ -48897,7 +49091,7 @@
             <w:noProof/>
             <w:webHidden/>
           </w:rPr>
-          <w:instrText xml:space="preserve"> PAGEREF _Toc238832027 \h </w:instrText>
+          <w:instrText xml:space="preserve"> PAGEREF _Toc239403870 \h </w:instrText>
         </w:r>
         <w:r>
           <w:rPr>
@@ -48941,7 +49135,7 @@
           <w:lang w:val="fr-CG" w:eastAsia="fr-CG"/>
         </w:rPr>
       </w:pPr>
-      <w:hyperlink w:anchor="_Toc238832028" w:history="1">
+      <w:hyperlink w:anchor="_Toc239403871" w:history="1">
         <w:r>
           <w:rPr>
             <w:rStyle w:val="Lienhypertexte"/>
@@ -48968,7 +49162,7 @@
             <w:noProof/>
             <w:webHidden/>
           </w:rPr>
-          <w:instrText xml:space="preserve"> PAGEREF _Toc238832028 \h </w:instrText>
+          <w:instrText xml:space="preserve"> PAGEREF _Toc239403871 \h </w:instrText>
         </w:r>
         <w:r>
           <w:rPr>
@@ -49012,7 +49206,7 @@
           <w:lang w:val="fr-CG" w:eastAsia="fr-CG"/>
         </w:rPr>
       </w:pPr>
-      <w:hyperlink w:anchor="_Toc238832029" w:history="1">
+      <w:hyperlink w:anchor="_Toc239403872" w:history="1">
         <w:r>
           <w:rPr>
             <w:rStyle w:val="Lienhypertexte"/>
@@ -49039,7 +49233,7 @@
             <w:noProof/>
             <w:webHidden/>
           </w:rPr>
-          <w:instrText xml:space="preserve"> PAGEREF _Toc238832029 \h </w:instrText>
+          <w:instrText xml:space="preserve"> PAGEREF _Toc239403872 \h </w:instrText>
         </w:r>
         <w:r>
           <w:rPr>
@@ -49083,7 +49277,7 @@
           <w:lang w:val="fr-CG" w:eastAsia="fr-CG"/>
         </w:rPr>
       </w:pPr>
-      <w:hyperlink w:anchor="_Toc238832030" w:history="1">
+      <w:hyperlink w:anchor="_Toc239403873" w:history="1">
         <w:r>
           <w:rPr>
             <w:rStyle w:val="Lienhypertexte"/>
@@ -49110,7 +49304,7 @@
             <w:noProof/>
             <w:webHidden/>
           </w:rPr>
-          <w:instrText xml:space="preserve"> PAGEREF _Toc238832030 \h </w:instrText>
+          <w:instrText xml:space="preserve"> PAGEREF _Toc239403873 \h </w:instrText>
         </w:r>
         <w:r>
           <w:rPr>
@@ -49154,7 +49348,7 @@
           <w:lang w:val="fr-CG" w:eastAsia="fr-CG"/>
         </w:rPr>
       </w:pPr>
-      <w:hyperlink w:anchor="_Toc238832031" w:history="1">
+      <w:hyperlink w:anchor="_Toc239403874" w:history="1">
         <w:r>
           <w:rPr>
             <w:rStyle w:val="Lienhypertexte"/>
@@ -49182,7 +49376,7 @@
             <w:noProof/>
             <w:webHidden/>
           </w:rPr>
-          <w:instrText xml:space="preserve"> PAGEREF _Toc238832031 \h </w:instrText>
+          <w:instrText xml:space="preserve"> PAGEREF _Toc239403874 \h </w:instrText>
         </w:r>
         <w:r>
           <w:rPr>
@@ -49226,7 +49420,7 @@
           <w:lang w:val="fr-CG" w:eastAsia="fr-CG"/>
         </w:rPr>
       </w:pPr>
-      <w:hyperlink w:anchor="_Toc238832032" w:history="1">
+      <w:hyperlink w:anchor="_Toc239403875" w:history="1">
         <w:r>
           <w:rPr>
             <w:rStyle w:val="Lienhypertexte"/>
@@ -49253,7 +49447,7 @@
             <w:noProof/>
             <w:webHidden/>
           </w:rPr>
-          <w:instrText xml:space="preserve"> PAGEREF _Toc238832032 \h </w:instrText>
+          <w:instrText xml:space="preserve"> PAGEREF _Toc239403875 \h </w:instrText>
         </w:r>
         <w:r>
           <w:rPr>
@@ -49297,7 +49491,7 @@
           <w:lang w:val="fr-CG" w:eastAsia="fr-CG"/>
         </w:rPr>
       </w:pPr>
-      <w:hyperlink w:anchor="_Toc238832033" w:history="1">
+      <w:hyperlink w:anchor="_Toc239403876" w:history="1">
         <w:r>
           <w:rPr>
             <w:rStyle w:val="Lienhypertexte"/>
@@ -49324,7 +49518,7 @@
             <w:noProof/>
             <w:webHidden/>
           </w:rPr>
-          <w:instrText xml:space="preserve"> PAGEREF _Toc238832033 \h </w:instrText>
+          <w:instrText xml:space="preserve"> PAGEREF _Toc239403876 \h </w:instrText>
         </w:r>
         <w:r>
           <w:rPr>
@@ -49368,7 +49562,7 @@
           <w:lang w:val="fr-CG" w:eastAsia="fr-CG"/>
         </w:rPr>
       </w:pPr>
-      <w:hyperlink w:anchor="_Toc238832034" w:history="1">
+      <w:hyperlink w:anchor="_Toc239403877" w:history="1">
         <w:r>
           <w:rPr>
             <w:rStyle w:val="Lienhypertexte"/>
@@ -49395,7 +49589,7 @@
             <w:noProof/>
             <w:webHidden/>
           </w:rPr>
-          <w:instrText xml:space="preserve"> PAGEREF _Toc238832034 \h </w:instrText>
+          <w:instrText xml:space="preserve"> PAGEREF _Toc239403877 \h </w:instrText>
         </w:r>
         <w:r>
           <w:rPr>
@@ -49439,7 +49633,7 @@
           <w:lang w:val="fr-CG" w:eastAsia="fr-CG"/>
         </w:rPr>
       </w:pPr>
-      <w:hyperlink w:anchor="_Toc238832035" w:history="1">
+      <w:hyperlink w:anchor="_Toc239403878" w:history="1">
         <w:r>
           <w:rPr>
             <w:rStyle w:val="Lienhypertexte"/>
@@ -49466,7 +49660,7 @@
             <w:noProof/>
             <w:webHidden/>
           </w:rPr>
-          <w:instrText xml:space="preserve"> PAGEREF _Toc238832035 \h </w:instrText>
+          <w:instrText xml:space="preserve"> PAGEREF _Toc239403878 \h </w:instrText>
         </w:r>
         <w:r>
           <w:rPr>
@@ -49510,7 +49704,7 @@
           <w:lang w:val="fr-CG" w:eastAsia="fr-CG"/>
         </w:rPr>
       </w:pPr>
-      <w:hyperlink w:anchor="_Toc238832036" w:history="1">
+      <w:hyperlink w:anchor="_Toc239403879" w:history="1">
         <w:r>
           <w:rPr>
             <w:rStyle w:val="Lienhypertexte"/>
@@ -49537,7 +49731,7 @@
             <w:noProof/>
             <w:webHidden/>
           </w:rPr>
-          <w:instrText xml:space="preserve"> PAGEREF _Toc238832036 \h </w:instrText>
+          <w:instrText xml:space="preserve"> PAGEREF _Toc239403879 \h </w:instrText>
         </w:r>
         <w:r>
           <w:rPr>
@@ -49581,7 +49775,7 @@
           <w:lang w:val="fr-CG" w:eastAsia="fr-CG"/>
         </w:rPr>
       </w:pPr>
-      <w:hyperlink w:anchor="_Toc238832037" w:history="1">
+      <w:hyperlink w:anchor="_Toc239403880" w:history="1">
         <w:r>
           <w:rPr>
             <w:rStyle w:val="Lienhypertexte"/>
@@ -49608,7 +49802,7 @@
             <w:noProof/>
             <w:webHidden/>
           </w:rPr>
-          <w:instrText xml:space="preserve"> PAGEREF _Toc238832037 \h </w:instrText>
+          <w:instrText xml:space="preserve"> PAGEREF _Toc239403880 \h </w:instrText>
         </w:r>
         <w:r>
           <w:rPr>
@@ -49652,7 +49846,7 @@
           <w:lang w:val="fr-CG" w:eastAsia="fr-CG"/>
         </w:rPr>
       </w:pPr>
-      <w:hyperlink w:anchor="_Toc238832038" w:history="1">
+      <w:hyperlink w:anchor="_Toc239403881" w:history="1">
         <w:r>
           <w:rPr>
             <w:rStyle w:val="Lienhypertexte"/>
@@ -49679,7 +49873,7 @@
             <w:noProof/>
             <w:webHidden/>
           </w:rPr>
-          <w:instrText xml:space="preserve"> PAGEREF _Toc238832038 \h </w:instrText>
+          <w:instrText xml:space="preserve"> PAGEREF _Toc239403881 \h </w:instrText>
         </w:r>
         <w:r>
           <w:rPr>
@@ -49723,7 +49917,7 @@
           <w:lang w:val="fr-CG" w:eastAsia="fr-CG"/>
         </w:rPr>
       </w:pPr>
-      <w:hyperlink w:anchor="_Toc238832039" w:history="1">
+      <w:hyperlink w:anchor="_Toc239403882" w:history="1">
         <w:r>
           <w:rPr>
             <w:rStyle w:val="Lienhypertexte"/>
@@ -49750,7 +49944,7 @@
             <w:noProof/>
             <w:webHidden/>
           </w:rPr>
-          <w:instrText xml:space="preserve"> PAGEREF _Toc238832039 \h </w:instrText>
+          <w:instrText xml:space="preserve"> PAGEREF _Toc239403882 \h </w:instrText>
         </w:r>
         <w:r>
           <w:rPr>
@@ -49794,7 +49988,7 @@
           <w:lang w:val="fr-CG" w:eastAsia="fr-CG"/>
         </w:rPr>
       </w:pPr>
-      <w:hyperlink w:anchor="_Toc238832040" w:history="1">
+      <w:hyperlink w:anchor="_Toc239403883" w:history="1">
         <w:r>
           <w:rPr>
             <w:rStyle w:val="Lienhypertexte"/>
@@ -49821,7 +50015,7 @@
             <w:noProof/>
             <w:webHidden/>
           </w:rPr>
-          <w:instrText xml:space="preserve"> PAGEREF _Toc238832040 \h </w:instrText>
+          <w:instrText xml:space="preserve"> PAGEREF _Toc239403883 \h </w:instrText>
         </w:r>
         <w:r>
           <w:rPr>
@@ -49841,7 +50035,7 @@
             <w:noProof/>
             <w:webHidden/>
           </w:rPr>
-          <w:t>31</w:t>
+          <w:t>32</w:t>
         </w:r>
         <w:r>
           <w:rPr>
@@ -49865,7 +50059,7 @@
           <w:lang w:val="fr-CG" w:eastAsia="fr-CG"/>
         </w:rPr>
       </w:pPr>
-      <w:hyperlink w:anchor="_Toc238832041" w:history="1">
+      <w:hyperlink w:anchor="_Toc239403884" w:history="1">
         <w:r>
           <w:rPr>
             <w:rStyle w:val="Lienhypertexte"/>
@@ -49892,7 +50086,7 @@
             <w:noProof/>
             <w:webHidden/>
           </w:rPr>
-          <w:instrText xml:space="preserve"> PAGEREF _Toc238832041 \h </w:instrText>
+          <w:instrText xml:space="preserve"> PAGEREF _Toc239403884 \h </w:instrText>
         </w:r>
         <w:r>
           <w:rPr>
@@ -49912,7 +50106,7 @@
             <w:noProof/>
             <w:webHidden/>
           </w:rPr>
-          <w:t>31</w:t>
+          <w:t>32</w:t>
         </w:r>
         <w:r>
           <w:rPr>
@@ -49936,7 +50130,7 @@
           <w:lang w:val="fr-CG" w:eastAsia="fr-CG"/>
         </w:rPr>
       </w:pPr>
-      <w:hyperlink w:anchor="_Toc238832042" w:history="1">
+      <w:hyperlink w:anchor="_Toc239403885" w:history="1">
         <w:r>
           <w:rPr>
             <w:rStyle w:val="Lienhypertexte"/>
@@ -49963,7 +50157,7 @@
             <w:noProof/>
             <w:webHidden/>
           </w:rPr>
-          <w:instrText xml:space="preserve"> PAGEREF _Toc238832042 \h </w:instrText>
+          <w:instrText xml:space="preserve"> PAGEREF _Toc239403885 \h </w:instrText>
         </w:r>
         <w:r>
           <w:rPr>
@@ -49983,7 +50177,7 @@
             <w:noProof/>
             <w:webHidden/>
           </w:rPr>
-          <w:t>32</w:t>
+          <w:t>33</w:t>
         </w:r>
         <w:r>
           <w:rPr>
@@ -50007,7 +50201,7 @@
           <w:lang w:val="fr-CG" w:eastAsia="fr-CG"/>
         </w:rPr>
       </w:pPr>
-      <w:hyperlink w:anchor="_Toc238832043" w:history="1">
+      <w:hyperlink w:anchor="_Toc239403886" w:history="1">
         <w:r>
           <w:rPr>
             <w:rStyle w:val="Lienhypertexte"/>
@@ -50034,7 +50228,7 @@
             <w:noProof/>
             <w:webHidden/>
           </w:rPr>
-          <w:instrText xml:space="preserve"> PAGEREF _Toc238832043 \h </w:instrText>
+          <w:instrText xml:space="preserve"> PAGEREF _Toc239403886 \h </w:instrText>
         </w:r>
         <w:r>
           <w:rPr>
@@ -50054,7 +50248,7 @@
             <w:noProof/>
             <w:webHidden/>
           </w:rPr>
-          <w:t>33</w:t>
+          <w:t>34</w:t>
         </w:r>
         <w:r>
           <w:rPr>
@@ -50078,7 +50272,7 @@
           <w:lang w:val="fr-CG" w:eastAsia="fr-CG"/>
         </w:rPr>
       </w:pPr>
-      <w:hyperlink w:anchor="_Toc238832044" w:history="1">
+      <w:hyperlink w:anchor="_Toc239403887" w:history="1">
         <w:r>
           <w:rPr>
             <w:rStyle w:val="Lienhypertexte"/>
@@ -50105,7 +50299,7 @@
             <w:noProof/>
             <w:webHidden/>
           </w:rPr>
-          <w:instrText xml:space="preserve"> PAGEREF _Toc238832044 \h </w:instrText>
+          <w:instrText xml:space="preserve"> PAGEREF _Toc239403887 \h </w:instrText>
         </w:r>
         <w:r>
           <w:rPr>
@@ -50125,7 +50319,7 @@
             <w:noProof/>
             <w:webHidden/>
           </w:rPr>
-          <w:t>34</w:t>
+          <w:t>35</w:t>
         </w:r>
         <w:r>
           <w:rPr>
@@ -50149,7 +50343,7 @@
           <w:lang w:val="fr-CG" w:eastAsia="fr-CG"/>
         </w:rPr>
       </w:pPr>
-      <w:hyperlink w:anchor="_Toc238832045" w:history="1">
+      <w:hyperlink w:anchor="_Toc239403888" w:history="1">
         <w:r>
           <w:rPr>
             <w:rStyle w:val="Lienhypertexte"/>
@@ -50176,7 +50370,7 @@
             <w:noProof/>
             <w:webHidden/>
           </w:rPr>
-          <w:instrText xml:space="preserve"> PAGEREF _Toc238832045 \h </w:instrText>
+          <w:instrText xml:space="preserve"> PAGEREF _Toc239403888 \h </w:instrText>
         </w:r>
         <w:r>
           <w:rPr>
@@ -50196,7 +50390,7 @@
             <w:noProof/>
             <w:webHidden/>
           </w:rPr>
-          <w:t>34</w:t>
+          <w:t>35</w:t>
         </w:r>
         <w:r>
           <w:rPr>
@@ -50220,7 +50414,7 @@
           <w:lang w:val="fr-CG" w:eastAsia="fr-CG"/>
         </w:rPr>
       </w:pPr>
-      <w:hyperlink w:anchor="_Toc238832046" w:history="1">
+      <w:hyperlink w:anchor="_Toc239403889" w:history="1">
         <w:r>
           <w:rPr>
             <w:rStyle w:val="Lienhypertexte"/>
@@ -50247,7 +50441,7 @@
             <w:noProof/>
             <w:webHidden/>
           </w:rPr>
-          <w:instrText xml:space="preserve"> PAGEREF _Toc238832046 \h </w:instrText>
+          <w:instrText xml:space="preserve"> PAGEREF _Toc239403889 \h </w:instrText>
         </w:r>
         <w:r>
           <w:rPr>
@@ -50267,7 +50461,7 @@
             <w:noProof/>
             <w:webHidden/>
           </w:rPr>
-          <w:t>35</w:t>
+          <w:t>36</w:t>
         </w:r>
         <w:r>
           <w:rPr>
@@ -50291,7 +50485,7 @@
           <w:lang w:val="fr-CG" w:eastAsia="fr-CG"/>
         </w:rPr>
       </w:pPr>
-      <w:hyperlink w:anchor="_Toc238832047" w:history="1">
+      <w:hyperlink w:anchor="_Toc239403890" w:history="1">
         <w:r>
           <w:rPr>
             <w:rStyle w:val="Lienhypertexte"/>
@@ -50318,7 +50512,7 @@
             <w:noProof/>
             <w:webHidden/>
           </w:rPr>
-          <w:instrText xml:space="preserve"> PAGEREF _Toc238832047 \h </w:instrText>
+          <w:instrText xml:space="preserve"> PAGEREF _Toc239403890 \h </w:instrText>
         </w:r>
         <w:r>
           <w:rPr>
@@ -50338,7 +50532,7 @@
             <w:noProof/>
             <w:webHidden/>
           </w:rPr>
-          <w:t>35</w:t>
+          <w:t>36</w:t>
         </w:r>
         <w:r>
           <w:rPr>
@@ -50362,7 +50556,7 @@
           <w:lang w:val="fr-CG" w:eastAsia="fr-CG"/>
         </w:rPr>
       </w:pPr>
-      <w:hyperlink w:anchor="_Toc238832048" w:history="1">
+      <w:hyperlink w:anchor="_Toc239403891" w:history="1">
         <w:r>
           <w:rPr>
             <w:rStyle w:val="Lienhypertexte"/>
@@ -50389,7 +50583,7 @@
             <w:noProof/>
             <w:webHidden/>
           </w:rPr>
-          <w:instrText xml:space="preserve"> PAGEREF _Toc238832048 \h </w:instrText>
+          <w:instrText xml:space="preserve"> PAGEREF _Toc239403891 \h </w:instrText>
         </w:r>
         <w:r>
           <w:rPr>
@@ -50409,7 +50603,7 @@
             <w:noProof/>
             <w:webHidden/>
           </w:rPr>
-          <w:t>35</w:t>
+          <w:t>36</w:t>
         </w:r>
         <w:r>
           <w:rPr>
@@ -50433,7 +50627,7 @@
           <w:lang w:val="fr-CG" w:eastAsia="fr-CG"/>
         </w:rPr>
       </w:pPr>
-      <w:hyperlink w:anchor="_Toc238832049" w:history="1">
+      <w:hyperlink w:anchor="_Toc239403892" w:history="1">
         <w:r>
           <w:rPr>
             <w:rStyle w:val="Lienhypertexte"/>
@@ -50460,7 +50654,7 @@
             <w:noProof/>
             <w:webHidden/>
           </w:rPr>
-          <w:instrText xml:space="preserve"> PAGEREF _Toc238832049 \h </w:instrText>
+          <w:instrText xml:space="preserve"> PAGEREF _Toc239403892 \h </w:instrText>
         </w:r>
         <w:r>
           <w:rPr>
@@ -50480,7 +50674,7 @@
             <w:noProof/>
             <w:webHidden/>
           </w:rPr>
-          <w:t>36</w:t>
+          <w:t>37</w:t>
         </w:r>
         <w:r>
           <w:rPr>
@@ -50504,7 +50698,7 @@
           <w:lang w:val="fr-CG" w:eastAsia="fr-CG"/>
         </w:rPr>
       </w:pPr>
-      <w:hyperlink w:anchor="_Toc238832050" w:history="1">
+      <w:hyperlink w:anchor="_Toc239403893" w:history="1">
         <w:r>
           <w:rPr>
             <w:rStyle w:val="Lienhypertexte"/>
@@ -50531,7 +50725,7 @@
             <w:noProof/>
             <w:webHidden/>
           </w:rPr>
-          <w:instrText xml:space="preserve"> PAGEREF _Toc238832050 \h </w:instrText>
+          <w:instrText xml:space="preserve"> PAGEREF _Toc239403893 \h </w:instrText>
         </w:r>
         <w:r>
           <w:rPr>
@@ -50551,7 +50745,7 @@
             <w:noProof/>
             <w:webHidden/>
           </w:rPr>
-          <w:t>37</w:t>
+          <w:t>38</w:t>
         </w:r>
         <w:r>
           <w:rPr>
@@ -50575,7 +50769,7 @@
           <w:lang w:val="fr-CG" w:eastAsia="fr-CG"/>
         </w:rPr>
       </w:pPr>
-      <w:hyperlink w:anchor="_Toc238832051" w:history="1">
+      <w:hyperlink w:anchor="_Toc239403894" w:history="1">
         <w:r>
           <w:rPr>
             <w:rStyle w:val="Lienhypertexte"/>
@@ -50602,7 +50796,7 @@
             <w:noProof/>
             <w:webHidden/>
           </w:rPr>
-          <w:instrText xml:space="preserve"> PAGEREF _Toc238832051 \h </w:instrText>
+          <w:instrText xml:space="preserve"> PAGEREF _Toc239403894 \h </w:instrText>
         </w:r>
         <w:r>
           <w:rPr>
@@ -50622,7 +50816,7 @@
             <w:noProof/>
             <w:webHidden/>
           </w:rPr>
-          <w:t>38</w:t>
+          <w:t>39</w:t>
         </w:r>
         <w:r>
           <w:rPr>
@@ -50646,7 +50840,7 @@
           <w:lang w:val="fr-CG" w:eastAsia="fr-CG"/>
         </w:rPr>
       </w:pPr>
-      <w:hyperlink w:anchor="_Toc238832052" w:history="1">
+      <w:hyperlink w:anchor="_Toc239403895" w:history="1">
         <w:r>
           <w:rPr>
             <w:rStyle w:val="Lienhypertexte"/>
@@ -50673,7 +50867,7 @@
             <w:noProof/>
             <w:webHidden/>
           </w:rPr>
-          <w:instrText xml:space="preserve"> PAGEREF _Toc238832052 \h </w:instrText>
+          <w:instrText xml:space="preserve"> PAGEREF _Toc239403895 \h </w:instrText>
         </w:r>
         <w:r>
           <w:rPr>
@@ -50693,7 +50887,7 @@
             <w:noProof/>
             <w:webHidden/>
           </w:rPr>
-          <w:t>38</w:t>
+          <w:t>39</w:t>
         </w:r>
         <w:r>
           <w:rPr>
@@ -50717,7 +50911,7 @@
           <w:lang w:val="fr-CG" w:eastAsia="fr-CG"/>
         </w:rPr>
       </w:pPr>
-      <w:hyperlink w:anchor="_Toc238832053" w:history="1">
+      <w:hyperlink w:anchor="_Toc239403896" w:history="1">
         <w:r>
           <w:rPr>
             <w:rStyle w:val="Lienhypertexte"/>
@@ -50744,7 +50938,7 @@
             <w:noProof/>
             <w:webHidden/>
           </w:rPr>
-          <w:instrText xml:space="preserve"> PAGEREF _Toc238832053 \h </w:instrText>
+          <w:instrText xml:space="preserve"> PAGEREF _Toc239403896 \h </w:instrText>
         </w:r>
         <w:r>
           <w:rPr>
@@ -50764,7 +50958,7 @@
             <w:noProof/>
             <w:webHidden/>
           </w:rPr>
-          <w:t>38</w:t>
+          <w:t>39</w:t>
         </w:r>
         <w:r>
           <w:rPr>
@@ -50788,7 +50982,7 @@
           <w:lang w:val="fr-CG" w:eastAsia="fr-CG"/>
         </w:rPr>
       </w:pPr>
-      <w:hyperlink w:anchor="_Toc238832054" w:history="1">
+      <w:hyperlink w:anchor="_Toc239403897" w:history="1">
         <w:r>
           <w:rPr>
             <w:rStyle w:val="Lienhypertexte"/>
@@ -50815,7 +51009,7 @@
             <w:noProof/>
             <w:webHidden/>
           </w:rPr>
-          <w:instrText xml:space="preserve"> PAGEREF _Toc238832054 \h </w:instrText>
+          <w:instrText xml:space="preserve"> PAGEREF _Toc239403897 \h </w:instrText>
         </w:r>
         <w:r>
           <w:rPr>
@@ -50835,7 +51029,7 @@
             <w:noProof/>
             <w:webHidden/>
           </w:rPr>
-          <w:t>40</w:t>
+          <w:t>41</w:t>
         </w:r>
         <w:r>
           <w:rPr>
@@ -50859,7 +51053,7 @@
           <w:lang w:val="fr-CG" w:eastAsia="fr-CG"/>
         </w:rPr>
       </w:pPr>
-      <w:hyperlink w:anchor="_Toc238832055" w:history="1">
+      <w:hyperlink w:anchor="_Toc239403898" w:history="1">
         <w:r>
           <w:rPr>
             <w:rStyle w:val="Lienhypertexte"/>
@@ -50886,7 +51080,7 @@
             <w:noProof/>
             <w:webHidden/>
           </w:rPr>
-          <w:instrText xml:space="preserve"> PAGEREF _Toc238832055 \h </w:instrText>
+          <w:instrText xml:space="preserve"> PAGEREF _Toc239403898 \h </w:instrText>
         </w:r>
         <w:r>
           <w:rPr>
@@ -50906,7 +51100,7 @@
             <w:noProof/>
             <w:webHidden/>
           </w:rPr>
-          <w:t>40</w:t>
+          <w:t>41</w:t>
         </w:r>
         <w:r>
           <w:rPr>
@@ -50930,7 +51124,7 @@
           <w:lang w:val="fr-CG" w:eastAsia="fr-CG"/>
         </w:rPr>
       </w:pPr>
-      <w:hyperlink w:anchor="_Toc238832056" w:history="1">
+      <w:hyperlink w:anchor="_Toc239403899" w:history="1">
         <w:r>
           <w:rPr>
             <w:rStyle w:val="Lienhypertexte"/>
@@ -50957,7 +51151,7 @@
             <w:noProof/>
             <w:webHidden/>
           </w:rPr>
-          <w:instrText xml:space="preserve"> PAGEREF _Toc238832056 \h </w:instrText>
+          <w:instrText xml:space="preserve"> PAGEREF _Toc239403899 \h </w:instrText>
         </w:r>
         <w:r>
           <w:rPr>
@@ -50977,7 +51171,7 @@
             <w:noProof/>
             <w:webHidden/>
           </w:rPr>
-          <w:t>40</w:t>
+          <w:t>41</w:t>
         </w:r>
         <w:r>
           <w:rPr>
@@ -51001,7 +51195,7 @@
           <w:lang w:val="fr-CG" w:eastAsia="fr-CG"/>
         </w:rPr>
       </w:pPr>
-      <w:hyperlink w:anchor="_Toc238832057" w:history="1">
+      <w:hyperlink w:anchor="_Toc239403900" w:history="1">
         <w:r>
           <w:rPr>
             <w:rStyle w:val="Lienhypertexte"/>
@@ -51028,7 +51222,7 @@
             <w:noProof/>
             <w:webHidden/>
           </w:rPr>
-          <w:instrText xml:space="preserve"> PAGEREF _Toc238832057 \h </w:instrText>
+          <w:instrText xml:space="preserve"> PAGEREF _Toc239403900 \h </w:instrText>
         </w:r>
         <w:r>
           <w:rPr>
@@ -51048,7 +51242,7 @@
             <w:noProof/>
             <w:webHidden/>
           </w:rPr>
-          <w:t>47</w:t>
+          <w:t>48</w:t>
         </w:r>
         <w:r>
           <w:rPr>
@@ -51072,7 +51266,7 @@
           <w:lang w:val="fr-CG" w:eastAsia="fr-CG"/>
         </w:rPr>
       </w:pPr>
-      <w:hyperlink w:anchor="_Toc238832058" w:history="1">
+      <w:hyperlink w:anchor="_Toc239403901" w:history="1">
         <w:r>
           <w:rPr>
             <w:rStyle w:val="Lienhypertexte"/>
@@ -51099,7 +51293,7 @@
             <w:noProof/>
             <w:webHidden/>
           </w:rPr>
-          <w:instrText xml:space="preserve"> PAGEREF _Toc238832058 \h </w:instrText>
+          <w:instrText xml:space="preserve"> PAGEREF _Toc239403901 \h </w:instrText>
         </w:r>
         <w:r>
           <w:rPr>
@@ -51119,7 +51313,7 @@
             <w:noProof/>
             <w:webHidden/>
           </w:rPr>
-          <w:t>48</w:t>
+          <w:t>49</w:t>
         </w:r>
         <w:r>
           <w:rPr>
@@ -51143,7 +51337,7 @@
           <w:lang w:val="fr-CG" w:eastAsia="fr-CG"/>
         </w:rPr>
       </w:pPr>
-      <w:hyperlink w:anchor="_Toc238832059" w:history="1">
+      <w:hyperlink w:anchor="_Toc239403902" w:history="1">
         <w:r>
           <w:rPr>
             <w:rStyle w:val="Lienhypertexte"/>
@@ -51170,7 +51364,7 @@
             <w:noProof/>
             <w:webHidden/>
           </w:rPr>
-          <w:instrText xml:space="preserve"> PAGEREF _Toc238832059 \h </w:instrText>
+          <w:instrText xml:space="preserve"> PAGEREF _Toc239403902 \h </w:instrText>
         </w:r>
         <w:r>
           <w:rPr>
@@ -51190,7 +51384,7 @@
             <w:noProof/>
             <w:webHidden/>
           </w:rPr>
-          <w:t>48</w:t>
+          <w:t>49</w:t>
         </w:r>
         <w:r>
           <w:rPr>
@@ -51214,7 +51408,7 @@
           <w:lang w:val="fr-CG" w:eastAsia="fr-CG"/>
         </w:rPr>
       </w:pPr>
-      <w:hyperlink w:anchor="_Toc238832060" w:history="1">
+      <w:hyperlink w:anchor="_Toc239403903" w:history="1">
         <w:r>
           <w:rPr>
             <w:rStyle w:val="Lienhypertexte"/>
@@ -51241,7 +51435,7 @@
             <w:noProof/>
             <w:webHidden/>
           </w:rPr>
-          <w:instrText xml:space="preserve"> PAGEREF _Toc238832060 \h </w:instrText>
+          <w:instrText xml:space="preserve"> PAGEREF _Toc239403903 \h </w:instrText>
         </w:r>
         <w:r>
           <w:rPr>
@@ -51261,7 +51455,7 @@
             <w:noProof/>
             <w:webHidden/>
           </w:rPr>
-          <w:t>49</w:t>
+          <w:t>50</w:t>
         </w:r>
         <w:r>
           <w:rPr>
@@ -51285,7 +51479,7 @@
           <w:lang w:val="fr-CG" w:eastAsia="fr-CG"/>
         </w:rPr>
       </w:pPr>
-      <w:hyperlink w:anchor="_Toc238832061" w:history="1">
+      <w:hyperlink w:anchor="_Toc239403904" w:history="1">
         <w:r>
           <w:rPr>
             <w:rStyle w:val="Lienhypertexte"/>
@@ -51312,7 +51506,7 @@
             <w:noProof/>
             <w:webHidden/>
           </w:rPr>
-          <w:instrText xml:space="preserve"> PAGEREF _Toc238832061 \h </w:instrText>
+          <w:instrText xml:space="preserve"> PAGEREF _Toc239403904 \h </w:instrText>
         </w:r>
         <w:r>
           <w:rPr>
@@ -51332,7 +51526,7 @@
             <w:noProof/>
             <w:webHidden/>
           </w:rPr>
-          <w:t>50</w:t>
+          <w:t>51</w:t>
         </w:r>
         <w:r>
           <w:rPr>
@@ -51356,7 +51550,7 @@
           <w:lang w:val="fr-CG" w:eastAsia="fr-CG"/>
         </w:rPr>
       </w:pPr>
-      <w:hyperlink w:anchor="_Toc238832062" w:history="1">
+      <w:hyperlink w:anchor="_Toc239403905" w:history="1">
         <w:r>
           <w:rPr>
             <w:rStyle w:val="Lienhypertexte"/>
@@ -51383,7 +51577,7 @@
             <w:noProof/>
             <w:webHidden/>
           </w:rPr>
-          <w:instrText xml:space="preserve"> PAGEREF _Toc238832062 \h </w:instrText>
+          <w:instrText xml:space="preserve"> PAGEREF _Toc239403905 \h </w:instrText>
         </w:r>
         <w:r>
           <w:rPr>
@@ -51403,7 +51597,7 @@
             <w:noProof/>
             <w:webHidden/>
           </w:rPr>
-          <w:t>50</w:t>
+          <w:t>52</w:t>
         </w:r>
         <w:r>
           <w:rPr>
@@ -51427,7 +51621,7 @@
           <w:lang w:val="fr-CG" w:eastAsia="fr-CG"/>
         </w:rPr>
       </w:pPr>
-      <w:hyperlink w:anchor="_Toc238832063" w:history="1">
+      <w:hyperlink w:anchor="_Toc239403906" w:history="1">
         <w:r>
           <w:rPr>
             <w:rStyle w:val="Lienhypertexte"/>
@@ -51454,7 +51648,7 @@
             <w:noProof/>
             <w:webHidden/>
           </w:rPr>
-          <w:instrText xml:space="preserve"> PAGEREF _Toc238832063 \h </w:instrText>
+          <w:instrText xml:space="preserve"> PAGEREF _Toc239403906 \h </w:instrText>
         </w:r>
         <w:r>
           <w:rPr>
@@ -51474,7 +51668,7 @@
             <w:noProof/>
             <w:webHidden/>
           </w:rPr>
-          <w:t>54</w:t>
+          <w:t>55</w:t>
         </w:r>
         <w:r>
           <w:rPr>
@@ -51498,7 +51692,7 @@
           <w:lang w:val="fr-CG" w:eastAsia="fr-CG"/>
         </w:rPr>
       </w:pPr>
-      <w:hyperlink w:anchor="_Toc238832064" w:history="1">
+      <w:hyperlink w:anchor="_Toc239403907" w:history="1">
         <w:r>
           <w:rPr>
             <w:rStyle w:val="Lienhypertexte"/>
@@ -51525,7 +51719,7 @@
             <w:noProof/>
             <w:webHidden/>
           </w:rPr>
-          <w:instrText xml:space="preserve"> PAGEREF _Toc238832064 \h </w:instrText>
+          <w:instrText xml:space="preserve"> PAGEREF _Toc239403907 \h </w:instrText>
         </w:r>
         <w:r>
           <w:rPr>
@@ -51545,7 +51739,7 @@
             <w:noProof/>
             <w:webHidden/>
           </w:rPr>
-          <w:t>55</w:t>
+          <w:t>56</w:t>
         </w:r>
         <w:r>
           <w:rPr>
@@ -51569,7 +51763,7 @@
           <w:lang w:val="fr-CG" w:eastAsia="fr-CG"/>
         </w:rPr>
       </w:pPr>
-      <w:hyperlink w:anchor="_Toc238832065" w:history="1">
+      <w:hyperlink w:anchor="_Toc239403908" w:history="1">
         <w:r>
           <w:rPr>
             <w:rStyle w:val="Lienhypertexte"/>
@@ -51596,7 +51790,7 @@
             <w:noProof/>
             <w:webHidden/>
           </w:rPr>
-          <w:instrText xml:space="preserve"> PAGEREF _Toc238832065 \h </w:instrText>
+          <w:instrText xml:space="preserve"> PAGEREF _Toc239403908 \h </w:instrText>
         </w:r>
         <w:r>
           <w:rPr>
@@ -51616,7 +51810,7 @@
             <w:noProof/>
             <w:webHidden/>
           </w:rPr>
-          <w:t>55</w:t>
+          <w:t>56</w:t>
         </w:r>
         <w:r>
           <w:rPr>
@@ -51640,7 +51834,7 @@
           <w:lang w:val="fr-CG" w:eastAsia="fr-CG"/>
         </w:rPr>
       </w:pPr>
-      <w:hyperlink w:anchor="_Toc238832066" w:history="1">
+      <w:hyperlink w:anchor="_Toc239403909" w:history="1">
         <w:r>
           <w:rPr>
             <w:rStyle w:val="Lienhypertexte"/>
@@ -51667,7 +51861,7 @@
             <w:noProof/>
             <w:webHidden/>
           </w:rPr>
-          <w:instrText xml:space="preserve"> PAGEREF _Toc238832066 \h </w:instrText>
+          <w:instrText xml:space="preserve"> PAGEREF _Toc239403909 \h </w:instrText>
         </w:r>
         <w:r>
           <w:rPr>
@@ -51687,7 +51881,7 @@
             <w:noProof/>
             <w:webHidden/>
           </w:rPr>
-          <w:t>56</w:t>
+          <w:t>57</w:t>
         </w:r>
         <w:r>
           <w:rPr>
@@ -51711,7 +51905,7 @@
           <w:lang w:val="fr-CG" w:eastAsia="fr-CG"/>
         </w:rPr>
       </w:pPr>
-      <w:hyperlink w:anchor="_Toc238832067" w:history="1">
+      <w:hyperlink w:anchor="_Toc239403910" w:history="1">
         <w:r>
           <w:rPr>
             <w:rStyle w:val="Lienhypertexte"/>
@@ -51738,7 +51932,7 @@
             <w:noProof/>
             <w:webHidden/>
           </w:rPr>
-          <w:instrText xml:space="preserve"> PAGEREF _Toc238832067 \h </w:instrText>
+          <w:instrText xml:space="preserve"> PAGEREF _Toc239403910 \h </w:instrText>
         </w:r>
         <w:r>
           <w:rPr>
@@ -51758,7 +51952,7 @@
             <w:noProof/>
             <w:webHidden/>
           </w:rPr>
-          <w:t>57</w:t>
+          <w:t>58</w:t>
         </w:r>
         <w:r>
           <w:rPr>
@@ -51782,7 +51976,7 @@
           <w:lang w:val="fr-CG" w:eastAsia="fr-CG"/>
         </w:rPr>
       </w:pPr>
-      <w:hyperlink w:anchor="_Toc238832068" w:history="1">
+      <w:hyperlink w:anchor="_Toc239403911" w:history="1">
         <w:r>
           <w:rPr>
             <w:rStyle w:val="Lienhypertexte"/>
@@ -51809,7 +52003,7 @@
             <w:noProof/>
             <w:webHidden/>
           </w:rPr>
-          <w:instrText xml:space="preserve"> PAGEREF _Toc238832068 \h </w:instrText>
+          <w:instrText xml:space="preserve"> PAGEREF _Toc239403911 \h </w:instrText>
         </w:r>
         <w:r>
           <w:rPr>
@@ -51829,7 +52023,7 @@
             <w:noProof/>
             <w:webHidden/>
           </w:rPr>
-          <w:t>63</w:t>
+          <w:t>64</w:t>
         </w:r>
         <w:r>
           <w:rPr>
@@ -51853,7 +52047,7 @@
           <w:lang w:val="fr-CG" w:eastAsia="fr-CG"/>
         </w:rPr>
       </w:pPr>
-      <w:hyperlink w:anchor="_Toc238832069" w:history="1">
+      <w:hyperlink w:anchor="_Toc239403912" w:history="1">
         <w:r>
           <w:rPr>
             <w:rStyle w:val="Lienhypertexte"/>
@@ -51880,7 +52074,7 @@
             <w:noProof/>
             <w:webHidden/>
           </w:rPr>
-          <w:instrText xml:space="preserve"> PAGEREF _Toc238832069 \h </w:instrText>
+          <w:instrText xml:space="preserve"> PAGEREF _Toc239403912 \h </w:instrText>
         </w:r>
         <w:r>
           <w:rPr>
@@ -51900,7 +52094,7 @@
             <w:noProof/>
             <w:webHidden/>
           </w:rPr>
-          <w:t>64</w:t>
+          <w:t>66</w:t>
         </w:r>
         <w:r>
           <w:rPr>
@@ -51924,7 +52118,7 @@
           <w:lang w:val="fr-CG" w:eastAsia="fr-CG"/>
         </w:rPr>
       </w:pPr>
-      <w:hyperlink w:anchor="_Toc238832070" w:history="1">
+      <w:hyperlink w:anchor="_Toc239403913" w:history="1">
         <w:r>
           <w:rPr>
             <w:rStyle w:val="Lienhypertexte"/>
@@ -51951,7 +52145,7 @@
             <w:noProof/>
             <w:webHidden/>
           </w:rPr>
-          <w:instrText xml:space="preserve"> PAGEREF _Toc238832070 \h </w:instrText>
+          <w:instrText xml:space="preserve"> PAGEREF _Toc239403913 \h </w:instrText>
         </w:r>
         <w:r>
           <w:rPr>
@@ -51971,7 +52165,7 @@
             <w:noProof/>
             <w:webHidden/>
           </w:rPr>
-          <w:t>69</w:t>
+          <w:t>70</w:t>
         </w:r>
         <w:r>
           <w:rPr>
@@ -51995,7 +52189,7 @@
           <w:lang w:val="fr-CG" w:eastAsia="fr-CG"/>
         </w:rPr>
       </w:pPr>
-      <w:hyperlink w:anchor="_Toc238832071" w:history="1">
+      <w:hyperlink w:anchor="_Toc239403914" w:history="1">
         <w:r>
           <w:rPr>
             <w:rStyle w:val="Lienhypertexte"/>
@@ -52022,7 +52216,7 @@
             <w:noProof/>
             <w:webHidden/>
           </w:rPr>
-          <w:instrText xml:space="preserve"> PAGEREF _Toc238832071 \h </w:instrText>
+          <w:instrText xml:space="preserve"> PAGEREF _Toc239403914 \h </w:instrText>
         </w:r>
         <w:r>
           <w:rPr>
@@ -52042,7 +52236,7 @@
             <w:noProof/>
             <w:webHidden/>
           </w:rPr>
-          <w:t>70</w:t>
+          <w:t>71</w:t>
         </w:r>
         <w:r>
           <w:rPr>
@@ -52066,7 +52260,7 @@
           <w:lang w:val="fr-CG" w:eastAsia="fr-CG"/>
         </w:rPr>
       </w:pPr>
-      <w:hyperlink w:anchor="_Toc238832072" w:history="1">
+      <w:hyperlink w:anchor="_Toc239403915" w:history="1">
         <w:r>
           <w:rPr>
             <w:rStyle w:val="Lienhypertexte"/>
@@ -52093,7 +52287,7 @@
             <w:noProof/>
             <w:webHidden/>
           </w:rPr>
-          <w:instrText xml:space="preserve"> PAGEREF _Toc238832072 \h </w:instrText>
+          <w:instrText xml:space="preserve"> PAGEREF _Toc239403915 \h </w:instrText>
         </w:r>
         <w:r>
           <w:rPr>
@@ -52113,7 +52307,7 @@
             <w:noProof/>
             <w:webHidden/>
           </w:rPr>
-          <w:t>70</w:t>
+          <w:t>71</w:t>
         </w:r>
         <w:r>
           <w:rPr>
@@ -52137,7 +52331,7 @@
           <w:lang w:val="fr-CG" w:eastAsia="fr-CG"/>
         </w:rPr>
       </w:pPr>
-      <w:hyperlink w:anchor="_Toc238832073" w:history="1">
+      <w:hyperlink w:anchor="_Toc239403916" w:history="1">
         <w:r>
           <w:rPr>
             <w:rStyle w:val="Lienhypertexte"/>
@@ -52164,7 +52358,7 @@
             <w:noProof/>
             <w:webHidden/>
           </w:rPr>
-          <w:instrText xml:space="preserve"> PAGEREF _Toc238832073 \h </w:instrText>
+          <w:instrText xml:space="preserve"> PAGEREF _Toc239403916 \h </w:instrText>
         </w:r>
         <w:r>
           <w:rPr>
@@ -52184,7 +52378,7 @@
             <w:noProof/>
             <w:webHidden/>
           </w:rPr>
-          <w:t>71</w:t>
+          <w:t>72</w:t>
         </w:r>
         <w:r>
           <w:rPr>
@@ -52208,7 +52402,7 @@
           <w:lang w:val="fr-CG" w:eastAsia="fr-CG"/>
         </w:rPr>
       </w:pPr>
-      <w:hyperlink w:anchor="_Toc238832074" w:history="1">
+      <w:hyperlink w:anchor="_Toc239403917" w:history="1">
         <w:r>
           <w:rPr>
             <w:rStyle w:val="Lienhypertexte"/>
@@ -52235,7 +52429,7 @@
             <w:noProof/>
             <w:webHidden/>
           </w:rPr>
-          <w:instrText xml:space="preserve"> PAGEREF _Toc238832074 \h </w:instrText>
+          <w:instrText xml:space="preserve"> PAGEREF _Toc239403917 \h </w:instrText>
         </w:r>
         <w:r>
           <w:rPr>
@@ -52255,7 +52449,7 @@
             <w:noProof/>
             <w:webHidden/>
           </w:rPr>
-          <w:t>77</w:t>
+          <w:t>78</w:t>
         </w:r>
         <w:r>
           <w:rPr>
@@ -52279,7 +52473,7 @@
           <w:lang w:val="fr-CG" w:eastAsia="fr-CG"/>
         </w:rPr>
       </w:pPr>
-      <w:hyperlink w:anchor="_Toc238832075" w:history="1">
+      <w:hyperlink w:anchor="_Toc239403918" w:history="1">
         <w:r>
           <w:rPr>
             <w:rStyle w:val="Lienhypertexte"/>
@@ -52306,7 +52500,7 @@
             <w:noProof/>
             <w:webHidden/>
           </w:rPr>
-          <w:instrText xml:space="preserve"> PAGEREF _Toc238832075 \h </w:instrText>
+          <w:instrText xml:space="preserve"> PAGEREF _Toc239403918 \h </w:instrText>
         </w:r>
         <w:r>
           <w:rPr>
@@ -52326,7 +52520,7 @@
             <w:noProof/>
             <w:webHidden/>
           </w:rPr>
-          <w:t>81</w:t>
+          <w:t>82</w:t>
         </w:r>
         <w:r>
           <w:rPr>
@@ -52350,7 +52544,7 @@
           <w:lang w:val="fr-CG" w:eastAsia="fr-CG"/>
         </w:rPr>
       </w:pPr>
-      <w:hyperlink w:anchor="_Toc238832076" w:history="1">
+      <w:hyperlink w:anchor="_Toc239403919" w:history="1">
         <w:r>
           <w:rPr>
             <w:rStyle w:val="Lienhypertexte"/>
@@ -52377,7 +52571,7 @@
             <w:noProof/>
             <w:webHidden/>
           </w:rPr>
-          <w:instrText xml:space="preserve"> PAGEREF _Toc238832076 \h </w:instrText>
+          <w:instrText xml:space="preserve"> PAGEREF _Toc239403919 \h </w:instrText>
         </w:r>
         <w:r>
           <w:rPr>
@@ -52397,7 +52591,7 @@
             <w:noProof/>
             <w:webHidden/>
           </w:rPr>
-          <w:t>82</w:t>
+          <w:t>83</w:t>
         </w:r>
         <w:r>
           <w:rPr>
@@ -52421,7 +52615,7 @@
           <w:lang w:val="fr-CG" w:eastAsia="fr-CG"/>
         </w:rPr>
       </w:pPr>
-      <w:hyperlink w:anchor="_Toc238832077" w:history="1">
+      <w:hyperlink w:anchor="_Toc239403920" w:history="1">
         <w:r>
           <w:rPr>
             <w:rStyle w:val="Lienhypertexte"/>
@@ -52448,7 +52642,7 @@
             <w:noProof/>
             <w:webHidden/>
           </w:rPr>
-          <w:instrText xml:space="preserve"> PAGEREF _Toc238832077 \h </w:instrText>
+          <w:instrText xml:space="preserve"> PAGEREF _Toc239403920 \h </w:instrText>
         </w:r>
         <w:r>
           <w:rPr>
@@ -52468,7 +52662,7 @@
             <w:noProof/>
             <w:webHidden/>
           </w:rPr>
-          <w:t>82</w:t>
+          <w:t>83</w:t>
         </w:r>
         <w:r>
           <w:rPr>
@@ -52492,7 +52686,7 @@
           <w:lang w:val="fr-CG" w:eastAsia="fr-CG"/>
         </w:rPr>
       </w:pPr>
-      <w:hyperlink w:anchor="_Toc238832078" w:history="1">
+      <w:hyperlink w:anchor="_Toc239403921" w:history="1">
         <w:r>
           <w:rPr>
             <w:rStyle w:val="Lienhypertexte"/>
@@ -52519,7 +52713,7 @@
             <w:noProof/>
             <w:webHidden/>
           </w:rPr>
-          <w:instrText xml:space="preserve"> PAGEREF _Toc238832078 \h </w:instrText>
+          <w:instrText xml:space="preserve"> PAGEREF _Toc239403921 \h </w:instrText>
         </w:r>
         <w:r>
           <w:rPr>
@@ -52539,7 +52733,7 @@
             <w:noProof/>
             <w:webHidden/>
           </w:rPr>
-          <w:t>84</w:t>
+          <w:t>85</w:t>
         </w:r>
         <w:r>
           <w:rPr>
@@ -52563,7 +52757,7 @@
           <w:lang w:val="fr-CG" w:eastAsia="fr-CG"/>
         </w:rPr>
       </w:pPr>
-      <w:hyperlink w:anchor="_Toc238832079" w:history="1">
+      <w:hyperlink w:anchor="_Toc239403922" w:history="1">
         <w:r>
           <w:rPr>
             <w:rStyle w:val="Lienhypertexte"/>
@@ -52590,7 +52784,7 @@
             <w:noProof/>
             <w:webHidden/>
           </w:rPr>
-          <w:instrText xml:space="preserve"> PAGEREF _Toc238832079 \h </w:instrText>
+          <w:instrText xml:space="preserve"> PAGEREF _Toc239403922 \h </w:instrText>
         </w:r>
         <w:r>
           <w:rPr>
@@ -52610,7 +52804,7 @@
             <w:noProof/>
             <w:webHidden/>
           </w:rPr>
-          <w:t>85</w:t>
+          <w:t>86</w:t>
         </w:r>
         <w:r>
           <w:rPr>
@@ -52634,7 +52828,7 @@
           <w:lang w:val="fr-CG" w:eastAsia="fr-CG"/>
         </w:rPr>
       </w:pPr>
-      <w:hyperlink w:anchor="_Toc238832080" w:history="1">
+      <w:hyperlink w:anchor="_Toc239403923" w:history="1">
         <w:r>
           <w:rPr>
             <w:rStyle w:val="Lienhypertexte"/>
@@ -52661,7 +52855,7 @@
             <w:noProof/>
             <w:webHidden/>
           </w:rPr>
-          <w:instrText xml:space="preserve"> PAGEREF _Toc238832080 \h </w:instrText>
+          <w:instrText xml:space="preserve"> PAGEREF _Toc239403923 \h </w:instrText>
         </w:r>
         <w:r>
           <w:rPr>
@@ -52705,7 +52899,7 @@
           <w:lang w:val="fr-CG" w:eastAsia="fr-CG"/>
         </w:rPr>
       </w:pPr>
-      <w:hyperlink w:anchor="_Toc238832081" w:history="1">
+      <w:hyperlink w:anchor="_Toc239403924" w:history="1">
         <w:r>
           <w:rPr>
             <w:rStyle w:val="Lienhypertexte"/>
@@ -52732,7 +52926,7 @@
             <w:noProof/>
             <w:webHidden/>
           </w:rPr>
-          <w:instrText xml:space="preserve"> PAGEREF _Toc238832081 \h </w:instrText>
+          <w:instrText xml:space="preserve"> PAGEREF _Toc239403924 \h </w:instrText>
         </w:r>
         <w:r>
           <w:rPr>
@@ -52776,7 +52970,7 @@
           <w:lang w:val="fr-CG" w:eastAsia="fr-CG"/>
         </w:rPr>
       </w:pPr>
-      <w:hyperlink w:anchor="_Toc238832082" w:history="1">
+      <w:hyperlink w:anchor="_Toc239403925" w:history="1">
         <w:r>
           <w:rPr>
             <w:rStyle w:val="Lienhypertexte"/>
@@ -52803,7 +52997,7 @@
             <w:noProof/>
             <w:webHidden/>
           </w:rPr>
-          <w:instrText xml:space="preserve"> PAGEREF _Toc238832082 \h </w:instrText>
+          <w:instrText xml:space="preserve"> PAGEREF _Toc239403925 \h </w:instrText>
         </w:r>
         <w:r>
           <w:rPr>
@@ -52847,7 +53041,7 @@
           <w:lang w:val="fr-CG" w:eastAsia="fr-CG"/>
         </w:rPr>
       </w:pPr>
-      <w:hyperlink w:anchor="_Toc238832083" w:history="1">
+      <w:hyperlink w:anchor="_Toc239403926" w:history="1">
         <w:r>
           <w:rPr>
             <w:rStyle w:val="Lienhypertexte"/>
@@ -52874,7 +53068,7 @@
             <w:noProof/>
             <w:webHidden/>
           </w:rPr>
-          <w:instrText xml:space="preserve"> PAGEREF _Toc238832083 \h </w:instrText>
+          <w:instrText xml:space="preserve"> PAGEREF _Toc239403926 \h </w:instrText>
         </w:r>
         <w:r>
           <w:rPr>
@@ -52918,7 +53112,7 @@
           <w:lang w:val="fr-CG" w:eastAsia="fr-CG"/>
         </w:rPr>
       </w:pPr>
-      <w:hyperlink w:anchor="_Toc238832084" w:history="1">
+      <w:hyperlink w:anchor="_Toc239403927" w:history="1">
         <w:r>
           <w:rPr>
             <w:rStyle w:val="Lienhypertexte"/>
@@ -52945,7 +53139,7 @@
             <w:noProof/>
             <w:webHidden/>
           </w:rPr>
-          <w:instrText xml:space="preserve"> PAGEREF _Toc238832084 \h </w:instrText>
+          <w:instrText xml:space="preserve"> PAGEREF _Toc239403927 \h </w:instrText>
         </w:r>
         <w:r>
           <w:rPr>
@@ -52989,7 +53183,7 @@
           <w:lang w:val="fr-CG" w:eastAsia="fr-CG"/>
         </w:rPr>
       </w:pPr>
-      <w:hyperlink w:anchor="_Toc238832085" w:history="1">
+      <w:hyperlink w:anchor="_Toc239403928" w:history="1">
         <w:r>
           <w:rPr>
             <w:rStyle w:val="Lienhypertexte"/>
@@ -53016,7 +53210,7 @@
             <w:noProof/>
             <w:webHidden/>
           </w:rPr>
-          <w:instrText xml:space="preserve"> PAGEREF _Toc238832085 \h </w:instrText>
+          <w:instrText xml:space="preserve"> PAGEREF _Toc239403928 \h </w:instrText>
         </w:r>
         <w:r>
           <w:rPr>
@@ -53064,8 +53258,8 @@
     <w:p/>
     <w:p/>
     <w:sectPr>
-      <w:headerReference w:type="default" r:id="rId22"/>
-      <w:footerReference w:type="default" r:id="rId23"/>
+      <w:headerReference w:type="default" r:id="rId24"/>
+      <w:footerReference w:type="default" r:id="rId25"/>
       <w:pgSz w:w="11906" w:h="16838" w:code="9"/>
       <w:pgMar w:top="851" w:right="851" w:bottom="851" w:left="1701" w:header="709" w:footer="709" w:gutter="0"/>
       <w:pgNumType w:fmt="upperLetter" w:start="1"/>
@@ -54473,7 +54667,6 @@
   <w:style w:type="character" w:default="1" w:styleId="Policepardfaut">
     <w:name w:val="Default Paragraph Font"/>
     <w:uiPriority w:val="1"/>
-    <w:semiHidden/>
     <w:unhideWhenUsed/>
   </w:style>
   <w:style w:type="table" w:default="1" w:styleId="TableauNormal">
